--- a/RAPOR.docx
+++ b/RAPOR.docx
@@ -2,7 +2,7 @@
 <file path=word/document.xml><?xml version="1.0" encoding="utf-8"?>
 <w:document xmlns:w="http://schemas.openxmlformats.org/wordprocessingml/2006/main" xmlns:m="http://schemas.openxmlformats.org/officeDocument/2006/math" xmlns:r="http://schemas.openxmlformats.org/officeDocument/2006/relationships" xmlns:o="urn:schemas-microsoft-com:office:office" xmlns:v="urn:schemas-microsoft-com:vml" xmlns:w10="urn:schemas-microsoft-com:office:word" xmlns:a="http://schemas.openxmlformats.org/drawingml/2006/main" xmlns:pic="http://schemas.openxmlformats.org/drawingml/2006/picture" xmlns:wp="http://schemas.openxmlformats.org/drawingml/2006/wordprocessingDrawing">
   <w:body>
-    <w:bookmarkStart w:id="68" w:name="X492632d5b3ed3639f54ee1c63c83daff8181d46"/>
+    <w:bookmarkStart w:id="74" w:name="X492632d5b3ed3639f54ee1c63c83daff8181d46"/>
     <w:p>
       <w:pPr>
         <w:pStyle w:val="Heading1"/>
@@ -286,6 +286,30 @@
               <w:pStyle w:val="Compact"/>
             </w:pPr>
             <w:r>
+              <w:t xml:space="preserve">Kuvvet ve moment</w:t>
+            </w:r>
+          </w:p>
+        </w:tc>
+        <w:tc>
+          <w:tcPr/>
+          <w:p>
+            <w:pPr>
+              <w:pStyle w:val="Compact"/>
+            </w:pPr>
+            <w:r>
+              <w:t xml:space="preserve">Yelken itkisi, yan kuvvet, gövde direnci, dümen kuvveti (N); dümen ve yelken momentleri (N·m), Bölüm 3.1</w:t>
+            </w:r>
+          </w:p>
+        </w:tc>
+      </w:tr>
+      <w:tr>
+        <w:tc>
+          <w:tcPr/>
+          <w:p>
+            <w:pPr>
+              <w:pStyle w:val="Compact"/>
+            </w:pPr>
+            <w:r>
               <w:t xml:space="preserve">Hedefe navigasyon</w:t>
             </w:r>
           </w:p>
@@ -349,7 +373,7 @@
                 <w:b/>
                 <w:bCs/>
               </w:rPr>
-              <w:t xml:space="preserve">93 / 93 geçti</w:t>
+              <w:t xml:space="preserve">102 / 102 geçti</w:t>
             </w:r>
             <w:r>
               <w:t xml:space="preserve"> </w:t>
@@ -364,7 +388,7 @@
               <w:t xml:space="preserve">pytest</w:t>
             </w:r>
             <w:r>
-              <w:t xml:space="preserve">: model 40 + navigasyon 53)</w:t>
+              <w:t xml:space="preserve">: model 49 + navigasyon 53)</w:t>
             </w:r>
           </w:p>
         </w:tc>
@@ -1524,7 +1548,7 @@
       </w:r>
     </w:p>
     <w:bookmarkEnd w:id="10"/>
-    <w:bookmarkStart w:id="26" w:name="X68d6ecec5ca5b03c6cc44e457406994aaed0454"/>
+    <w:bookmarkStart w:id="32" w:name="X68d6ecec5ca5b03c6cc44e457406994aaed0454"/>
     <w:p>
       <w:pPr>
         <w:pStyle w:val="Heading2"/>
@@ -4754,6 +4778,18 @@
         <w:t xml:space="preserve">) artar — her iki durumda da tekne rüzgara döner.</w:t>
       </w:r>
     </w:p>
+    <w:p>
+      <w:pPr>
+        <w:pStyle w:val="Compact"/>
+        <w:numPr>
+          <w:ilvl w:val="0"/>
+          <w:numId w:val="1001"/>
+        </w:numPr>
+      </w:pPr>
+      <w:r>
+        <w:t xml:space="preserve">Dümen ve yelken momentlerinin N·m cinsinden hesabı Bölüm 3.1’dedir.</w:t>
+      </w:r>
+    </w:p>
     <w:bookmarkEnd w:id="22"/>
     <w:bookmarkStart w:id="23" w:name="adım-7-konum"/>
     <w:p>
@@ -6292,22 +6328,14 @@
         </w:tc>
       </w:tr>
     </w:tbl>
-    <w:p>
-      <w:r>
-        <w:pict>
-          <v:rect style="width:0;height:1.5pt" o:hralign="center" o:hrstd="t" o:hr="t"/>
-        </w:pict>
-      </w:r>
-    </w:p>
     <w:bookmarkEnd w:id="25"/>
-    <w:bookmarkEnd w:id="26"/>
-    <w:bookmarkStart w:id="44" w:name="Xf1a393abb5ca784a752b0efb65be4f73b98534e"/>
+    <w:bookmarkStart w:id="31" w:name="açık-kuvvet-ve-moment-hesabı-n-nm"/>
     <w:p>
       <w:pPr>
-        <w:pStyle w:val="Heading2"/>
+        <w:pStyle w:val="Heading3"/>
       </w:pPr>
       <w:r>
-        <w:t xml:space="preserve">4. Hedefe Navigasyon: Kumaş Yelkenle Hedefe Gidiş (adım adım)</w:t>
+        <w:t xml:space="preserve">3.1 Açık kuvvet ve moment hesabı (N, N·m)</w:t>
       </w:r>
     </w:p>
     <w:p>
@@ -6315,7 +6343,7 @@
         <w:pStyle w:val="FirstParagraph"/>
       </w:pPr>
       <w:r>
-        <w:t xml:space="preserve">Navigasyonda üç açıyı artık</w:t>
+        <w:t xml:space="preserve">Yukarıdaki adımlar hızları ve açıları verir. Aynı denklemler, tekneye etkiyen</w:t>
       </w:r>
       <w:r>
         <w:t xml:space="preserve"> </w:t>
@@ -6325,76 +6353,13 @@
           <w:b/>
           <w:bCs/>
         </w:rPr>
-        <w:t xml:space="preserve">sistem atar</w:t>
-      </w:r>
-      <w:r>
-        <w:t xml:space="preserve">: hedef pruva</w:t>
-      </w:r>
-      <w:r>
-        <w:t xml:space="preserve"> </w:t>
-      </w:r>
-      <m:oMath>
-        <m:sSup>
-          <m:e>
-            <m:r>
-              <m:t>ψ</m:t>
-            </m:r>
-          </m:e>
-          <m:sup>
-            <m:r>
-              <m:rPr>
-                <m:sty m:val="p"/>
-              </m:rPr>
-              <m:t>*</m:t>
-            </m:r>
-          </m:sup>
-        </m:sSup>
-      </m:oMath>
-      <w:r>
-        <w:t xml:space="preserve">, yelken açısı</w:t>
-      </w:r>
-      <w:r>
-        <w:t xml:space="preserve"> </w:t>
-      </w:r>
-      <m:oMath>
-        <m:sSub>
-          <m:e>
-            <m:r>
-              <m:t>δ</m:t>
-            </m:r>
-          </m:e>
-          <m:sub>
-            <m:r>
-              <m:t>s</m:t>
-            </m:r>
-          </m:sub>
-        </m:sSub>
-      </m:oMath>
-      <w:r>
-        <w:t xml:space="preserve"> </w:t>
-      </w:r>
-      <w:r>
-        <w:t xml:space="preserve">ve dümen açısı</w:t>
-      </w:r>
-      <w:r>
-        <w:t xml:space="preserve"> </w:t>
-      </w:r>
-      <m:oMath>
-        <m:sSub>
-          <m:e>
-            <m:r>
-              <m:t>δ</m:t>
-            </m:r>
-          </m:e>
-          <m:sub>
-            <m:r>
-              <m:t>r</m:t>
-            </m:r>
-          </m:sub>
-        </m:sSub>
-      </m:oMath>
-      <w:r>
-        <w:t xml:space="preserve">. Rota, başlangıç (B), istenen sayıda ara durak (1, 2, …) ve hedeften (H) oluşan bacaklara bölünür;</w:t>
+        <w:t xml:space="preserve">kuvvetler (N)</w:t>
+      </w:r>
+      <w:r>
+        <w:t xml:space="preserve"> </w:t>
+      </w:r>
+      <w:r>
+        <w:t xml:space="preserve">ve</w:t>
       </w:r>
       <w:r>
         <w:t xml:space="preserve"> </w:t>
@@ -6404,118 +6369,565 @@
           <w:b/>
           <w:bCs/>
         </w:rPr>
-        <w:t xml:space="preserve">her bacakta aynı algoritma</w:t>
-      </w:r>
-      <w:r>
-        <w:t xml:space="preserve"> </w:t>
-      </w:r>
-      <w:r>
-        <w:t xml:space="preserve">çalışır ve tekne bir sonraki bacağa önceki bacağın son pruvası ve hızıyla girer. Aşağıdaki adımlar her güdüm periyodunda (1 s) tekrarlanır.</w:t>
+        <w:t xml:space="preserve">momentler (N·m)</w:t>
+      </w:r>
+      <w:r>
+        <w:t xml:space="preserve"> </w:t>
+      </w:r>
+      <w:r>
+        <w:t xml:space="preserve">cinsinden de yazılabilir. Bunun için aşağıdaki fiziksel parametreler kullanılır (≈ 5 m’lik bir yelkenli katamaran için tipik değerler; kodda</w:t>
+      </w:r>
+      <w:r>
+        <w:t xml:space="preserve"> </w:t>
+      </w:r>
+      <w:r>
+        <w:rPr>
+          <w:rStyle w:val="VerbatimChar"/>
+        </w:rPr>
+        <w:t xml:space="preserve">saildrone_model.PHYS</w:t>
+      </w:r>
+      <w:r>
+        <w:t xml:space="preserve">):</w:t>
       </w:r>
     </w:p>
-    <w:bookmarkStart w:id="27" w:name="adım-1-hedefin-kerterizi"/>
+    <w:tbl>
+      <w:tblPr>
+        <w:tblStyle w:val="Table"/>
+        <w:tblW w:type="pct" w:w="5000"/>
+        <w:tblLayout w:type="fixed"/>
+        <w:tblLook w:firstRow="1" w:lastRow="0" w:firstColumn="0" w:lastColumn="0" w:noHBand="0" w:noVBand="0" w:val="0020"/>
+      </w:tblPr>
+      <w:tblGrid>
+        <w:gridCol w:w="2640"/>
+        <w:gridCol w:w="2640"/>
+        <w:gridCol w:w="2640"/>
+      </w:tblGrid>
+      <w:tr>
+        <w:trPr>
+          <w:tblHeader w:val="on"/>
+        </w:trPr>
+        <w:tc>
+          <w:tcPr/>
+          <w:p>
+            <w:pPr>
+              <w:pStyle w:val="Compact"/>
+            </w:pPr>
+            <w:r>
+              <w:t xml:space="preserve">Parametre</w:t>
+            </w:r>
+          </w:p>
+        </w:tc>
+        <w:tc>
+          <w:tcPr/>
+          <w:p>
+            <w:pPr>
+              <w:pStyle w:val="Compact"/>
+            </w:pPr>
+            <w:r>
+              <w:t xml:space="preserve">Sembol</w:t>
+            </w:r>
+          </w:p>
+        </w:tc>
+        <w:tc>
+          <w:tcPr/>
+          <w:p>
+            <w:pPr>
+              <w:pStyle w:val="Compact"/>
+            </w:pPr>
+            <w:r>
+              <w:t xml:space="preserve">Değer</w:t>
+            </w:r>
+          </w:p>
+        </w:tc>
+      </w:tr>
+      <w:tr>
+        <w:tc>
+          <w:tcPr/>
+          <w:p>
+            <w:pPr>
+              <w:pStyle w:val="Compact"/>
+            </w:pPr>
+            <w:r>
+              <w:t xml:space="preserve">Tekne + ekipman kütlesi</w:t>
+            </w:r>
+          </w:p>
+        </w:tc>
+        <w:tc>
+          <w:tcPr/>
+          <w:p>
+            <w:pPr>
+              <w:pStyle w:val="Compact"/>
+            </w:pPr>
+            <m:oMath>
+              <m:r>
+                <m:t>m</m:t>
+              </m:r>
+            </m:oMath>
+          </w:p>
+        </w:tc>
+        <w:tc>
+          <w:tcPr/>
+          <w:p>
+            <w:pPr>
+              <w:pStyle w:val="Compact"/>
+            </w:pPr>
+            <w:r>
+              <w:t xml:space="preserve">250 kg</w:t>
+            </w:r>
+          </w:p>
+        </w:tc>
+      </w:tr>
+      <w:tr>
+        <w:tc>
+          <w:tcPr/>
+          <w:p>
+            <w:pPr>
+              <w:pStyle w:val="Compact"/>
+            </w:pPr>
+            <w:r>
+              <w:t xml:space="preserve">Kumaş yelken alanı</w:t>
+            </w:r>
+          </w:p>
+        </w:tc>
+        <w:tc>
+          <w:tcPr/>
+          <w:p>
+            <w:pPr>
+              <w:pStyle w:val="Compact"/>
+            </w:pPr>
+            <m:oMath>
+              <m:sSub>
+                <m:e>
+                  <m:r>
+                    <m:t>A</m:t>
+                  </m:r>
+                </m:e>
+                <m:sub>
+                  <m:r>
+                    <m:t>y</m:t>
+                  </m:r>
+                </m:sub>
+              </m:sSub>
+            </m:oMath>
+          </w:p>
+        </w:tc>
+        <w:tc>
+          <w:tcPr/>
+          <w:p>
+            <w:pPr>
+              <w:pStyle w:val="Compact"/>
+            </w:pPr>
+            <w:r>
+              <w:t xml:space="preserve">20 m²</w:t>
+            </w:r>
+          </w:p>
+        </w:tc>
+      </w:tr>
+      <w:tr>
+        <w:tc>
+          <w:tcPr/>
+          <w:p>
+            <w:pPr>
+              <w:pStyle w:val="Compact"/>
+            </w:pPr>
+            <w:r>
+              <w:t xml:space="preserve">İki dümen palasının toplam alanı</w:t>
+            </w:r>
+          </w:p>
+        </w:tc>
+        <w:tc>
+          <w:tcPr/>
+          <w:p>
+            <w:pPr>
+              <w:pStyle w:val="Compact"/>
+            </w:pPr>
+            <m:oMath>
+              <m:sSub>
+                <m:e>
+                  <m:r>
+                    <m:t>A</m:t>
+                  </m:r>
+                </m:e>
+                <m:sub>
+                  <m:r>
+                    <m:t>d</m:t>
+                  </m:r>
+                </m:sub>
+              </m:sSub>
+            </m:oMath>
+          </w:p>
+        </w:tc>
+        <w:tc>
+          <w:tcPr/>
+          <w:p>
+            <w:pPr>
+              <w:pStyle w:val="Compact"/>
+            </w:pPr>
+            <w:r>
+              <w:t xml:space="preserve">0.16 m²</w:t>
+            </w:r>
+          </w:p>
+        </w:tc>
+      </w:tr>
+      <w:tr>
+        <w:tc>
+          <w:tcPr/>
+          <w:p>
+            <w:pPr>
+              <w:pStyle w:val="Compact"/>
+            </w:pPr>
+            <w:r>
+              <w:t xml:space="preserve">Dümen kaldırma eğimi (en-boy oranı 2.5)</w:t>
+            </w:r>
+          </w:p>
+        </w:tc>
+        <w:tc>
+          <w:tcPr/>
+          <w:p>
+            <w:pPr>
+              <w:pStyle w:val="Compact"/>
+            </w:pPr>
+            <m:oMath>
+              <m:sSub>
+                <m:e>
+                  <m:r>
+                    <m:t>C</m:t>
+                  </m:r>
+                </m:e>
+                <m:sub>
+                  <m:r>
+                    <m:t>L</m:t>
+                  </m:r>
+                  <m:r>
+                    <m:t>α</m:t>
+                  </m:r>
+                </m:sub>
+              </m:sSub>
+              <m:r>
+                <m:rPr>
+                  <m:sty m:val="p"/>
+                </m:rPr>
+                <m:t>=</m:t>
+              </m:r>
+              <m:r>
+                <m:t>2</m:t>
+              </m:r>
+              <m:r>
+                <m:t>π</m:t>
+              </m:r>
+              <m:r>
+                <m:t> </m:t>
+              </m:r>
+              <m:f>
+                <m:fPr>
+                  <m:type m:val="bar"/>
+                </m:fPr>
+                <m:num>
+                  <m:r>
+                    <m:t>A</m:t>
+                  </m:r>
+                  <m:r>
+                    <m:t>R</m:t>
+                  </m:r>
+                </m:num>
+                <m:den>
+                  <m:r>
+                    <m:t>A</m:t>
+                  </m:r>
+                  <m:r>
+                    <m:t>R</m:t>
+                  </m:r>
+                  <m:r>
+                    <m:rPr>
+                      <m:sty m:val="p"/>
+                    </m:rPr>
+                    <m:t>+</m:t>
+                  </m:r>
+                  <m:r>
+                    <m:t>2</m:t>
+                  </m:r>
+                </m:den>
+              </m:f>
+            </m:oMath>
+          </w:p>
+        </w:tc>
+        <w:tc>
+          <w:tcPr/>
+          <w:p>
+            <w:pPr>
+              <w:pStyle w:val="Compact"/>
+            </w:pPr>
+            <w:r>
+              <w:t xml:space="preserve">3.49 1/rad, stall:</w:t>
+            </w:r>
+            <w:r>
+              <w:t xml:space="preserve"> </w:t>
+            </w:r>
+            <m:oMath>
+              <m:sSub>
+                <m:e>
+                  <m:r>
+                    <m:t>C</m:t>
+                  </m:r>
+                </m:e>
+                <m:sub>
+                  <m:r>
+                    <m:t>L</m:t>
+                  </m:r>
+                  <m:r>
+                    <m:rPr>
+                      <m:sty m:val="p"/>
+                    </m:rPr>
+                    <m:t>,</m:t>
+                  </m:r>
+                  <m:r>
+                    <m:t>m</m:t>
+                  </m:r>
+                  <m:r>
+                    <m:t>a</m:t>
+                  </m:r>
+                  <m:r>
+                    <m:t>x</m:t>
+                  </m:r>
+                </m:sub>
+              </m:sSub>
+              <m:r>
+                <m:rPr>
+                  <m:sty m:val="p"/>
+                </m:rPr>
+                <m:t>=</m:t>
+              </m:r>
+              <m:r>
+                <m:t>1.2</m:t>
+              </m:r>
+            </m:oMath>
+          </w:p>
+        </w:tc>
+      </w:tr>
+      <w:tr>
+        <w:tc>
+          <w:tcPr/>
+          <w:p>
+            <w:pPr>
+              <w:pStyle w:val="Compact"/>
+            </w:pPr>
+            <w:r>
+              <w:t xml:space="preserve">Dümenin ağırlık merkezine uzaklığı</w:t>
+            </w:r>
+          </w:p>
+        </w:tc>
+        <w:tc>
+          <w:tcPr/>
+          <w:p>
+            <w:pPr>
+              <w:pStyle w:val="Compact"/>
+            </w:pPr>
+            <m:oMath>
+              <m:sSub>
+                <m:e>
+                  <m:r>
+                    <m:t>x</m:t>
+                  </m:r>
+                </m:e>
+                <m:sub>
+                  <m:r>
+                    <m:t>d</m:t>
+                  </m:r>
+                </m:sub>
+              </m:sSub>
+            </m:oMath>
+          </w:p>
+        </w:tc>
+        <w:tc>
+          <w:tcPr/>
+          <w:p>
+            <w:pPr>
+              <w:pStyle w:val="Compact"/>
+            </w:pPr>
+            <w:r>
+              <w:t xml:space="preserve">2.1 m</w:t>
+            </w:r>
+          </w:p>
+        </w:tc>
+      </w:tr>
+      <w:tr>
+        <w:tc>
+          <w:tcPr/>
+          <w:p>
+            <w:pPr>
+              <w:pStyle w:val="Compact"/>
+            </w:pPr>
+            <w:r>
+              <w:t xml:space="preserve">Yelken basınç merkezi ile yanal direnç merkezi arası kaçıklık</w:t>
+            </w:r>
+          </w:p>
+        </w:tc>
+        <w:tc>
+          <w:tcPr/>
+          <w:p>
+            <w:pPr>
+              <w:pStyle w:val="Compact"/>
+            </w:pPr>
+            <m:oMath>
+              <m:r>
+                <m:t>e</m:t>
+              </m:r>
+            </m:oMath>
+          </w:p>
+        </w:tc>
+        <w:tc>
+          <w:tcPr/>
+          <w:p>
+            <w:pPr>
+              <w:pStyle w:val="Compact"/>
+            </w:pPr>
+            <w:r>
+              <w:t xml:space="preserve">0.20 m (tam apazda kalibre)</w:t>
+            </w:r>
+          </w:p>
+        </w:tc>
+      </w:tr>
+      <w:tr>
+        <w:tc>
+          <w:tcPr/>
+          <w:p>
+            <w:pPr>
+              <w:pStyle w:val="Compact"/>
+            </w:pPr>
+            <w:r>
+              <w:t xml:space="preserve">Hava / deniz suyu yoğunluğu</w:t>
+            </w:r>
+          </w:p>
+        </w:tc>
+        <w:tc>
+          <w:tcPr/>
+          <w:p>
+            <w:pPr>
+              <w:pStyle w:val="Compact"/>
+            </w:pPr>
+            <m:oMath>
+              <m:sSub>
+                <m:e>
+                  <m:r>
+                    <m:t>ρ</m:t>
+                  </m:r>
+                </m:e>
+                <m:sub>
+                  <m:r>
+                    <m:t>a</m:t>
+                  </m:r>
+                </m:sub>
+              </m:sSub>
+            </m:oMath>
+            <w:r>
+              <w:t xml:space="preserve">,</w:t>
+            </w:r>
+            <w:r>
+              <w:t xml:space="preserve"> </w:t>
+            </w:r>
+            <m:oMath>
+              <m:sSub>
+                <m:e>
+                  <m:r>
+                    <m:t>ρ</m:t>
+                  </m:r>
+                </m:e>
+                <m:sub>
+                  <m:r>
+                    <m:t>s</m:t>
+                  </m:r>
+                  <m:r>
+                    <m:t>u</m:t>
+                  </m:r>
+                </m:sub>
+              </m:sSub>
+            </m:oMath>
+          </w:p>
+        </w:tc>
+        <w:tc>
+          <w:tcPr/>
+          <w:p>
+            <w:pPr>
+              <w:pStyle w:val="Compact"/>
+            </w:pPr>
+            <w:r>
+              <w:t xml:space="preserve">1.225 / 1025 kg/m³</w:t>
+            </w:r>
+          </w:p>
+        </w:tc>
+      </w:tr>
+    </w:tbl>
     <w:p>
       <w:pPr>
-        <w:pStyle w:val="Heading3"/>
+        <w:pStyle w:val="CaptionedFigure"/>
       </w:pPr>
       <w:r>
-        <w:t xml:space="preserve">Adım 1 — Hedefin kerterizi</w:t>
+        <w:drawing>
+          <wp:inline>
+            <wp:extent cx="5334000" cy="5334000"/>
+            <wp:effectExtent b="0" l="0" r="0" t="0"/>
+            <wp:docPr descr="Kuvvet diyagramı" title="" id="27" name="Picture"/>
+            <a:graphic>
+              <a:graphicData uri="http://schemas.openxmlformats.org/drawingml/2006/picture">
+                <pic:pic>
+                  <pic:nvPicPr>
+                    <pic:cNvPr descr="docs/figures/force_diagram.png" id="28" name="Picture"/>
+                    <pic:cNvPicPr>
+                      <a:picLocks noChangeArrowheads="1" noChangeAspect="1"/>
+                    </pic:cNvPicPr>
+                  </pic:nvPicPr>
+                  <pic:blipFill>
+                    <a:blip r:embed="rId26"/>
+                    <a:stretch>
+                      <a:fillRect/>
+                    </a:stretch>
+                  </pic:blipFill>
+                  <pic:spPr bwMode="auto">
+                    <a:xfrm>
+                      <a:off x="0" y="0"/>
+                      <a:ext cx="5334000" cy="5334000"/>
+                    </a:xfrm>
+                    <a:prstGeom prst="rect">
+                      <a:avLst/>
+                    </a:prstGeom>
+                    <a:noFill/>
+                    <a:ln w="9525">
+                      <a:noFill/>
+                      <a:headEnd/>
+                      <a:tailEnd/>
+                    </a:ln>
+                  </pic:spPr>
+                </pic:pic>
+              </a:graphicData>
+            </a:graphic>
+          </wp:inline>
+        </w:drawing>
       </w:r>
     </w:p>
     <w:p>
       <w:pPr>
-        <w:pStyle w:val="FirstParagraph"/>
+        <w:pStyle w:val="ImageCaption"/>
       </w:pPr>
       <w:r>
-        <w:t xml:space="preserve">Teknenin</w:t>
-      </w:r>
-      <w:r>
-        <w:t xml:space="preserve"> </w:t>
-      </w:r>
-      <m:oMath>
-        <m:r>
-          <m:rPr>
-            <m:sty m:val="p"/>
-          </m:rPr>
-          <m:t>(</m:t>
-        </m:r>
-        <m:r>
-          <m:t>x</m:t>
-        </m:r>
-        <m:r>
-          <m:rPr>
-            <m:sty m:val="p"/>
-          </m:rPr>
-          <m:t>,</m:t>
-        </m:r>
-        <m:r>
-          <m:t>y</m:t>
-        </m:r>
-        <m:r>
-          <m:rPr>
-            <m:sty m:val="p"/>
-          </m:rPr>
-          <m:t>)</m:t>
-        </m:r>
-      </m:oMath>
-      <w:r>
-        <w:t xml:space="preserve"> </w:t>
-      </w:r>
-      <w:r>
-        <w:t xml:space="preserve">konumundan bacağın hedef noktasına</w:t>
-      </w:r>
-      <w:r>
-        <w:t xml:space="preserve"> </w:t>
-      </w:r>
-      <m:oMath>
-        <m:r>
-          <m:rPr>
-            <m:sty m:val="p"/>
-          </m:rPr>
-          <m:t>(</m:t>
-        </m:r>
-        <m:sSub>
-          <m:e>
-            <m:r>
-              <m:t>x</m:t>
-            </m:r>
-          </m:e>
-          <m:sub>
-            <m:r>
-              <m:t>h</m:t>
-            </m:r>
-          </m:sub>
-        </m:sSub>
-        <m:r>
-          <m:rPr>
-            <m:sty m:val="p"/>
-          </m:rPr>
-          <m:t>,</m:t>
-        </m:r>
-        <m:sSub>
-          <m:e>
-            <m:r>
-              <m:t>y</m:t>
-            </m:r>
-          </m:e>
-          <m:sub>
-            <m:r>
-              <m:t>h</m:t>
-            </m:r>
-          </m:sub>
-        </m:sSub>
-        <m:r>
-          <m:rPr>
-            <m:sty m:val="p"/>
-          </m:rPr>
-          <m:t>)</m:t>
-        </m:r>
-      </m:oMath>
-      <w:r>
-        <w:t xml:space="preserve"> </w:t>
-      </w:r>
-      <w:r>
-        <w:t xml:space="preserve">pusula açısı:</w:t>
+        <w:t xml:space="preserve">Kuvvet diyagramı</w:t>
+      </w:r>
+    </w:p>
+    <w:p>
+      <w:pPr>
+        <w:pStyle w:val="BodyText"/>
+      </w:pPr>
+      <w:r>
+        <w:rPr>
+          <w:b/>
+          <w:bCs/>
+        </w:rPr>
+        <w:t xml:space="preserve">K1 — İleri yön kuvvet dengesi (Newton’un 2. yasası).</w:t>
+      </w:r>
+      <w:r>
+        <w:t xml:space="preserve"> </w:t>
+      </w:r>
+      <w:r>
+        <w:t xml:space="preserve">Adım 5’teki hız denklemi, kütleyle çarpılınca bir kuvvet dengesine dönüşür:</w:t>
       </w:r>
     </w:p>
     <w:p>
@@ -6528,6 +6940,5697 @@
         </m:oMathParaPr>
         <m:oMath>
           <m:r>
+            <m:t>m</m:t>
+          </m:r>
+          <m:r>
+            <m:t> </m:t>
+          </m:r>
+          <m:acc>
+            <m:accPr>
+              <m:chr m:val="̇"/>
+            </m:accPr>
+            <m:e>
+              <m:r>
+                <m:t>v</m:t>
+              </m:r>
+            </m:e>
+          </m:acc>
+          <m:r>
+            <m:rPr>
+              <m:sty m:val="p"/>
+            </m:rPr>
+            <m:t>=</m:t>
+          </m:r>
+          <m:limLow>
+            <m:e>
+              <m:limLow>
+                <m:e>
+                  <m:r>
+                    <m:t>T</m:t>
+                  </m:r>
+                </m:e>
+                <m:lim>
+                  <m:r>
+                    <m:rPr>
+                      <m:sty m:val="p"/>
+                    </m:rPr>
+                    <m:t>⏟</m:t>
+                  </m:r>
+                </m:lim>
+              </m:limLow>
+            </m:e>
+            <m:lim>
+              <m:r>
+                <m:rPr>
+                  <m:nor/>
+                  <m:sty m:val="p"/>
+                </m:rPr>
+                <m:t>yelken itkisi</m:t>
+              </m:r>
+            </m:lim>
+          </m:limLow>
+          <m:r>
+            <m:rPr>
+              <m:sty m:val="p"/>
+            </m:rPr>
+            <m:t>−</m:t>
+          </m:r>
+          <m:limLow>
+            <m:e>
+              <m:limLow>
+                <m:e>
+                  <m:sSub>
+                    <m:e>
+                      <m:r>
+                        <m:t>D</m:t>
+                      </m:r>
+                    </m:e>
+                    <m:sub>
+                      <m:r>
+                        <m:t>d</m:t>
+                      </m:r>
+                    </m:sub>
+                  </m:sSub>
+                </m:e>
+                <m:lim>
+                  <m:r>
+                    <m:rPr>
+                      <m:sty m:val="p"/>
+                    </m:rPr>
+                    <m:t>⏟</m:t>
+                  </m:r>
+                </m:lim>
+              </m:limLow>
+            </m:e>
+            <m:lim>
+              <m:r>
+                <m:rPr>
+                  <m:nor/>
+                  <m:sty m:val="p"/>
+                </m:rPr>
+                <m:t>dümen sürüklemesi</m:t>
+              </m:r>
+            </m:lim>
+          </m:limLow>
+          <m:r>
+            <m:rPr>
+              <m:sty m:val="p"/>
+            </m:rPr>
+            <m:t>−</m:t>
+          </m:r>
+          <m:limLow>
+            <m:e>
+              <m:limLow>
+                <m:e>
+                  <m:r>
+                    <m:t>R</m:t>
+                  </m:r>
+                </m:e>
+                <m:lim>
+                  <m:r>
+                    <m:rPr>
+                      <m:sty m:val="p"/>
+                    </m:rPr>
+                    <m:t>⏟</m:t>
+                  </m:r>
+                </m:lim>
+              </m:limLow>
+            </m:e>
+            <m:lim>
+              <m:r>
+                <m:rPr>
+                  <m:nor/>
+                  <m:sty m:val="p"/>
+                </m:rPr>
+                <m:t>gövde direnci</m:t>
+              </m:r>
+            </m:lim>
+          </m:limLow>
+          <m:r>
+            <m:rPr>
+              <m:sty m:val="p"/>
+            </m:rPr>
+            <m:t>,</m:t>
+          </m:r>
+          <m:r>
+            <m:t>  </m:t>
+          </m:r>
+          <m:r>
+            <m:t>T</m:t>
+          </m:r>
+          <m:r>
+            <m:rPr>
+              <m:sty m:val="p"/>
+            </m:rPr>
+            <m:t>=</m:t>
+          </m:r>
+          <m:f>
+            <m:fPr>
+              <m:type m:val="bar"/>
+            </m:fPr>
+            <m:num>
+              <m:r>
+                <m:t>m</m:t>
+              </m:r>
+            </m:num>
+            <m:den>
+              <m:r>
+                <m:t>τ</m:t>
+              </m:r>
+            </m:den>
+          </m:f>
+          <m:r>
+            <m:t> </m:t>
+          </m:r>
+          <m:r>
+            <m:t>U</m:t>
+          </m:r>
+          <m:r>
+            <m:t>ρ</m:t>
+          </m:r>
+          <m:r>
+            <m:t> </m:t>
+          </m:r>
+          <m:r>
+            <m:t>η</m:t>
+          </m:r>
+          <m:r>
+            <m:rPr>
+              <m:sty m:val="p"/>
+            </m:rPr>
+            <m:t>,</m:t>
+          </m:r>
+          <m:r>
+            <m:t> </m:t>
+          </m:r>
+          <m:sSub>
+            <m:e>
+              <m:r>
+                <m:t>D</m:t>
+              </m:r>
+            </m:e>
+            <m:sub>
+              <m:r>
+                <m:t>d</m:t>
+              </m:r>
+            </m:sub>
+          </m:sSub>
+          <m:r>
+            <m:rPr>
+              <m:sty m:val="p"/>
+            </m:rPr>
+            <m:t>=</m:t>
+          </m:r>
+          <m:r>
+            <m:t>T</m:t>
+          </m:r>
+          <m:r>
+            <m:t> </m:t>
+          </m:r>
+          <m:r>
+            <m:rPr>
+              <m:sty m:val="p"/>
+            </m:rPr>
+            <m:t>(</m:t>
+          </m:r>
+          <m:r>
+            <m:t>1</m:t>
+          </m:r>
+          <m:r>
+            <m:rPr>
+              <m:sty m:val="p"/>
+            </m:rPr>
+            <m:t>−</m:t>
+          </m:r>
+          <m:r>
+            <m:t>κ</m:t>
+          </m:r>
+          <m:r>
+            <m:rPr>
+              <m:sty m:val="p"/>
+            </m:rPr>
+            <m:t>)</m:t>
+          </m:r>
+          <m:r>
+            <m:rPr>
+              <m:sty m:val="p"/>
+            </m:rPr>
+            <m:t>,</m:t>
+          </m:r>
+          <m:r>
+            <m:t> </m:t>
+          </m:r>
+          <m:r>
+            <m:t>R</m:t>
+          </m:r>
+          <m:r>
+            <m:rPr>
+              <m:sty m:val="p"/>
+            </m:rPr>
+            <m:t>=</m:t>
+          </m:r>
+          <m:f>
+            <m:fPr>
+              <m:type m:val="bar"/>
+            </m:fPr>
+            <m:num>
+              <m:r>
+                <m:t>m</m:t>
+              </m:r>
+            </m:num>
+            <m:den>
+              <m:r>
+                <m:t>τ</m:t>
+              </m:r>
+            </m:den>
+          </m:f>
+          <m:r>
+            <m:t> </m:t>
+          </m:r>
+          <m:r>
+            <m:t>v</m:t>
+          </m:r>
+        </m:oMath>
+      </m:oMathPara>
+    </w:p>
+    <w:p>
+      <w:pPr>
+        <w:pStyle w:val="FirstParagraph"/>
+      </w:pPr>
+      <w:r>
+        <w:t xml:space="preserve">Kararlı hızda</w:t>
+      </w:r>
+      <w:r>
+        <w:t xml:space="preserve"> </w:t>
+      </w:r>
+      <m:oMath>
+        <m:acc>
+          <m:accPr>
+            <m:chr m:val="̇"/>
+          </m:accPr>
+          <m:e>
+            <m:r>
+              <m:t>v</m:t>
+            </m:r>
+          </m:e>
+        </m:acc>
+        <m:r>
+          <m:rPr>
+            <m:sty m:val="p"/>
+          </m:rPr>
+          <m:t>=</m:t>
+        </m:r>
+        <m:r>
+          <m:t>0</m:t>
+        </m:r>
+      </m:oMath>
+      <w:r>
+        <w:t xml:space="preserve">, yani</w:t>
+      </w:r>
+      <w:r>
+        <w:t xml:space="preserve"> </w:t>
+      </w:r>
+      <m:oMath>
+        <m:r>
+          <m:t>T</m:t>
+        </m:r>
+        <m:r>
+          <m:rPr>
+            <m:sty m:val="p"/>
+          </m:rPr>
+          <m:t>=</m:t>
+        </m:r>
+        <m:sSub>
+          <m:e>
+            <m:r>
+              <m:t>D</m:t>
+            </m:r>
+          </m:e>
+          <m:sub>
+            <m:r>
+              <m:t>d</m:t>
+            </m:r>
+          </m:sub>
+        </m:sSub>
+        <m:r>
+          <m:rPr>
+            <m:sty m:val="p"/>
+          </m:rPr>
+          <m:t>+</m:t>
+        </m:r>
+        <m:r>
+          <m:t>R</m:t>
+        </m:r>
+      </m:oMath>
+      <w:r>
+        <w:t xml:space="preserve"> </w:t>
+      </w:r>
+      <w:r>
+        <w:t xml:space="preserve">ve</w:t>
+      </w:r>
+      <w:r>
+        <w:t xml:space="preserve"> </w:t>
+      </w:r>
+      <m:oMath>
+        <m:r>
+          <m:t>v</m:t>
+        </m:r>
+        <m:r>
+          <m:rPr>
+            <m:sty m:val="p"/>
+          </m:rPr>
+          <m:t>=</m:t>
+        </m:r>
+        <m:sSup>
+          <m:e>
+            <m:r>
+              <m:t>V</m:t>
+            </m:r>
+          </m:e>
+          <m:sup>
+            <m:r>
+              <m:rPr>
+                <m:sty m:val="p"/>
+              </m:rPr>
+              <m:t>*</m:t>
+            </m:r>
+          </m:sup>
+        </m:sSup>
+      </m:oMath>
+      <w:r>
+        <w:t xml:space="preserve"> </w:t>
+      </w:r>
+      <w:r>
+        <w:t xml:space="preserve">olur. Gövde direnci hızla doğrusal kabul edilmiştir;</w:t>
+      </w:r>
+      <w:r>
+        <w:t xml:space="preserve"> </w:t>
+      </w:r>
+      <m:oMath>
+        <m:r>
+          <m:t>m</m:t>
+        </m:r>
+        <m:r>
+          <m:rPr>
+            <m:sty m:val="p"/>
+          </m:rPr>
+          <m:t>/</m:t>
+        </m:r>
+        <m:r>
+          <m:t>τ</m:t>
+        </m:r>
+        <m:r>
+          <m:rPr>
+            <m:sty m:val="p"/>
+          </m:rPr>
+          <m:t>=</m:t>
+        </m:r>
+        <m:r>
+          <m:t>83.3</m:t>
+        </m:r>
+      </m:oMath>
+      <w:r>
+        <w:t xml:space="preserve"> </w:t>
+      </w:r>
+      <w:r>
+        <w:t xml:space="preserve">N·s/m.</w:t>
+      </w:r>
+    </w:p>
+    <w:p>
+      <w:pPr>
+        <w:pStyle w:val="BodyText"/>
+      </w:pPr>
+      <w:r>
+        <w:rPr>
+          <w:b/>
+          <w:bCs/>
+        </w:rPr>
+        <w:t xml:space="preserve">K2 — Yelken kuvvetinin bileşenleri.</w:t>
+      </w:r>
+      <w:r>
+        <w:t xml:space="preserve"> </w:t>
+      </w:r>
+      <w:r>
+        <w:t xml:space="preserve">Kumaş yelkenin ürettiği toplam aerodinamik kuvvet</w:t>
+      </w:r>
+      <w:r>
+        <w:t xml:space="preserve"> </w:t>
+      </w:r>
+      <m:oMath>
+        <m:sSub>
+          <m:e>
+            <m:r>
+              <m:t>F</m:t>
+            </m:r>
+          </m:e>
+          <m:sub>
+            <m:r>
+              <m:t>N</m:t>
+            </m:r>
+          </m:sub>
+        </m:sSub>
+      </m:oMath>
+      <w:r>
+        <w:t xml:space="preserve">, yaklaşık olarak bom kirişine diktir (düz levha yaklaşımı). Bom orta hatla</w:t>
+      </w:r>
+      <w:r>
+        <w:t xml:space="preserve"> </w:t>
+      </w:r>
+      <m:oMath>
+        <m:sSub>
+          <m:e>
+            <m:r>
+              <m:t>δ</m:t>
+            </m:r>
+          </m:e>
+          <m:sub>
+            <m:r>
+              <m:t>s</m:t>
+            </m:r>
+          </m:sub>
+        </m:sSub>
+      </m:oMath>
+      <w:r>
+        <w:t xml:space="preserve"> </w:t>
+      </w:r>
+      <w:r>
+        <w:t xml:space="preserve">açısı yaptığından bu kuvvet iki bileşene ayrılır:</w:t>
+      </w:r>
+    </w:p>
+    <w:p>
+      <w:pPr>
+        <w:pStyle w:val="BodyText"/>
+      </w:pPr>
+      <m:oMathPara>
+        <m:oMathParaPr>
+          <m:jc m:val="center"/>
+        </m:oMathParaPr>
+        <m:oMath>
+          <m:r>
+            <m:t>T</m:t>
+          </m:r>
+          <m:r>
+            <m:rPr>
+              <m:sty m:val="p"/>
+            </m:rPr>
+            <m:t>=</m:t>
+          </m:r>
+          <m:sSub>
+            <m:e>
+              <m:r>
+                <m:t>F</m:t>
+              </m:r>
+            </m:e>
+            <m:sub>
+              <m:r>
+                <m:t>N</m:t>
+              </m:r>
+            </m:sub>
+          </m:sSub>
+          <m:r>
+            <m:rPr>
+              <m:sty m:val="p"/>
+            </m:rPr>
+            <m:t>sin</m:t>
+          </m:r>
+          <m:sSub>
+            <m:e>
+              <m:r>
+                <m:t>δ</m:t>
+              </m:r>
+            </m:e>
+            <m:sub>
+              <m:r>
+                <m:t>s</m:t>
+              </m:r>
+            </m:sub>
+          </m:sSub>
+          <m:r>
+            <m:t> </m:t>
+          </m:r>
+          <m:r>
+            <m:t> </m:t>
+          </m:r>
+          <m:r>
+            <m:rPr>
+              <m:nor/>
+              <m:sty m:val="p"/>
+            </m:rPr>
+            <m:t>(ileri itki)</m:t>
+          </m:r>
+          <m:r>
+            <m:rPr>
+              <m:sty m:val="p"/>
+            </m:rPr>
+            <m:t>,</m:t>
+          </m:r>
+          <m:r>
+            <m:t>  </m:t>
+          </m:r>
+          <m:sSub>
+            <m:e>
+              <m:r>
+                <m:t>F</m:t>
+              </m:r>
+            </m:e>
+            <m:sub>
+              <m:r>
+                <m:t>y</m:t>
+              </m:r>
+              <m:r>
+                <m:t>a</m:t>
+              </m:r>
+              <m:r>
+                <m:t>n</m:t>
+              </m:r>
+            </m:sub>
+          </m:sSub>
+          <m:r>
+            <m:rPr>
+              <m:sty m:val="p"/>
+            </m:rPr>
+            <m:t>=</m:t>
+          </m:r>
+          <m:sSub>
+            <m:e>
+              <m:r>
+                <m:t>F</m:t>
+              </m:r>
+            </m:e>
+            <m:sub>
+              <m:r>
+                <m:t>N</m:t>
+              </m:r>
+            </m:sub>
+          </m:sSub>
+          <m:r>
+            <m:rPr>
+              <m:sty m:val="p"/>
+            </m:rPr>
+            <m:t>cos</m:t>
+          </m:r>
+          <m:sSub>
+            <m:e>
+              <m:r>
+                <m:t>δ</m:t>
+              </m:r>
+            </m:e>
+            <m:sub>
+              <m:r>
+                <m:t>s</m:t>
+              </m:r>
+            </m:sub>
+          </m:sSub>
+          <m:r>
+            <m:t> </m:t>
+          </m:r>
+          <m:r>
+            <m:t> </m:t>
+          </m:r>
+          <m:r>
+            <m:rPr>
+              <m:nor/>
+              <m:sty m:val="p"/>
+            </m:rPr>
+            <m:t>(rüzgar altına yan kuvvet)</m:t>
+          </m:r>
+          <m:r>
+            <m:t> </m:t>
+          </m:r>
+          <m:r>
+            <m:rPr>
+              <m:sty m:val="p"/>
+            </m:rPr>
+            <m:t>⇒</m:t>
+          </m:r>
+          <m:r>
+            <m:t> </m:t>
+          </m:r>
+          <m:sSub>
+            <m:e>
+              <m:r>
+                <m:t>F</m:t>
+              </m:r>
+            </m:e>
+            <m:sub>
+              <m:r>
+                <m:t>N</m:t>
+              </m:r>
+            </m:sub>
+          </m:sSub>
+          <m:r>
+            <m:rPr>
+              <m:sty m:val="p"/>
+            </m:rPr>
+            <m:t>=</m:t>
+          </m:r>
+          <m:f>
+            <m:fPr>
+              <m:type m:val="bar"/>
+            </m:fPr>
+            <m:num>
+              <m:r>
+                <m:t>T</m:t>
+              </m:r>
+            </m:num>
+            <m:den>
+              <m:r>
+                <m:rPr>
+                  <m:sty m:val="p"/>
+                </m:rPr>
+                <m:t>sin</m:t>
+              </m:r>
+              <m:sSub>
+                <m:e>
+                  <m:r>
+                    <m:t>δ</m:t>
+                  </m:r>
+                </m:e>
+                <m:sub>
+                  <m:r>
+                    <m:t>s</m:t>
+                  </m:r>
+                </m:sub>
+              </m:sSub>
+            </m:den>
+          </m:f>
+        </m:oMath>
+      </m:oMathPara>
+    </w:p>
+    <w:p>
+      <w:pPr>
+        <w:pStyle w:val="FirstParagraph"/>
+      </w:pPr>
+      <w:r>
+        <w:t xml:space="preserve">Bom ne kadar kasılıysa (</w:t>
+      </w:r>
+      <m:oMath>
+        <m:sSub>
+          <m:e>
+            <m:r>
+              <m:t>δ</m:t>
+            </m:r>
+          </m:e>
+          <m:sub>
+            <m:r>
+              <m:t>s</m:t>
+            </m:r>
+          </m:sub>
+        </m:sSub>
+      </m:oMath>
+      <w:r>
+        <w:t xml:space="preserve"> </w:t>
+      </w:r>
+      <w:r>
+        <w:t xml:space="preserve">küçük) aynı itki için o kadar büyük yan kuvvet oluşur; orsada yan kuvvet itkinin 3.5 katıdır. Yan kuvveti gövdelerin yanal direnci karşılar (modelde yan kayma yoktur). Kuvvetin büyüklüğünün makul olup olmadığı, görünür rüzgarla tanımlı kuvvet katsayısıyla kontrol edilir:</w:t>
+      </w:r>
+    </w:p>
+    <w:p>
+      <w:pPr>
+        <w:pStyle w:val="BodyText"/>
+      </w:pPr>
+      <m:oMathPara>
+        <m:oMathParaPr>
+          <m:jc m:val="center"/>
+        </m:oMathParaPr>
+        <m:oMath>
+          <m:sSub>
+            <m:e>
+              <m:r>
+                <m:t>V</m:t>
+              </m:r>
+            </m:e>
+            <m:sub>
+              <m:r>
+                <m:t>A</m:t>
+              </m:r>
+            </m:sub>
+          </m:sSub>
+          <m:r>
+            <m:rPr>
+              <m:sty m:val="p"/>
+            </m:rPr>
+            <m:t>=</m:t>
+          </m:r>
+          <m:rad>
+            <m:radPr>
+              <m:degHide m:val="on"/>
+            </m:radPr>
+            <m:deg/>
+            <m:e>
+              <m:sSup>
+                <m:e>
+                  <m:r>
+                    <m:t>v</m:t>
+                  </m:r>
+                </m:e>
+                <m:sup>
+                  <m:r>
+                    <m:t>2</m:t>
+                  </m:r>
+                </m:sup>
+              </m:sSup>
+              <m:r>
+                <m:rPr>
+                  <m:sty m:val="p"/>
+                </m:rPr>
+                <m:t>+</m:t>
+              </m:r>
+              <m:sSup>
+                <m:e>
+                  <m:r>
+                    <m:t>U</m:t>
+                  </m:r>
+                </m:e>
+                <m:sup>
+                  <m:r>
+                    <m:t>2</m:t>
+                  </m:r>
+                </m:sup>
+              </m:sSup>
+              <m:r>
+                <m:rPr>
+                  <m:sty m:val="p"/>
+                </m:rPr>
+                <m:t>+</m:t>
+              </m:r>
+              <m:r>
+                <m:t>2</m:t>
+              </m:r>
+              <m:r>
+                <m:t>v</m:t>
+              </m:r>
+              <m:r>
+                <m:t>U</m:t>
+              </m:r>
+              <m:r>
+                <m:rPr>
+                  <m:sty m:val="p"/>
+                </m:rPr>
+                <m:t>cos</m:t>
+              </m:r>
+              <m:r>
+                <m:t>ψ</m:t>
+              </m:r>
+            </m:e>
+          </m:rad>
+          <m:r>
+            <m:rPr>
+              <m:sty m:val="p"/>
+            </m:rPr>
+            <m:t>,</m:t>
+          </m:r>
+          <m:r>
+            <m:t>  </m:t>
+          </m:r>
+          <m:r>
+            <m:rPr>
+              <m:sty m:val="p"/>
+            </m:rPr>
+            <m:t>cos</m:t>
+          </m:r>
+          <m:r>
+            <m:rPr>
+              <m:sty m:val="p"/>
+            </m:rPr>
+            <m:t>(</m:t>
+          </m:r>
+          <m:r>
+            <m:rPr>
+              <m:nor/>
+              <m:sty m:val="p"/>
+            </m:rPr>
+            <m:t>AWA</m:t>
+          </m:r>
+          <m:r>
+            <m:rPr>
+              <m:sty m:val="p"/>
+            </m:rPr>
+            <m:t>)</m:t>
+          </m:r>
+          <m:r>
+            <m:rPr>
+              <m:sty m:val="p"/>
+            </m:rPr>
+            <m:t>=</m:t>
+          </m:r>
+          <m:f>
+            <m:fPr>
+              <m:type m:val="bar"/>
+            </m:fPr>
+            <m:num>
+              <m:r>
+                <m:t>v</m:t>
+              </m:r>
+              <m:r>
+                <m:rPr>
+                  <m:sty m:val="p"/>
+                </m:rPr>
+                <m:t>+</m:t>
+              </m:r>
+              <m:r>
+                <m:t>U</m:t>
+              </m:r>
+              <m:r>
+                <m:rPr>
+                  <m:sty m:val="p"/>
+                </m:rPr>
+                <m:t>cos</m:t>
+              </m:r>
+              <m:r>
+                <m:t>ψ</m:t>
+              </m:r>
+            </m:num>
+            <m:den>
+              <m:sSub>
+                <m:e>
+                  <m:r>
+                    <m:t>V</m:t>
+                  </m:r>
+                </m:e>
+                <m:sub>
+                  <m:r>
+                    <m:t>A</m:t>
+                  </m:r>
+                </m:sub>
+              </m:sSub>
+            </m:den>
+          </m:f>
+          <m:r>
+            <m:rPr>
+              <m:sty m:val="p"/>
+            </m:rPr>
+            <m:t>,</m:t>
+          </m:r>
+          <m:r>
+            <m:t>  </m:t>
+          </m:r>
+          <m:sSub>
+            <m:e>
+              <m:r>
+                <m:t>C</m:t>
+              </m:r>
+            </m:e>
+            <m:sub>
+              <m:r>
+                <m:t>N</m:t>
+              </m:r>
+            </m:sub>
+          </m:sSub>
+          <m:r>
+            <m:rPr>
+              <m:sty m:val="p"/>
+            </m:rPr>
+            <m:t>=</m:t>
+          </m:r>
+          <m:f>
+            <m:fPr>
+              <m:type m:val="bar"/>
+            </m:fPr>
+            <m:num>
+              <m:sSub>
+                <m:e>
+                  <m:r>
+                    <m:t>F</m:t>
+                  </m:r>
+                </m:e>
+                <m:sub>
+                  <m:r>
+                    <m:t>N</m:t>
+                  </m:r>
+                </m:sub>
+              </m:sSub>
+            </m:num>
+            <m:den>
+              <m:f>
+                <m:fPr>
+                  <m:type m:val="lin"/>
+                </m:fPr>
+                <m:num>
+                  <m:r>
+                    <m:t>1</m:t>
+                  </m:r>
+                </m:num>
+                <m:den>
+                  <m:r>
+                    <m:t>2</m:t>
+                  </m:r>
+                </m:den>
+              </m:f>
+              <m:sSub>
+                <m:e>
+                  <m:r>
+                    <m:t>ρ</m:t>
+                  </m:r>
+                </m:e>
+                <m:sub>
+                  <m:r>
+                    <m:t>a</m:t>
+                  </m:r>
+                </m:sub>
+              </m:sSub>
+              <m:sSubSup>
+                <m:e>
+                  <m:r>
+                    <m:t>V</m:t>
+                  </m:r>
+                </m:e>
+                <m:sub>
+                  <m:r>
+                    <m:t>A</m:t>
+                  </m:r>
+                </m:sub>
+                <m:sup>
+                  <m:r>
+                    <m:t>2</m:t>
+                  </m:r>
+                </m:sup>
+              </m:sSubSup>
+              <m:sSub>
+                <m:e>
+                  <m:r>
+                    <m:t>A</m:t>
+                  </m:r>
+                </m:e>
+                <m:sub>
+                  <m:r>
+                    <m:t>y</m:t>
+                  </m:r>
+                </m:sub>
+              </m:sSub>
+            </m:den>
+          </m:f>
+        </m:oMath>
+      </m:oMathPara>
+    </w:p>
+    <w:p>
+      <w:pPr>
+        <w:pStyle w:val="FirstParagraph"/>
+      </w:pPr>
+      <w:r>
+        <w:rPr>
+          <w:b/>
+          <w:bCs/>
+        </w:rPr>
+        <w:t xml:space="preserve">K3 — Dümen kuvveti ve dönme momenti.</w:t>
+      </w:r>
+      <w:r>
+        <w:t xml:space="preserve"> </w:t>
+      </w:r>
+      <w:r>
+        <w:t xml:space="preserve">Akışa</w:t>
+      </w:r>
+      <w:r>
+        <w:t xml:space="preserve"> </w:t>
+      </w:r>
+      <m:oMath>
+        <m:sSub>
+          <m:e>
+            <m:r>
+              <m:t>δ</m:t>
+            </m:r>
+          </m:e>
+          <m:sub>
+            <m:r>
+              <m:t>r</m:t>
+            </m:r>
+          </m:sub>
+        </m:sSub>
+      </m:oMath>
+      <w:r>
+        <w:t xml:space="preserve"> </w:t>
+      </w:r>
+      <w:r>
+        <w:t xml:space="preserve">açısıyla duran dümen palalarının yan kuvveti ve bu kuvvetin ağırlık merkezine göre momenti:</w:t>
+      </w:r>
+    </w:p>
+    <w:p>
+      <w:pPr>
+        <w:pStyle w:val="BodyText"/>
+      </w:pPr>
+      <m:oMathPara>
+        <m:oMathParaPr>
+          <m:jc m:val="center"/>
+        </m:oMathParaPr>
+        <m:oMath>
+          <m:sSub>
+            <m:e>
+              <m:r>
+                <m:t>Y</m:t>
+              </m:r>
+            </m:e>
+            <m:sub>
+              <m:r>
+                <m:t>d</m:t>
+              </m:r>
+            </m:sub>
+          </m:sSub>
+          <m:r>
+            <m:rPr>
+              <m:sty m:val="p"/>
+            </m:rPr>
+            <m:t>=</m:t>
+          </m:r>
+          <m:f>
+            <m:fPr>
+              <m:type m:val="lin"/>
+            </m:fPr>
+            <m:num>
+              <m:r>
+                <m:t>1</m:t>
+              </m:r>
+            </m:num>
+            <m:den>
+              <m:r>
+                <m:t>2</m:t>
+              </m:r>
+            </m:den>
+          </m:f>
+          <m:r>
+            <m:t> </m:t>
+          </m:r>
+          <m:sSub>
+            <m:e>
+              <m:r>
+                <m:t>ρ</m:t>
+              </m:r>
+            </m:e>
+            <m:sub>
+              <m:r>
+                <m:t>s</m:t>
+              </m:r>
+              <m:r>
+                <m:t>u</m:t>
+              </m:r>
+            </m:sub>
+          </m:sSub>
+          <m:r>
+            <m:t> </m:t>
+          </m:r>
+          <m:sSub>
+            <m:e>
+              <m:r>
+                <m:t>A</m:t>
+              </m:r>
+            </m:e>
+            <m:sub>
+              <m:r>
+                <m:t>d</m:t>
+              </m:r>
+            </m:sub>
+          </m:sSub>
+          <m:r>
+            <m:t> </m:t>
+          </m:r>
+          <m:sSub>
+            <m:e>
+              <m:r>
+                <m:t>C</m:t>
+              </m:r>
+            </m:e>
+            <m:sub>
+              <m:r>
+                <m:t>L</m:t>
+              </m:r>
+            </m:sub>
+          </m:sSub>
+          <m:r>
+            <m:rPr>
+              <m:sty m:val="p"/>
+            </m:rPr>
+            <m:t>(</m:t>
+          </m:r>
+          <m:sSub>
+            <m:e>
+              <m:r>
+                <m:t>δ</m:t>
+              </m:r>
+            </m:e>
+            <m:sub>
+              <m:r>
+                <m:t>r</m:t>
+              </m:r>
+            </m:sub>
+          </m:sSub>
+          <m:r>
+            <m:rPr>
+              <m:sty m:val="p"/>
+            </m:rPr>
+            <m:t>)</m:t>
+          </m:r>
+          <m:r>
+            <m:t> </m:t>
+          </m:r>
+          <m:sSup>
+            <m:e>
+              <m:r>
+                <m:t>v</m:t>
+              </m:r>
+            </m:e>
+            <m:sup>
+              <m:r>
+                <m:t>2</m:t>
+              </m:r>
+            </m:sup>
+          </m:sSup>
+          <m:r>
+            <m:rPr>
+              <m:sty m:val="p"/>
+            </m:rPr>
+            <m:t>,</m:t>
+          </m:r>
+          <m:r>
+            <m:t> </m:t>
+          </m:r>
+          <m:sSub>
+            <m:e>
+              <m:r>
+                <m:t>C</m:t>
+              </m:r>
+            </m:e>
+            <m:sub>
+              <m:r>
+                <m:t>L</m:t>
+              </m:r>
+            </m:sub>
+          </m:sSub>
+          <m:r>
+            <m:rPr>
+              <m:sty m:val="p"/>
+            </m:rPr>
+            <m:t>=</m:t>
+          </m:r>
+          <m:r>
+            <m:rPr>
+              <m:sty m:val="p"/>
+            </m:rPr>
+            <m:t>sat</m:t>
+          </m:r>
+          <m:r>
+            <m:t>​</m:t>
+          </m:r>
+          <m:d>
+            <m:dPr>
+              <m:begChr m:val="("/>
+              <m:sepChr m:val=""/>
+              <m:endChr m:val=")"/>
+              <m:grow/>
+            </m:dPr>
+            <m:e>
+              <m:sSub>
+                <m:e>
+                  <m:r>
+                    <m:t>C</m:t>
+                  </m:r>
+                </m:e>
+                <m:sub>
+                  <m:r>
+                    <m:t>L</m:t>
+                  </m:r>
+                  <m:r>
+                    <m:t>α</m:t>
+                  </m:r>
+                </m:sub>
+              </m:sSub>
+              <m:r>
+                <m:t> </m:t>
+              </m:r>
+              <m:sSub>
+                <m:e>
+                  <m:r>
+                    <m:t>δ</m:t>
+                  </m:r>
+                </m:e>
+                <m:sub>
+                  <m:r>
+                    <m:t>r</m:t>
+                  </m:r>
+                </m:sub>
+              </m:sSub>
+              <m:r>
+                <m:rPr>
+                  <m:sty m:val="p"/>
+                </m:rPr>
+                <m:t>,</m:t>
+              </m:r>
+              <m:r>
+                <m:t> </m:t>
+              </m:r>
+              <m:r>
+                <m:rPr>
+                  <m:sty m:val="p"/>
+                </m:rPr>
+                <m:t>±</m:t>
+              </m:r>
+              <m:sSub>
+                <m:e>
+                  <m:r>
+                    <m:t>C</m:t>
+                  </m:r>
+                </m:e>
+                <m:sub>
+                  <m:r>
+                    <m:t>L</m:t>
+                  </m:r>
+                  <m:r>
+                    <m:rPr>
+                      <m:sty m:val="p"/>
+                    </m:rPr>
+                    <m:t>,</m:t>
+                  </m:r>
+                  <m:r>
+                    <m:t>m</m:t>
+                  </m:r>
+                  <m:r>
+                    <m:t>a</m:t>
+                  </m:r>
+                  <m:r>
+                    <m:t>x</m:t>
+                  </m:r>
+                </m:sub>
+              </m:sSub>
+            </m:e>
+          </m:d>
+          <m:r>
+            <m:rPr>
+              <m:sty m:val="p"/>
+            </m:rPr>
+            <m:t>,</m:t>
+          </m:r>
+          <m:r>
+            <m:t>  </m:t>
+          </m:r>
+          <m:sSub>
+            <m:e>
+              <m:r>
+                <m:t>N</m:t>
+              </m:r>
+            </m:e>
+            <m:sub>
+              <m:r>
+                <m:t>d</m:t>
+              </m:r>
+            </m:sub>
+          </m:sSub>
+          <m:r>
+            <m:rPr>
+              <m:sty m:val="p"/>
+            </m:rPr>
+            <m:t>=</m:t>
+          </m:r>
+          <m:sSub>
+            <m:e>
+              <m:r>
+                <m:t>Y</m:t>
+              </m:r>
+            </m:e>
+            <m:sub>
+              <m:r>
+                <m:t>d</m:t>
+              </m:r>
+            </m:sub>
+          </m:sSub>
+          <m:r>
+            <m:t> </m:t>
+          </m:r>
+          <m:sSub>
+            <m:e>
+              <m:r>
+                <m:t>x</m:t>
+              </m:r>
+            </m:e>
+            <m:sub>
+              <m:r>
+                <m:t>d</m:t>
+              </m:r>
+            </m:sub>
+          </m:sSub>
+        </m:oMath>
+      </m:oMathPara>
+    </w:p>
+    <w:p>
+      <w:pPr>
+        <w:pStyle w:val="FirstParagraph"/>
+      </w:pPr>
+      <w:r>
+        <w:t xml:space="preserve">Pala sancağa açıldığında (</w:t>
+      </w:r>
+      <m:oMath>
+        <m:sSub>
+          <m:e>
+            <m:r>
+              <m:t>δ</m:t>
+            </m:r>
+          </m:e>
+          <m:sub>
+            <m:r>
+              <m:t>r</m:t>
+            </m:r>
+          </m:sub>
+        </m:sSub>
+        <m:r>
+          <m:rPr>
+            <m:sty m:val="p"/>
+          </m:rPr>
+          <m:t>&gt;</m:t>
+        </m:r>
+        <m:r>
+          <m:t>0</m:t>
+        </m:r>
+      </m:oMath>
+      <w:r>
+        <w:t xml:space="preserve">) su palayı iskeleye iter; kıç iskeleye, pruva sancağa döner (</w:t>
+      </w:r>
+      <m:oMath>
+        <m:sSub>
+          <m:e>
+            <m:r>
+              <m:t>N</m:t>
+            </m:r>
+          </m:e>
+          <m:sub>
+            <m:r>
+              <m:t>d</m:t>
+            </m:r>
+          </m:sub>
+        </m:sSub>
+        <m:r>
+          <m:rPr>
+            <m:sty m:val="p"/>
+          </m:rPr>
+          <m:t>&gt;</m:t>
+        </m:r>
+        <m:r>
+          <m:t>0</m:t>
+        </m:r>
+      </m:oMath>
+      <w:r>
+        <w:t xml:space="preserve">).</w:t>
+      </w:r>
+    </w:p>
+    <w:p>
+      <w:pPr>
+        <w:pStyle w:val="BodyText"/>
+      </w:pPr>
+      <w:r>
+        <w:rPr>
+          <w:b/>
+          <w:bCs/>
+        </w:rPr>
+        <w:t xml:space="preserve">K4 — Yelkenin dönme momenti (orsaya kaçma).</w:t>
+      </w:r>
+      <w:r>
+        <w:t xml:space="preserve"> </w:t>
+      </w:r>
+      <w:r>
+        <w:t xml:space="preserve">Yan kuvvet</w:t>
+      </w:r>
+      <w:r>
+        <w:t xml:space="preserve"> </w:t>
+      </w:r>
+      <m:oMath>
+        <m:sSub>
+          <m:e>
+            <m:r>
+              <m:t>F</m:t>
+            </m:r>
+          </m:e>
+          <m:sub>
+            <m:r>
+              <m:t>y</m:t>
+            </m:r>
+            <m:r>
+              <m:t>a</m:t>
+            </m:r>
+            <m:r>
+              <m:t>n</m:t>
+            </m:r>
+          </m:sub>
+        </m:sSub>
+      </m:oMath>
+      <w:r>
+        <w:t xml:space="preserve">, basınç merkezi yanal direnç merkezinin</w:t>
+      </w:r>
+      <w:r>
+        <w:t xml:space="preserve"> </w:t>
+      </w:r>
+      <m:oMath>
+        <m:r>
+          <m:t>e</m:t>
+        </m:r>
+      </m:oMath>
+      <w:r>
+        <w:t xml:space="preserve"> </w:t>
+      </w:r>
+      <w:r>
+        <w:t xml:space="preserve">kadar gerisinde olduğundan tekneyi rüzgara döndüren bir moment oluşturur:</w:t>
+      </w:r>
+    </w:p>
+    <w:p>
+      <w:pPr>
+        <w:pStyle w:val="BodyText"/>
+      </w:pPr>
+      <m:oMathPara>
+        <m:oMathParaPr>
+          <m:jc m:val="center"/>
+        </m:oMathParaPr>
+        <m:oMath>
+          <m:sSub>
+            <m:e>
+              <m:r>
+                <m:t>N</m:t>
+              </m:r>
+            </m:e>
+            <m:sub>
+              <m:r>
+                <m:t>y</m:t>
+              </m:r>
+            </m:sub>
+          </m:sSub>
+          <m:r>
+            <m:rPr>
+              <m:sty m:val="p"/>
+            </m:rPr>
+            <m:t>=</m:t>
+          </m:r>
+          <m:r>
+            <m:rPr>
+              <m:sty m:val="p"/>
+            </m:rPr>
+            <m:t>−</m:t>
+          </m:r>
+          <m:r>
+            <m:t>s</m:t>
+          </m:r>
+          <m:r>
+            <m:t> </m:t>
+          </m:r>
+          <m:sSub>
+            <m:e>
+              <m:r>
+                <m:t>F</m:t>
+              </m:r>
+            </m:e>
+            <m:sub>
+              <m:r>
+                <m:t>y</m:t>
+              </m:r>
+              <m:r>
+                <m:t>a</m:t>
+              </m:r>
+              <m:r>
+                <m:t>n</m:t>
+              </m:r>
+            </m:sub>
+          </m:sSub>
+          <m:r>
+            <m:t> </m:t>
+          </m:r>
+          <m:r>
+            <m:t>e</m:t>
+          </m:r>
+        </m:oMath>
+      </m:oMathPara>
+    </w:p>
+    <w:p>
+      <w:pPr>
+        <w:pStyle w:val="FirstParagraph"/>
+      </w:pPr>
+      <w:r>
+        <w:t xml:space="preserve">Düz gitmek için dümenin bu momenti dengelemesi gerekir:</w:t>
+      </w:r>
+      <w:r>
+        <w:t xml:space="preserve"> </w:t>
+      </w:r>
+      <m:oMath>
+        <m:sSub>
+          <m:e>
+            <m:r>
+              <m:t>Y</m:t>
+            </m:r>
+          </m:e>
+          <m:sub>
+            <m:r>
+              <m:t>d</m:t>
+            </m:r>
+          </m:sub>
+        </m:sSub>
+        <m:r>
+          <m:t> </m:t>
+        </m:r>
+        <m:sSub>
+          <m:e>
+            <m:r>
+              <m:t>x</m:t>
+            </m:r>
+          </m:e>
+          <m:sub>
+            <m:r>
+              <m:t>d</m:t>
+            </m:r>
+          </m:sub>
+        </m:sSub>
+        <m:r>
+          <m:rPr>
+            <m:sty m:val="p"/>
+          </m:rPr>
+          <m:t>=</m:t>
+        </m:r>
+        <m:r>
+          <m:rPr>
+            <m:sty m:val="p"/>
+          </m:rPr>
+          <m:t>−</m:t>
+        </m:r>
+        <m:sSub>
+          <m:e>
+            <m:r>
+              <m:t>N</m:t>
+            </m:r>
+          </m:e>
+          <m:sub>
+            <m:r>
+              <m:t>y</m:t>
+            </m:r>
+          </m:sub>
+        </m:sSub>
+      </m:oMath>
+      <w:r>
+        <w:t xml:space="preserve">, buradan</w:t>
+      </w:r>
+      <w:r>
+        <w:t xml:space="preserve"> </w:t>
+      </w:r>
+      <m:oMath>
+        <m:sSub>
+          <m:e>
+            <m:r>
+              <m:t>δ</m:t>
+            </m:r>
+          </m:e>
+          <m:sub>
+            <m:r>
+              <m:t>r</m:t>
+            </m:r>
+            <m:r>
+              <m:rPr>
+                <m:sty m:val="p"/>
+              </m:rPr>
+              <m:t>,</m:t>
+            </m:r>
+            <m:r>
+              <m:t>d</m:t>
+            </m:r>
+            <m:r>
+              <m:t>e</m:t>
+            </m:r>
+            <m:r>
+              <m:t>n</m:t>
+            </m:r>
+            <m:r>
+              <m:t>g</m:t>
+            </m:r>
+            <m:r>
+              <m:t>e</m:t>
+            </m:r>
+          </m:sub>
+        </m:sSub>
+        <m:r>
+          <m:rPr>
+            <m:sty m:val="p"/>
+          </m:rPr>
+          <m:t>=</m:t>
+        </m:r>
+        <m:f>
+          <m:fPr>
+            <m:type m:val="bar"/>
+          </m:fPr>
+          <m:num>
+            <m:r>
+              <m:t>s</m:t>
+            </m:r>
+            <m:r>
+              <m:t> </m:t>
+            </m:r>
+            <m:sSub>
+              <m:e>
+                <m:r>
+                  <m:t>F</m:t>
+                </m:r>
+              </m:e>
+              <m:sub>
+                <m:r>
+                  <m:t>y</m:t>
+                </m:r>
+                <m:r>
+                  <m:t>a</m:t>
+                </m:r>
+                <m:r>
+                  <m:t>n</m:t>
+                </m:r>
+              </m:sub>
+            </m:sSub>
+            <m:r>
+              <m:t> </m:t>
+            </m:r>
+            <m:r>
+              <m:t>e</m:t>
+            </m:r>
+          </m:num>
+          <m:den>
+            <m:sSub>
+              <m:e>
+                <m:r>
+                  <m:t>x</m:t>
+                </m:r>
+              </m:e>
+              <m:sub>
+                <m:r>
+                  <m:t>d</m:t>
+                </m:r>
+              </m:sub>
+            </m:sSub>
+            <m:r>
+              <m:rPr>
+                <m:sty m:val="p"/>
+              </m:rPr>
+              <m:t>⋅</m:t>
+            </m:r>
+            <m:f>
+              <m:fPr>
+                <m:type m:val="lin"/>
+              </m:fPr>
+              <m:num>
+                <m:r>
+                  <m:t>1</m:t>
+                </m:r>
+              </m:num>
+              <m:den>
+                <m:r>
+                  <m:t>2</m:t>
+                </m:r>
+              </m:den>
+            </m:f>
+            <m:sSub>
+              <m:e>
+                <m:r>
+                  <m:t>ρ</m:t>
+                </m:r>
+              </m:e>
+              <m:sub>
+                <m:r>
+                  <m:t>s</m:t>
+                </m:r>
+                <m:r>
+                  <m:t>u</m:t>
+                </m:r>
+              </m:sub>
+            </m:sSub>
+            <m:sSub>
+              <m:e>
+                <m:r>
+                  <m:t>A</m:t>
+                </m:r>
+              </m:e>
+              <m:sub>
+                <m:r>
+                  <m:t>d</m:t>
+                </m:r>
+              </m:sub>
+            </m:sSub>
+            <m:sSub>
+              <m:e>
+                <m:r>
+                  <m:t>C</m:t>
+                </m:r>
+              </m:e>
+              <m:sub>
+                <m:r>
+                  <m:t>L</m:t>
+                </m:r>
+                <m:r>
+                  <m:t>α</m:t>
+                </m:r>
+              </m:sub>
+            </m:sSub>
+            <m:sSup>
+              <m:e>
+                <m:r>
+                  <m:t>v</m:t>
+                </m:r>
+              </m:e>
+              <m:sup>
+                <m:r>
+                  <m:t>2</m:t>
+                </m:r>
+              </m:sup>
+            </m:sSup>
+          </m:den>
+        </m:f>
+      </m:oMath>
+      <w:r>
+        <w:t xml:space="preserve">. Tam apazda bu 0.17° çıkar; simülasyonun kontrolcüsünün düz seyirde tuttuğu dümen açısı 0.175°’dir (Adım 7, Bölüm 4).</w:t>
+      </w:r>
+    </w:p>
+    <w:p>
+      <w:pPr>
+        <w:pStyle w:val="BodyText"/>
+      </w:pPr>
+      <w:r>
+        <w:rPr>
+          <w:b/>
+          <w:bCs/>
+        </w:rPr>
+        <w:t xml:space="preserve">K5 — Net moment ve dönüş.</w:t>
+      </w:r>
+      <w:r>
+        <w:t xml:space="preserve"> </w:t>
+      </w:r>
+      <w:r>
+        <w:t xml:space="preserve">Net moment</w:t>
+      </w:r>
+      <w:r>
+        <w:t xml:space="preserve"> </w:t>
+      </w:r>
+      <m:oMath>
+        <m:r>
+          <m:t>N</m:t>
+        </m:r>
+        <m:r>
+          <m:rPr>
+            <m:sty m:val="p"/>
+          </m:rPr>
+          <m:t>=</m:t>
+        </m:r>
+        <m:sSub>
+          <m:e>
+            <m:r>
+              <m:t>N</m:t>
+            </m:r>
+          </m:e>
+          <m:sub>
+            <m:r>
+              <m:t>d</m:t>
+            </m:r>
+          </m:sub>
+        </m:sSub>
+        <m:r>
+          <m:rPr>
+            <m:sty m:val="p"/>
+          </m:rPr>
+          <m:t>+</m:t>
+        </m:r>
+        <m:sSub>
+          <m:e>
+            <m:r>
+              <m:t>N</m:t>
+            </m:r>
+          </m:e>
+          <m:sub>
+            <m:r>
+              <m:t>y</m:t>
+            </m:r>
+          </m:sub>
+        </m:sSub>
+      </m:oMath>
+      <w:r>
+        <w:t xml:space="preserve"> </w:t>
+      </w:r>
+      <w:r>
+        <w:t xml:space="preserve">tekneyi döndürür. Simülasyonda dönüş hızı kinematik modelden (</w:t>
+      </w:r>
+      <m:oMath>
+        <m:acc>
+          <m:accPr>
+            <m:chr m:val="̇"/>
+          </m:accPr>
+          <m:e>
+            <m:r>
+              <m:t>ψ</m:t>
+            </m:r>
+          </m:e>
+        </m:acc>
+        <m:r>
+          <m:rPr>
+            <m:sty m:val="p"/>
+          </m:rPr>
+          <m:t>=</m:t>
+        </m:r>
+        <m:f>
+          <m:fPr>
+            <m:type m:val="bar"/>
+          </m:fPr>
+          <m:num>
+            <m:r>
+              <m:t>v</m:t>
+            </m:r>
+          </m:num>
+          <m:den>
+            <m:r>
+              <m:t>L</m:t>
+            </m:r>
+          </m:den>
+        </m:f>
+        <m:r>
+          <m:rPr>
+            <m:sty m:val="p"/>
+          </m:rPr>
+          <m:t>sin</m:t>
+        </m:r>
+        <m:sSub>
+          <m:e>
+            <m:r>
+              <m:t>δ</m:t>
+            </m:r>
+          </m:e>
+          <m:sub>
+            <m:r>
+              <m:t>r</m:t>
+            </m:r>
+          </m:sub>
+        </m:sSub>
+        <m:r>
+          <m:rPr>
+            <m:sty m:val="p"/>
+          </m:rPr>
+          <m:t>−</m:t>
+        </m:r>
+        <m:r>
+          <m:t>s</m:t>
+        </m:r>
+        <m:r>
+          <m:t> </m:t>
+        </m:r>
+        <m:sSub>
+          <m:e>
+            <m:r>
+              <m:t>ω</m:t>
+            </m:r>
+          </m:e>
+          <m:sub>
+            <m:r>
+              <m:t>w</m:t>
+            </m:r>
+            <m:r>
+              <m:t>h</m:t>
+            </m:r>
+          </m:sub>
+        </m:sSub>
+      </m:oMath>
+      <w:r>
+        <w:t xml:space="preserve">) gelir; bu dönüşü sürdürmek için gövdelerin sağlaması gereken yanal (merkezcil) kuvvet:</w:t>
+      </w:r>
+    </w:p>
+    <w:p>
+      <w:pPr>
+        <w:pStyle w:val="BodyText"/>
+      </w:pPr>
+      <m:oMathPara>
+        <m:oMathParaPr>
+          <m:jc m:val="center"/>
+        </m:oMathParaPr>
+        <m:oMath>
+          <m:sSub>
+            <m:e>
+              <m:r>
+                <m:t>F</m:t>
+              </m:r>
+            </m:e>
+            <m:sub>
+              <m:r>
+                <m:t>c</m:t>
+              </m:r>
+            </m:sub>
+          </m:sSub>
+          <m:r>
+            <m:rPr>
+              <m:sty m:val="p"/>
+            </m:rPr>
+            <m:t>=</m:t>
+          </m:r>
+          <m:r>
+            <m:t>m</m:t>
+          </m:r>
+          <m:r>
+            <m:t> </m:t>
+          </m:r>
+          <m:r>
+            <m:t>v</m:t>
+          </m:r>
+          <m:r>
+            <m:t> </m:t>
+          </m:r>
+          <m:acc>
+            <m:accPr>
+              <m:chr m:val="̇"/>
+            </m:accPr>
+            <m:e>
+              <m:r>
+                <m:t>ψ</m:t>
+              </m:r>
+            </m:e>
+          </m:acc>
+          <m:r>
+            <m:rPr>
+              <m:sty m:val="p"/>
+            </m:rPr>
+            <m:t>=</m:t>
+          </m:r>
+          <m:f>
+            <m:fPr>
+              <m:type m:val="bar"/>
+            </m:fPr>
+            <m:num>
+              <m:r>
+                <m:t>m</m:t>
+              </m:r>
+              <m:sSup>
+                <m:e>
+                  <m:r>
+                    <m:t>v</m:t>
+                  </m:r>
+                </m:e>
+                <m:sup>
+                  <m:r>
+                    <m:t>2</m:t>
+                  </m:r>
+                </m:sup>
+              </m:sSup>
+            </m:num>
+            <m:den>
+              <m:r>
+                <m:t>R</m:t>
+              </m:r>
+            </m:den>
+          </m:f>
+        </m:oMath>
+      </m:oMathPara>
+    </w:p>
+    <w:bookmarkStart w:id="29" w:name="sayısal-sonuçlar-u-8-ms"/>
+    <w:p>
+      <w:pPr>
+        <w:pStyle w:val="Heading4"/>
+      </w:pPr>
+      <w:r>
+        <w:t xml:space="preserve">Sayısal sonuçlar (U = 8 m/s)</w:t>
+      </w:r>
+    </w:p>
+    <w:p>
+      <w:pPr>
+        <w:pStyle w:val="FirstParagraph"/>
+      </w:pPr>
+      <w:r>
+        <w:rPr>
+          <w:b/>
+          <w:bCs/>
+        </w:rPr>
+        <w:t xml:space="preserve">Seyir bantlarına göre yelken kuvvetleri</w:t>
+      </w:r>
+      <w:r>
+        <w:t xml:space="preserve"> </w:t>
+      </w:r>
+      <w:r>
+        <w:t xml:space="preserve">(auto-trim,</w:t>
+      </w:r>
+      <w:r>
+        <w:t xml:space="preserve"> </w:t>
+      </w:r>
+      <m:oMath>
+        <m:sSub>
+          <m:e>
+            <m:r>
+              <m:t>δ</m:t>
+            </m:r>
+          </m:e>
+          <m:sub>
+            <m:r>
+              <m:t>r</m:t>
+            </m:r>
+          </m:sub>
+        </m:sSub>
+        <m:r>
+          <m:rPr>
+            <m:sty m:val="p"/>
+          </m:rPr>
+          <m:t>=</m:t>
+        </m:r>
+        <m:r>
+          <m:t>0</m:t>
+        </m:r>
+      </m:oMath>
+      <w:r>
+        <w:t xml:space="preserve">, kararlı hız):</w:t>
+      </w:r>
+    </w:p>
+    <w:tbl>
+      <w:tblPr>
+        <w:tblStyle w:val="Table"/>
+        <w:tblW w:type="pct" w:w="5000"/>
+        <w:tblLayout w:type="fixed"/>
+        <w:tblLook w:firstRow="1" w:lastRow="0" w:firstColumn="0" w:lastColumn="0" w:noHBand="0" w:noVBand="0" w:val="0020"/>
+      </w:tblPr>
+      <w:tblGrid>
+        <w:gridCol w:w="660"/>
+        <w:gridCol w:w="660"/>
+        <w:gridCol w:w="660"/>
+        <w:gridCol w:w="660"/>
+        <w:gridCol w:w="660"/>
+        <w:gridCol w:w="660"/>
+        <w:gridCol w:w="660"/>
+        <w:gridCol w:w="660"/>
+        <w:gridCol w:w="660"/>
+        <w:gridCol w:w="660"/>
+        <w:gridCol w:w="660"/>
+        <w:gridCol w:w="660"/>
+      </w:tblGrid>
+      <w:tr>
+        <w:trPr>
+          <w:tblHeader w:val="on"/>
+        </w:trPr>
+        <w:tc>
+          <w:tcPr/>
+          <w:p>
+            <w:pPr>
+              <w:pStyle w:val="Compact"/>
+            </w:pPr>
+            <w:r>
+              <w:t xml:space="preserve">ψ (°)</w:t>
+            </w:r>
+          </w:p>
+        </w:tc>
+        <w:tc>
+          <w:tcPr/>
+          <w:p>
+            <w:pPr>
+              <w:pStyle w:val="Compact"/>
+            </w:pPr>
+            <w:r>
+              <w:t xml:space="preserve">Seyir</w:t>
+            </w:r>
+          </w:p>
+        </w:tc>
+        <w:tc>
+          <w:tcPr/>
+          <w:p>
+            <w:pPr>
+              <w:pStyle w:val="Compact"/>
+            </w:pPr>
+            <w:r>
+              <w:t xml:space="preserve">δs (°)</w:t>
+            </w:r>
+          </w:p>
+        </w:tc>
+        <w:tc>
+          <w:tcPr/>
+          <w:p>
+            <w:pPr>
+              <w:pStyle w:val="Compact"/>
+            </w:pPr>
+            <w:r>
+              <w:t xml:space="preserve">V* (m/s)</w:t>
+            </w:r>
+          </w:p>
+        </w:tc>
+        <w:tc>
+          <w:tcPr/>
+          <w:p>
+            <w:pPr>
+              <w:pStyle w:val="Compact"/>
+            </w:pPr>
+            <w:r>
+              <w:t xml:space="preserve">V_A (m/s)</w:t>
+            </w:r>
+          </w:p>
+        </w:tc>
+        <w:tc>
+          <w:tcPr/>
+          <w:p>
+            <w:pPr>
+              <w:pStyle w:val="Compact"/>
+            </w:pPr>
+            <w:r>
+              <w:t xml:space="preserve">AWA (°)</w:t>
+            </w:r>
+          </w:p>
+        </w:tc>
+        <w:tc>
+          <w:tcPr/>
+          <w:p>
+            <w:pPr>
+              <w:pStyle w:val="Compact"/>
+            </w:pPr>
+            <w:r>
+              <w:t xml:space="preserve">T itki (N)</w:t>
+            </w:r>
+          </w:p>
+        </w:tc>
+        <w:tc>
+          <w:tcPr/>
+          <w:p>
+            <w:pPr>
+              <w:pStyle w:val="Compact"/>
+            </w:pPr>
+            <w:r>
+              <w:t xml:space="preserve">F_N (N)</w:t>
+            </w:r>
+          </w:p>
+        </w:tc>
+        <w:tc>
+          <w:tcPr/>
+          <w:p>
+            <w:pPr>
+              <w:pStyle w:val="Compact"/>
+            </w:pPr>
+            <w:r>
+              <w:t xml:space="preserve">F_yan (N)</w:t>
+            </w:r>
+          </w:p>
+        </w:tc>
+        <w:tc>
+          <w:tcPr/>
+          <w:p>
+            <w:pPr>
+              <w:pStyle w:val="Compact"/>
+            </w:pPr>
+            <w:r>
+              <w:t xml:space="preserve">C_N</w:t>
+            </w:r>
+          </w:p>
+        </w:tc>
+        <w:tc>
+          <w:tcPr/>
+          <w:p>
+            <w:pPr>
+              <w:pStyle w:val="Compact"/>
+            </w:pPr>
+            <w:r>
+              <w:t xml:space="preserve">N_yelken (N·m)</w:t>
+            </w:r>
+          </w:p>
+        </w:tc>
+        <w:tc>
+          <w:tcPr/>
+          <w:p>
+            <w:pPr>
+              <w:pStyle w:val="Compact"/>
+            </w:pPr>
+            <w:r>
+              <w:t xml:space="preserve">δr denge (°)</w:t>
+            </w:r>
+          </w:p>
+        </w:tc>
+      </w:tr>
+      <w:tr>
+        <w:tc>
+          <w:tcPr/>
+          <w:p>
+            <w:pPr>
+              <w:pStyle w:val="Compact"/>
+            </w:pPr>
+            <w:r>
+              <w:t xml:space="preserve">35.5</w:t>
+            </w:r>
+          </w:p>
+        </w:tc>
+        <w:tc>
+          <w:tcPr/>
+          <w:p>
+            <w:pPr>
+              <w:pStyle w:val="Compact"/>
+            </w:pPr>
+            <w:r>
+              <w:t xml:space="preserve">Orsa</w:t>
+            </w:r>
+          </w:p>
+        </w:tc>
+        <w:tc>
+          <w:tcPr/>
+          <w:p>
+            <w:pPr>
+              <w:pStyle w:val="Compact"/>
+            </w:pPr>
+            <w:r>
+              <w:t xml:space="preserve">16</w:t>
+            </w:r>
+          </w:p>
+        </w:tc>
+        <w:tc>
+          <w:tcPr/>
+          <w:p>
+            <w:pPr>
+              <w:pStyle w:val="Compact"/>
+            </w:pPr>
+            <w:r>
+              <w:t xml:space="preserve">4.96</w:t>
+            </w:r>
+          </w:p>
+        </w:tc>
+        <w:tc>
+          <w:tcPr/>
+          <w:p>
+            <w:pPr>
+              <w:pStyle w:val="Compact"/>
+            </w:pPr>
+            <w:r>
+              <w:t xml:space="preserve">12.38</w:t>
+            </w:r>
+          </w:p>
+        </w:tc>
+        <w:tc>
+          <w:tcPr/>
+          <w:p>
+            <w:pPr>
+              <w:pStyle w:val="Compact"/>
+            </w:pPr>
+            <w:r>
+              <w:t xml:space="preserve">22</w:t>
+            </w:r>
+          </w:p>
+        </w:tc>
+        <w:tc>
+          <w:tcPr/>
+          <w:p>
+            <w:pPr>
+              <w:pStyle w:val="Compact"/>
+            </w:pPr>
+            <w:r>
+              <w:t xml:space="preserve">413</w:t>
+            </w:r>
+          </w:p>
+        </w:tc>
+        <w:tc>
+          <w:tcPr/>
+          <w:p>
+            <w:pPr>
+              <w:pStyle w:val="Compact"/>
+            </w:pPr>
+            <w:r>
+              <w:t xml:space="preserve">1500</w:t>
+            </w:r>
+          </w:p>
+        </w:tc>
+        <w:tc>
+          <w:tcPr/>
+          <w:p>
+            <w:pPr>
+              <w:pStyle w:val="Compact"/>
+            </w:pPr>
+            <w:r>
+              <w:t xml:space="preserve">1441</w:t>
+            </w:r>
+          </w:p>
+        </w:tc>
+        <w:tc>
+          <w:tcPr/>
+          <w:p>
+            <w:pPr>
+              <w:pStyle w:val="Compact"/>
+            </w:pPr>
+            <w:r>
+              <w:t xml:space="preserve">0.80</w:t>
+            </w:r>
+          </w:p>
+        </w:tc>
+        <w:tc>
+          <w:tcPr/>
+          <w:p>
+            <w:pPr>
+              <w:pStyle w:val="Compact"/>
+            </w:pPr>
+            <w:r>
+              <w:t xml:space="preserve">−288</w:t>
+            </w:r>
+          </w:p>
+        </w:tc>
+        <w:tc>
+          <w:tcPr/>
+          <w:p>
+            <w:pPr>
+              <w:pStyle w:val="Compact"/>
+            </w:pPr>
+            <w:r>
+              <w:t xml:space="preserve">+1.12</w:t>
+            </w:r>
+          </w:p>
+        </w:tc>
+      </w:tr>
+      <w:tr>
+        <w:tc>
+          <w:tcPr/>
+          <w:p>
+            <w:pPr>
+              <w:pStyle w:val="Compact"/>
+            </w:pPr>
+            <w:r>
+              <w:t xml:space="preserve">50.5</w:t>
+            </w:r>
+          </w:p>
+        </w:tc>
+        <w:tc>
+          <w:tcPr/>
+          <w:p>
+            <w:pPr>
+              <w:pStyle w:val="Compact"/>
+            </w:pPr>
+            <w:r>
+              <w:t xml:space="preserve">Dar Apaz</w:t>
+            </w:r>
+          </w:p>
+        </w:tc>
+        <w:tc>
+          <w:tcPr/>
+          <w:p>
+            <w:pPr>
+              <w:pStyle w:val="Compact"/>
+            </w:pPr>
+            <w:r>
+              <w:t xml:space="preserve">32</w:t>
+            </w:r>
+          </w:p>
+        </w:tc>
+        <w:tc>
+          <w:tcPr/>
+          <w:p>
+            <w:pPr>
+              <w:pStyle w:val="Compact"/>
+            </w:pPr>
+            <w:r>
+              <w:t xml:space="preserve">6.80</w:t>
+            </w:r>
+          </w:p>
+        </w:tc>
+        <w:tc>
+          <w:tcPr/>
+          <w:p>
+            <w:pPr>
+              <w:pStyle w:val="Compact"/>
+            </w:pPr>
+            <w:r>
+              <w:t xml:space="preserve">13.40</w:t>
+            </w:r>
+          </w:p>
+        </w:tc>
+        <w:tc>
+          <w:tcPr/>
+          <w:p>
+            <w:pPr>
+              <w:pStyle w:val="Compact"/>
+            </w:pPr>
+            <w:r>
+              <w:t xml:space="preserve">27</w:t>
+            </w:r>
+          </w:p>
+        </w:tc>
+        <w:tc>
+          <w:tcPr/>
+          <w:p>
+            <w:pPr>
+              <w:pStyle w:val="Compact"/>
+            </w:pPr>
+            <w:r>
+              <w:t xml:space="preserve">567</w:t>
+            </w:r>
+          </w:p>
+        </w:tc>
+        <w:tc>
+          <w:tcPr/>
+          <w:p>
+            <w:pPr>
+              <w:pStyle w:val="Compact"/>
+            </w:pPr>
+            <w:r>
+              <w:t xml:space="preserve">1069</w:t>
+            </w:r>
+          </w:p>
+        </w:tc>
+        <w:tc>
+          <w:tcPr/>
+          <w:p>
+            <w:pPr>
+              <w:pStyle w:val="Compact"/>
+            </w:pPr>
+            <w:r>
+              <w:t xml:space="preserve">907</w:t>
+            </w:r>
+          </w:p>
+        </w:tc>
+        <w:tc>
+          <w:tcPr/>
+          <w:p>
+            <w:pPr>
+              <w:pStyle w:val="Compact"/>
+            </w:pPr>
+            <w:r>
+              <w:t xml:space="preserve">0.49</w:t>
+            </w:r>
+          </w:p>
+        </w:tc>
+        <w:tc>
+          <w:tcPr/>
+          <w:p>
+            <w:pPr>
+              <w:pStyle w:val="Compact"/>
+            </w:pPr>
+            <w:r>
+              <w:t xml:space="preserve">−181</w:t>
+            </w:r>
+          </w:p>
+        </w:tc>
+        <w:tc>
+          <w:tcPr/>
+          <w:p>
+            <w:pPr>
+              <w:pStyle w:val="Compact"/>
+            </w:pPr>
+            <w:r>
+              <w:t xml:space="preserve">+0.37</w:t>
+            </w:r>
+          </w:p>
+        </w:tc>
+      </w:tr>
+      <w:tr>
+        <w:tc>
+          <w:tcPr/>
+          <w:p>
+            <w:pPr>
+              <w:pStyle w:val="Compact"/>
+            </w:pPr>
+            <w:r>
+              <w:t xml:space="preserve">90.0</w:t>
+            </w:r>
+          </w:p>
+        </w:tc>
+        <w:tc>
+          <w:tcPr/>
+          <w:p>
+            <w:pPr>
+              <w:pStyle w:val="Compact"/>
+            </w:pPr>
+            <w:r>
+              <w:t xml:space="preserve">Tam Apaz</w:t>
+            </w:r>
+          </w:p>
+        </w:tc>
+        <w:tc>
+          <w:tcPr/>
+          <w:p>
+            <w:pPr>
+              <w:pStyle w:val="Compact"/>
+            </w:pPr>
+            <w:r>
+              <w:t xml:space="preserve">46</w:t>
+            </w:r>
+          </w:p>
+        </w:tc>
+        <w:tc>
+          <w:tcPr/>
+          <w:p>
+            <w:pPr>
+              <w:pStyle w:val="Compact"/>
+            </w:pPr>
+            <w:r>
+              <w:t xml:space="preserve">9.20</w:t>
+            </w:r>
+          </w:p>
+        </w:tc>
+        <w:tc>
+          <w:tcPr/>
+          <w:p>
+            <w:pPr>
+              <w:pStyle w:val="Compact"/>
+            </w:pPr>
+            <w:r>
+              <w:t xml:space="preserve">12.19</w:t>
+            </w:r>
+          </w:p>
+        </w:tc>
+        <w:tc>
+          <w:tcPr/>
+          <w:p>
+            <w:pPr>
+              <w:pStyle w:val="Compact"/>
+            </w:pPr>
+            <w:r>
+              <w:t xml:space="preserve">41</w:t>
+            </w:r>
+          </w:p>
+        </w:tc>
+        <w:tc>
+          <w:tcPr/>
+          <w:p>
+            <w:pPr>
+              <w:pStyle w:val="Compact"/>
+            </w:pPr>
+            <w:r>
+              <w:t xml:space="preserve">767</w:t>
+            </w:r>
+          </w:p>
+        </w:tc>
+        <w:tc>
+          <w:tcPr/>
+          <w:p>
+            <w:pPr>
+              <w:pStyle w:val="Compact"/>
+            </w:pPr>
+            <w:r>
+              <w:t xml:space="preserve">1066</w:t>
+            </w:r>
+          </w:p>
+        </w:tc>
+        <w:tc>
+          <w:tcPr/>
+          <w:p>
+            <w:pPr>
+              <w:pStyle w:val="Compact"/>
+            </w:pPr>
+            <w:r>
+              <w:t xml:space="preserve">740</w:t>
+            </w:r>
+          </w:p>
+        </w:tc>
+        <w:tc>
+          <w:tcPr/>
+          <w:p>
+            <w:pPr>
+              <w:pStyle w:val="Compact"/>
+            </w:pPr>
+            <w:r>
+              <w:t xml:space="preserve">0.59</w:t>
+            </w:r>
+          </w:p>
+        </w:tc>
+        <w:tc>
+          <w:tcPr/>
+          <w:p>
+            <w:pPr>
+              <w:pStyle w:val="Compact"/>
+            </w:pPr>
+            <w:r>
+              <w:t xml:space="preserve">−148</w:t>
+            </w:r>
+          </w:p>
+        </w:tc>
+        <w:tc>
+          <w:tcPr/>
+          <w:p>
+            <w:pPr>
+              <w:pStyle w:val="Compact"/>
+            </w:pPr>
+            <w:r>
+              <w:t xml:space="preserve">+0.17</w:t>
+            </w:r>
+          </w:p>
+        </w:tc>
+      </w:tr>
+      <w:tr>
+        <w:tc>
+          <w:tcPr/>
+          <w:p>
+            <w:pPr>
+              <w:pStyle w:val="Compact"/>
+            </w:pPr>
+            <w:r>
+              <w:t xml:space="preserve">135.0</w:t>
+            </w:r>
+          </w:p>
+        </w:tc>
+        <w:tc>
+          <w:tcPr/>
+          <w:p>
+            <w:pPr>
+              <w:pStyle w:val="Compact"/>
+            </w:pPr>
+            <w:r>
+              <w:t xml:space="preserve">Geniş Apaz</w:t>
+            </w:r>
+          </w:p>
+        </w:tc>
+        <w:tc>
+          <w:tcPr/>
+          <w:p>
+            <w:pPr>
+              <w:pStyle w:val="Compact"/>
+            </w:pPr>
+            <w:r>
+              <w:t xml:space="preserve">65</w:t>
+            </w:r>
+          </w:p>
+        </w:tc>
+        <w:tc>
+          <w:tcPr/>
+          <w:p>
+            <w:pPr>
+              <w:pStyle w:val="Compact"/>
+            </w:pPr>
+            <w:r>
+              <w:t xml:space="preserve">7.36</w:t>
+            </w:r>
+          </w:p>
+        </w:tc>
+        <w:tc>
+          <w:tcPr/>
+          <w:p>
+            <w:pPr>
+              <w:pStyle w:val="Compact"/>
+            </w:pPr>
+            <w:r>
+              <w:t xml:space="preserve">5.91</w:t>
+            </w:r>
+          </w:p>
+        </w:tc>
+        <w:tc>
+          <w:tcPr/>
+          <w:p>
+            <w:pPr>
+              <w:pStyle w:val="Compact"/>
+            </w:pPr>
+            <w:r>
+              <w:t xml:space="preserve">73</w:t>
+            </w:r>
+          </w:p>
+        </w:tc>
+        <w:tc>
+          <w:tcPr/>
+          <w:p>
+            <w:pPr>
+              <w:pStyle w:val="Compact"/>
+            </w:pPr>
+            <w:r>
+              <w:t xml:space="preserve">613</w:t>
+            </w:r>
+          </w:p>
+        </w:tc>
+        <w:tc>
+          <w:tcPr/>
+          <w:p>
+            <w:pPr>
+              <w:pStyle w:val="Compact"/>
+            </w:pPr>
+            <w:r>
+              <w:t xml:space="preserve">677</w:t>
+            </w:r>
+          </w:p>
+        </w:tc>
+        <w:tc>
+          <w:tcPr/>
+          <w:p>
+            <w:pPr>
+              <w:pStyle w:val="Compact"/>
+            </w:pPr>
+            <w:r>
+              <w:t xml:space="preserve">286</w:t>
+            </w:r>
+          </w:p>
+        </w:tc>
+        <w:tc>
+          <w:tcPr/>
+          <w:p>
+            <w:pPr>
+              <w:pStyle w:val="Compact"/>
+            </w:pPr>
+            <w:r>
+              <w:t xml:space="preserve">1.58</w:t>
+            </w:r>
+          </w:p>
+        </w:tc>
+        <w:tc>
+          <w:tcPr/>
+          <w:p>
+            <w:pPr>
+              <w:pStyle w:val="Compact"/>
+            </w:pPr>
+            <w:r>
+              <w:t xml:space="preserve">−57</w:t>
+            </w:r>
+          </w:p>
+        </w:tc>
+        <w:tc>
+          <w:tcPr/>
+          <w:p>
+            <w:pPr>
+              <w:pStyle w:val="Compact"/>
+            </w:pPr>
+            <w:r>
+              <w:t xml:space="preserve">+0.10</w:t>
+            </w:r>
+          </w:p>
+        </w:tc>
+      </w:tr>
+      <w:tr>
+        <w:tc>
+          <w:tcPr/>
+          <w:p>
+            <w:pPr>
+              <w:pStyle w:val="Compact"/>
+            </w:pPr>
+            <w:r>
+              <w:t xml:space="preserve">165.0</w:t>
+            </w:r>
+          </w:p>
+        </w:tc>
+        <w:tc>
+          <w:tcPr/>
+          <w:p>
+            <w:pPr>
+              <w:pStyle w:val="Compact"/>
+            </w:pPr>
+            <w:r>
+              <w:t xml:space="preserve">Pupa</w:t>
+            </w:r>
+          </w:p>
+        </w:tc>
+        <w:tc>
+          <w:tcPr/>
+          <w:p>
+            <w:pPr>
+              <w:pStyle w:val="Compact"/>
+            </w:pPr>
+            <w:r>
+              <w:t xml:space="preserve">82</w:t>
+            </w:r>
+          </w:p>
+        </w:tc>
+        <w:tc>
+          <w:tcPr/>
+          <w:p>
+            <w:pPr>
+              <w:pStyle w:val="Compact"/>
+            </w:pPr>
+            <w:r>
+              <w:t xml:space="preserve">5.92</w:t>
+            </w:r>
+          </w:p>
+        </w:tc>
+        <w:tc>
+          <w:tcPr/>
+          <w:p>
+            <w:pPr>
+              <w:pStyle w:val="Compact"/>
+            </w:pPr>
+            <w:r>
+              <w:t xml:space="preserve">2.75</w:t>
+            </w:r>
+          </w:p>
+        </w:tc>
+        <w:tc>
+          <w:tcPr/>
+          <w:p>
+            <w:pPr>
+              <w:pStyle w:val="Compact"/>
+            </w:pPr>
+            <w:r>
+              <w:t xml:space="preserve">131</w:t>
+            </w:r>
+          </w:p>
+        </w:tc>
+        <w:tc>
+          <w:tcPr/>
+          <w:p>
+            <w:pPr>
+              <w:pStyle w:val="Compact"/>
+            </w:pPr>
+            <w:r>
+              <w:t xml:space="preserve">493</w:t>
+            </w:r>
+          </w:p>
+        </w:tc>
+        <w:tc>
+          <w:tcPr/>
+          <w:p>
+            <w:pPr>
+              <w:pStyle w:val="Compact"/>
+            </w:pPr>
+            <w:r>
+              <w:t xml:space="preserve">498</w:t>
+            </w:r>
+          </w:p>
+        </w:tc>
+        <w:tc>
+          <w:tcPr/>
+          <w:p>
+            <w:pPr>
+              <w:pStyle w:val="Compact"/>
+            </w:pPr>
+            <w:r>
+              <w:t xml:space="preserve">69</w:t>
+            </w:r>
+          </w:p>
+        </w:tc>
+        <w:tc>
+          <w:tcPr/>
+          <w:p>
+            <w:pPr>
+              <w:pStyle w:val="Compact"/>
+            </w:pPr>
+            <w:r>
+              <w:t xml:space="preserve">5.38</w:t>
+            </w:r>
+          </w:p>
+        </w:tc>
+        <w:tc>
+          <w:tcPr/>
+          <w:p>
+            <w:pPr>
+              <w:pStyle w:val="Compact"/>
+            </w:pPr>
+            <w:r>
+              <w:t xml:space="preserve">−14</w:t>
+            </w:r>
+          </w:p>
+        </w:tc>
+        <w:tc>
+          <w:tcPr/>
+          <w:p>
+            <w:pPr>
+              <w:pStyle w:val="Compact"/>
+            </w:pPr>
+            <w:r>
+              <w:t xml:space="preserve">+0.04</w:t>
+            </w:r>
+          </w:p>
+        </w:tc>
+      </w:tr>
+    </w:tbl>
+    <w:p>
+      <w:pPr>
+        <w:pStyle w:val="BodyText"/>
+      </w:pPr>
+      <w:r>
+        <w:t xml:space="preserve">Orsa, dar apaz ve tam apazda gereken kuvvet katsayısı</w:t>
+      </w:r>
+      <w:r>
+        <w:t xml:space="preserve"> </w:t>
+      </w:r>
+      <m:oMath>
+        <m:sSub>
+          <m:e>
+            <m:r>
+              <m:t>C</m:t>
+            </m:r>
+          </m:e>
+          <m:sub>
+            <m:r>
+              <m:t>N</m:t>
+            </m:r>
+          </m:sub>
+        </m:sSub>
+      </m:oMath>
+      <w:r>
+        <w:t xml:space="preserve"> </w:t>
+      </w:r>
+      <w:r>
+        <w:t xml:space="preserve">= 0.5–0.8’dir; bu, kumaş bir yelken için gerçekçi bir değerdir. Rüzgar altında görünür rüzgar çok zayıfladığından (</w:t>
+      </w:r>
+      <m:oMath>
+        <m:sSub>
+          <m:e>
+            <m:r>
+              <m:t>V</m:t>
+            </m:r>
+          </m:e>
+          <m:sub>
+            <m:r>
+              <m:t>A</m:t>
+            </m:r>
+          </m:sub>
+        </m:sSub>
+      </m:oMath>
+      <w:r>
+        <w:t xml:space="preserve"> </w:t>
+      </w:r>
+      <w:r>
+        <w:t xml:space="preserve">= 2.7–5.9 m/s)</w:t>
+      </w:r>
+      <w:r>
+        <w:t xml:space="preserve"> </w:t>
+      </w:r>
+      <m:oMath>
+        <m:sSub>
+          <m:e>
+            <m:r>
+              <m:t>C</m:t>
+            </m:r>
+          </m:e>
+          <m:sub>
+            <m:r>
+              <m:t>N</m:t>
+            </m:r>
+          </m:sub>
+        </m:sSub>
+      </m:oMath>
+      <w:r>
+        <w:t xml:space="preserve"> </w:t>
+      </w:r>
+      <w:r>
+        <w:t xml:space="preserve">fiziksel sınırı (≈ 1.3) aşar. Bu, kullanılan poların rüzgar altı hız oranlarının (0.92, 0.74) iyimser olduğunu gösterir (bkz. Bölüm 8).</w:t>
+      </w:r>
+    </w:p>
+    <w:p>
+      <w:pPr>
+        <w:pStyle w:val="BodyText"/>
+      </w:pPr>
+      <w:r>
+        <w:rPr>
+          <w:b/>
+          <w:bCs/>
+        </w:rPr>
+        <w:t xml:space="preserve">Yelken trimi</w:t>
+      </w:r>
+      <w:r>
+        <w:t xml:space="preserve"> </w:t>
+      </w:r>
+      <w:r>
+        <w:t xml:space="preserve">(</w:t>
+      </w:r>
+      <m:oMath>
+        <m:r>
+          <m:t>ψ</m:t>
+        </m:r>
+      </m:oMath>
+      <w:r>
+        <w:t xml:space="preserve"> </w:t>
+      </w:r>
+      <w:r>
+        <w:t xml:space="preserve">= 90°,</w:t>
+      </w:r>
+      <w:r>
+        <w:t xml:space="preserve"> </w:t>
+      </w:r>
+      <m:oMath>
+        <m:sSub>
+          <m:e>
+            <m:r>
+              <m:t>δ</m:t>
+            </m:r>
+          </m:e>
+          <m:sub>
+            <m:r>
+              <m:t>r</m:t>
+            </m:r>
+          </m:sub>
+        </m:sSub>
+      </m:oMath>
+      <w:r>
+        <w:t xml:space="preserve"> </w:t>
+      </w:r>
+      <w:r>
+        <w:t xml:space="preserve">= 0):</w:t>
+      </w:r>
+    </w:p>
+    <w:tbl>
+      <w:tblPr>
+        <w:tblStyle w:val="Table"/>
+        <w:tblW w:type="auto" w:w="0"/>
+        <w:tblLook w:firstRow="1" w:lastRow="0" w:firstColumn="0" w:lastColumn="0" w:noHBand="0" w:noVBand="0" w:val="0020"/>
+      </w:tblPr>
+      <w:tblGrid>
+        <w:gridCol w:w="1320"/>
+        <w:gridCol w:w="1320"/>
+        <w:gridCol w:w="1320"/>
+        <w:gridCol w:w="1320"/>
+        <w:gridCol w:w="1320"/>
+        <w:gridCol w:w="1320"/>
+      </w:tblGrid>
+      <w:tr>
+        <w:trPr>
+          <w:tblHeader w:val="on"/>
+        </w:trPr>
+        <w:tc>
+          <w:tcPr/>
+          <w:p>
+            <w:pPr>
+              <w:pStyle w:val="Compact"/>
+            </w:pPr>
+            <w:r>
+              <w:t xml:space="preserve">δs (°)</w:t>
+            </w:r>
+          </w:p>
+        </w:tc>
+        <w:tc>
+          <w:tcPr/>
+          <w:p>
+            <w:pPr>
+              <w:pStyle w:val="Compact"/>
+            </w:pPr>
+            <w:r>
+              <w:t xml:space="preserve">η</w:t>
+            </w:r>
+          </w:p>
+        </w:tc>
+        <w:tc>
+          <w:tcPr/>
+          <w:p>
+            <w:pPr>
+              <w:pStyle w:val="Compact"/>
+            </w:pPr>
+            <w:r>
+              <w:t xml:space="preserve">V* (m/s)</w:t>
+            </w:r>
+          </w:p>
+        </w:tc>
+        <w:tc>
+          <w:tcPr/>
+          <w:p>
+            <w:pPr>
+              <w:pStyle w:val="Compact"/>
+            </w:pPr>
+            <w:r>
+              <w:t xml:space="preserve">T itki (N)</w:t>
+            </w:r>
+          </w:p>
+        </w:tc>
+        <w:tc>
+          <w:tcPr/>
+          <w:p>
+            <w:pPr>
+              <w:pStyle w:val="Compact"/>
+            </w:pPr>
+            <w:r>
+              <w:t xml:space="preserve">F_N (N)</w:t>
+            </w:r>
+          </w:p>
+        </w:tc>
+        <w:tc>
+          <w:tcPr/>
+          <w:p>
+            <w:pPr>
+              <w:pStyle w:val="Compact"/>
+            </w:pPr>
+            <w:r>
+              <w:t xml:space="preserve">F_yan (N)</w:t>
+            </w:r>
+          </w:p>
+        </w:tc>
+      </w:tr>
+      <w:tr>
+        <w:tc>
+          <w:tcPr/>
+          <w:p>
+            <w:pPr>
+              <w:pStyle w:val="Compact"/>
+            </w:pPr>
+            <w:r>
+              <w:t xml:space="preserve">20</w:t>
+            </w:r>
+          </w:p>
+        </w:tc>
+        <w:tc>
+          <w:tcPr/>
+          <w:p>
+            <w:pPr>
+              <w:pStyle w:val="Compact"/>
+            </w:pPr>
+            <w:r>
+              <w:t xml:space="preserve">0.15</w:t>
+            </w:r>
+          </w:p>
+        </w:tc>
+        <w:tc>
+          <w:tcPr/>
+          <w:p>
+            <w:pPr>
+              <w:pStyle w:val="Compact"/>
+            </w:pPr>
+            <w:r>
+              <w:t xml:space="preserve">1.38</w:t>
+            </w:r>
+          </w:p>
+        </w:tc>
+        <w:tc>
+          <w:tcPr/>
+          <w:p>
+            <w:pPr>
+              <w:pStyle w:val="Compact"/>
+            </w:pPr>
+            <w:r>
+              <w:t xml:space="preserve">115</w:t>
+            </w:r>
+          </w:p>
+        </w:tc>
+        <w:tc>
+          <w:tcPr/>
+          <w:p>
+            <w:pPr>
+              <w:pStyle w:val="Compact"/>
+            </w:pPr>
+            <w:r>
+              <w:t xml:space="preserve">336</w:t>
+            </w:r>
+          </w:p>
+        </w:tc>
+        <w:tc>
+          <w:tcPr/>
+          <w:p>
+            <w:pPr>
+              <w:pStyle w:val="Compact"/>
+            </w:pPr>
+            <w:r>
+              <w:t xml:space="preserve">316</w:t>
+            </w:r>
+          </w:p>
+        </w:tc>
+      </w:tr>
+      <w:tr>
+        <w:tc>
+          <w:tcPr/>
+          <w:p>
+            <w:pPr>
+              <w:pStyle w:val="Compact"/>
+            </w:pPr>
+            <w:r>
+              <w:t xml:space="preserve">30</w:t>
+            </w:r>
+          </w:p>
+        </w:tc>
+        <w:tc>
+          <w:tcPr/>
+          <w:p>
+            <w:pPr>
+              <w:pStyle w:val="Compact"/>
+            </w:pPr>
+            <w:r>
+              <w:t xml:space="preserve">0.51</w:t>
+            </w:r>
+          </w:p>
+        </w:tc>
+        <w:tc>
+          <w:tcPr/>
+          <w:p>
+            <w:pPr>
+              <w:pStyle w:val="Compact"/>
+            </w:pPr>
+            <w:r>
+              <w:t xml:space="preserve">4.70</w:t>
+            </w:r>
+          </w:p>
+        </w:tc>
+        <w:tc>
+          <w:tcPr/>
+          <w:p>
+            <w:pPr>
+              <w:pStyle w:val="Compact"/>
+            </w:pPr>
+            <w:r>
+              <w:t xml:space="preserve">391</w:t>
+            </w:r>
+          </w:p>
+        </w:tc>
+        <w:tc>
+          <w:tcPr/>
+          <w:p>
+            <w:pPr>
+              <w:pStyle w:val="Compact"/>
+            </w:pPr>
+            <w:r>
+              <w:t xml:space="preserve">783</w:t>
+            </w:r>
+          </w:p>
+        </w:tc>
+        <w:tc>
+          <w:tcPr/>
+          <w:p>
+            <w:pPr>
+              <w:pStyle w:val="Compact"/>
+            </w:pPr>
+            <w:r>
+              <w:t xml:space="preserve">678</w:t>
+            </w:r>
+          </w:p>
+        </w:tc>
+      </w:tr>
+      <w:tr>
+        <w:tc>
+          <w:tcPr/>
+          <w:p>
+            <w:pPr>
+              <w:pStyle w:val="Compact"/>
+            </w:pPr>
+            <w:r>
+              <w:rPr>
+                <w:b/>
+                <w:bCs/>
+              </w:rPr>
+              <w:t xml:space="preserve">46</w:t>
+            </w:r>
+          </w:p>
+        </w:tc>
+        <w:tc>
+          <w:tcPr/>
+          <w:p>
+            <w:pPr>
+              <w:pStyle w:val="Compact"/>
+            </w:pPr>
+            <w:r>
+              <w:rPr>
+                <w:b/>
+                <w:bCs/>
+              </w:rPr>
+              <w:t xml:space="preserve">1.00</w:t>
+            </w:r>
+          </w:p>
+        </w:tc>
+        <w:tc>
+          <w:tcPr/>
+          <w:p>
+            <w:pPr>
+              <w:pStyle w:val="Compact"/>
+            </w:pPr>
+            <w:r>
+              <w:rPr>
+                <w:b/>
+                <w:bCs/>
+              </w:rPr>
+              <w:t xml:space="preserve">9.20</w:t>
+            </w:r>
+          </w:p>
+        </w:tc>
+        <w:tc>
+          <w:tcPr/>
+          <w:p>
+            <w:pPr>
+              <w:pStyle w:val="Compact"/>
+            </w:pPr>
+            <w:r>
+              <w:rPr>
+                <w:b/>
+                <w:bCs/>
+              </w:rPr>
+              <w:t xml:space="preserve">767</w:t>
+            </w:r>
+          </w:p>
+        </w:tc>
+        <w:tc>
+          <w:tcPr/>
+          <w:p>
+            <w:pPr>
+              <w:pStyle w:val="Compact"/>
+            </w:pPr>
+            <w:r>
+              <w:rPr>
+                <w:b/>
+                <w:bCs/>
+              </w:rPr>
+              <w:t xml:space="preserve">1066</w:t>
+            </w:r>
+          </w:p>
+        </w:tc>
+        <w:tc>
+          <w:tcPr/>
+          <w:p>
+            <w:pPr>
+              <w:pStyle w:val="Compact"/>
+            </w:pPr>
+            <w:r>
+              <w:rPr>
+                <w:b/>
+                <w:bCs/>
+              </w:rPr>
+              <w:t xml:space="preserve">740</w:t>
+            </w:r>
+          </w:p>
+        </w:tc>
+      </w:tr>
+      <w:tr>
+        <w:tc>
+          <w:tcPr/>
+          <w:p>
+            <w:pPr>
+              <w:pStyle w:val="Compact"/>
+            </w:pPr>
+            <w:r>
+              <w:t xml:space="preserve">60</w:t>
+            </w:r>
+          </w:p>
+        </w:tc>
+        <w:tc>
+          <w:tcPr/>
+          <w:p>
+            <w:pPr>
+              <w:pStyle w:val="Compact"/>
+            </w:pPr>
+            <w:r>
+              <w:t xml:space="preserve">0.70</w:t>
+            </w:r>
+          </w:p>
+        </w:tc>
+        <w:tc>
+          <w:tcPr/>
+          <w:p>
+            <w:pPr>
+              <w:pStyle w:val="Compact"/>
+            </w:pPr>
+            <w:r>
+              <w:t xml:space="preserve">6.48</w:t>
+            </w:r>
+          </w:p>
+        </w:tc>
+        <w:tc>
+          <w:tcPr/>
+          <w:p>
+            <w:pPr>
+              <w:pStyle w:val="Compact"/>
+            </w:pPr>
+            <w:r>
+              <w:t xml:space="preserve">540</w:t>
+            </w:r>
+          </w:p>
+        </w:tc>
+        <w:tc>
+          <w:tcPr/>
+          <w:p>
+            <w:pPr>
+              <w:pStyle w:val="Compact"/>
+            </w:pPr>
+            <w:r>
+              <w:t xml:space="preserve">624</w:t>
+            </w:r>
+          </w:p>
+        </w:tc>
+        <w:tc>
+          <w:tcPr/>
+          <w:p>
+            <w:pPr>
+              <w:pStyle w:val="Compact"/>
+            </w:pPr>
+            <w:r>
+              <w:t xml:space="preserve">312</w:t>
+            </w:r>
+          </w:p>
+        </w:tc>
+      </w:tr>
+      <w:tr>
+        <w:tc>
+          <w:tcPr/>
+          <w:p>
+            <w:pPr>
+              <w:pStyle w:val="Compact"/>
+            </w:pPr>
+            <w:r>
+              <w:t xml:space="preserve">75</w:t>
+            </w:r>
+          </w:p>
+        </w:tc>
+        <w:tc>
+          <w:tcPr/>
+          <w:p>
+            <w:pPr>
+              <w:pStyle w:val="Compact"/>
+            </w:pPr>
+            <w:r>
+              <w:t xml:space="preserve">0.10</w:t>
+            </w:r>
+          </w:p>
+        </w:tc>
+        <w:tc>
+          <w:tcPr/>
+          <w:p>
+            <w:pPr>
+              <w:pStyle w:val="Compact"/>
+            </w:pPr>
+            <w:r>
+              <w:t xml:space="preserve">0.92</w:t>
+            </w:r>
+          </w:p>
+        </w:tc>
+        <w:tc>
+          <w:tcPr/>
+          <w:p>
+            <w:pPr>
+              <w:pStyle w:val="Compact"/>
+            </w:pPr>
+            <w:r>
+              <w:t xml:space="preserve">77</w:t>
+            </w:r>
+          </w:p>
+        </w:tc>
+        <w:tc>
+          <w:tcPr/>
+          <w:p>
+            <w:pPr>
+              <w:pStyle w:val="Compact"/>
+            </w:pPr>
+            <w:r>
+              <w:t xml:space="preserve">79</w:t>
+            </w:r>
+          </w:p>
+        </w:tc>
+        <w:tc>
+          <w:tcPr/>
+          <w:p>
+            <w:pPr>
+              <w:pStyle w:val="Compact"/>
+            </w:pPr>
+            <w:r>
+              <w:t xml:space="preserve">21</w:t>
+            </w:r>
+          </w:p>
+        </w:tc>
+      </w:tr>
+    </w:tbl>
+    <w:p>
+      <w:pPr>
+        <w:pStyle w:val="BodyText"/>
+      </w:pPr>
+      <w:r>
+        <w:t xml:space="preserve">Optimum bom açısında (46°) itki en büyüktür. Fazla kasınca itki düşer ama yan kuvvetin itkiye oranı büyür; fazla boşlayınca her iki kuvvet de söner.</w:t>
+      </w:r>
+    </w:p>
+    <w:p>
+      <w:pPr>
+        <w:pStyle w:val="BodyText"/>
+      </w:pPr>
+      <w:r>
+        <w:rPr>
+          <w:b/>
+          <w:bCs/>
+        </w:rPr>
+        <w:t xml:space="preserve">Dümen kuvveti ve dönme momenti</w:t>
+      </w:r>
+      <w:r>
+        <w:t xml:space="preserve"> </w:t>
+      </w:r>
+      <w:r>
+        <w:t xml:space="preserve">(</w:t>
+      </w:r>
+      <m:oMath>
+        <m:r>
+          <m:t>ψ</m:t>
+        </m:r>
+      </m:oMath>
+      <w:r>
+        <w:t xml:space="preserve"> </w:t>
+      </w:r>
+      <w:r>
+        <w:t xml:space="preserve">= 90°,</w:t>
+      </w:r>
+      <w:r>
+        <w:t xml:space="preserve"> </w:t>
+      </w:r>
+      <m:oMath>
+        <m:sSub>
+          <m:e>
+            <m:r>
+              <m:t>δ</m:t>
+            </m:r>
+          </m:e>
+          <m:sub>
+            <m:r>
+              <m:t>s</m:t>
+            </m:r>
+          </m:sub>
+        </m:sSub>
+      </m:oMath>
+      <w:r>
+        <w:t xml:space="preserve"> </w:t>
+      </w:r>
+      <w:r>
+        <w:t xml:space="preserve">= 46°):</w:t>
+      </w:r>
+    </w:p>
+    <w:tbl>
+      <w:tblPr>
+        <w:tblStyle w:val="Table"/>
+        <w:tblW w:type="pct" w:w="5000"/>
+        <w:tblLayout w:type="fixed"/>
+        <w:tblLook w:firstRow="1" w:lastRow="0" w:firstColumn="0" w:lastColumn="0" w:noHBand="0" w:noVBand="0" w:val="0020"/>
+      </w:tblPr>
+      <w:tblGrid>
+        <w:gridCol w:w="719"/>
+        <w:gridCol w:w="719"/>
+        <w:gridCol w:w="719"/>
+        <w:gridCol w:w="719"/>
+        <w:gridCol w:w="719"/>
+        <w:gridCol w:w="719"/>
+        <w:gridCol w:w="719"/>
+        <w:gridCol w:w="719"/>
+        <w:gridCol w:w="719"/>
+        <w:gridCol w:w="719"/>
+        <w:gridCol w:w="719"/>
+      </w:tblGrid>
+      <w:tr>
+        <w:trPr>
+          <w:tblHeader w:val="on"/>
+        </w:trPr>
+        <w:tc>
+          <w:tcPr/>
+          <w:p>
+            <w:pPr>
+              <w:pStyle w:val="Compact"/>
+            </w:pPr>
+            <w:r>
+              <w:t xml:space="preserve">δr (°)</w:t>
+            </w:r>
+          </w:p>
+        </w:tc>
+        <w:tc>
+          <w:tcPr/>
+          <w:p>
+            <w:pPr>
+              <w:pStyle w:val="Compact"/>
+            </w:pPr>
+            <w:r>
+              <w:t xml:space="preserve">κ</w:t>
+            </w:r>
+          </w:p>
+        </w:tc>
+        <w:tc>
+          <w:tcPr/>
+          <w:p>
+            <w:pPr>
+              <w:pStyle w:val="Compact"/>
+            </w:pPr>
+            <w:r>
+              <w:t xml:space="preserve">v (m/s)</w:t>
+            </w:r>
+          </w:p>
+        </w:tc>
+        <w:tc>
+          <w:tcPr/>
+          <w:p>
+            <w:pPr>
+              <w:pStyle w:val="Compact"/>
+            </w:pPr>
+            <w:r>
+              <w:t xml:space="preserve">D_dümen (N)</w:t>
+            </w:r>
+          </w:p>
+        </w:tc>
+        <w:tc>
+          <w:tcPr/>
+          <w:p>
+            <w:pPr>
+              <w:pStyle w:val="Compact"/>
+            </w:pPr>
+            <w:r>
+              <w:t xml:space="preserve">C_L</w:t>
+            </w:r>
+          </w:p>
+        </w:tc>
+        <w:tc>
+          <w:tcPr/>
+          <w:p>
+            <w:pPr>
+              <w:pStyle w:val="Compact"/>
+            </w:pPr>
+            <w:r>
+              <w:t xml:space="preserve">Y_dümen (N)</w:t>
+            </w:r>
+          </w:p>
+        </w:tc>
+        <w:tc>
+          <w:tcPr/>
+          <w:p>
+            <w:pPr>
+              <w:pStyle w:val="Compact"/>
+            </w:pPr>
+            <w:r>
+              <w:t xml:space="preserve">N_dümen (N·m)</w:t>
+            </w:r>
+          </w:p>
+        </w:tc>
+        <w:tc>
+          <w:tcPr/>
+          <w:p>
+            <w:pPr>
+              <w:pStyle w:val="Compact"/>
+            </w:pPr>
+            <w:r>
+              <w:t xml:space="preserve">N_net (N·m)</w:t>
+            </w:r>
+          </w:p>
+        </w:tc>
+        <w:tc>
+          <w:tcPr/>
+          <w:p>
+            <w:pPr>
+              <w:pStyle w:val="Compact"/>
+            </w:pPr>
+            <w:r>
+              <w:t xml:space="preserve">ψ̇ (°/s)</w:t>
+            </w:r>
+          </w:p>
+        </w:tc>
+        <w:tc>
+          <w:tcPr/>
+          <w:p>
+            <w:pPr>
+              <w:pStyle w:val="Compact"/>
+            </w:pPr>
+            <w:r>
+              <w:t xml:space="preserve">R (m)</w:t>
+            </w:r>
+          </w:p>
+        </w:tc>
+        <w:tc>
+          <w:tcPr/>
+          <w:p>
+            <w:pPr>
+              <w:pStyle w:val="Compact"/>
+            </w:pPr>
+            <w:r>
+              <w:t xml:space="preserve">F_merkezcil (N)</w:t>
+            </w:r>
+          </w:p>
+        </w:tc>
+      </w:tr>
+      <w:tr>
+        <w:tc>
+          <w:tcPr/>
+          <w:p>
+            <w:pPr>
+              <w:pStyle w:val="Compact"/>
+            </w:pPr>
+            <w:r>
+              <w:t xml:space="preserve">0</w:t>
+            </w:r>
+          </w:p>
+        </w:tc>
+        <w:tc>
+          <w:tcPr/>
+          <w:p>
+            <w:pPr>
+              <w:pStyle w:val="Compact"/>
+            </w:pPr>
+            <w:r>
+              <w:t xml:space="preserve">1.000</w:t>
+            </w:r>
+          </w:p>
+        </w:tc>
+        <w:tc>
+          <w:tcPr/>
+          <w:p>
+            <w:pPr>
+              <w:pStyle w:val="Compact"/>
+            </w:pPr>
+            <w:r>
+              <w:t xml:space="preserve">9.20</w:t>
+            </w:r>
+          </w:p>
+        </w:tc>
+        <w:tc>
+          <w:tcPr/>
+          <w:p>
+            <w:pPr>
+              <w:pStyle w:val="Compact"/>
+            </w:pPr>
+            <w:r>
+              <w:t xml:space="preserve">0</w:t>
+            </w:r>
+          </w:p>
+        </w:tc>
+        <w:tc>
+          <w:tcPr/>
+          <w:p>
+            <w:pPr>
+              <w:pStyle w:val="Compact"/>
+            </w:pPr>
+            <w:r>
+              <w:t xml:space="preserve">0.00</w:t>
+            </w:r>
+          </w:p>
+        </w:tc>
+        <w:tc>
+          <w:tcPr/>
+          <w:p>
+            <w:pPr>
+              <w:pStyle w:val="Compact"/>
+            </w:pPr>
+            <w:r>
+              <w:t xml:space="preserve">0</w:t>
+            </w:r>
+          </w:p>
+        </w:tc>
+        <w:tc>
+          <w:tcPr/>
+          <w:p>
+            <w:pPr>
+              <w:pStyle w:val="Compact"/>
+            </w:pPr>
+            <w:r>
+              <w:t xml:space="preserve">0</w:t>
+            </w:r>
+          </w:p>
+        </w:tc>
+        <w:tc>
+          <w:tcPr/>
+          <w:p>
+            <w:pPr>
+              <w:pStyle w:val="Compact"/>
+            </w:pPr>
+            <w:r>
+              <w:t xml:space="preserve">−148</w:t>
+            </w:r>
+          </w:p>
+        </w:tc>
+        <w:tc>
+          <w:tcPr/>
+          <w:p>
+            <w:pPr>
+              <w:pStyle w:val="Compact"/>
+            </w:pPr>
+            <w:r>
+              <w:t xml:space="preserve">−0.35</w:t>
+            </w:r>
+          </w:p>
+        </w:tc>
+        <w:tc>
+          <w:tcPr/>
+          <w:p>
+            <w:pPr>
+              <w:pStyle w:val="Compact"/>
+            </w:pPr>
+            <w:r>
+              <w:t xml:space="preserve">∞</w:t>
+            </w:r>
+          </w:p>
+        </w:tc>
+        <w:tc>
+          <w:tcPr/>
+          <w:p>
+            <w:pPr>
+              <w:pStyle w:val="Compact"/>
+            </w:pPr>
+            <w:r>
+              <w:t xml:space="preserve">14</w:t>
+            </w:r>
+          </w:p>
+        </w:tc>
+      </w:tr>
+      <w:tr>
+        <w:tc>
+          <w:tcPr/>
+          <w:p>
+            <w:pPr>
+              <w:pStyle w:val="Compact"/>
+            </w:pPr>
+            <w:r>
+              <w:t xml:space="preserve">+5</w:t>
+            </w:r>
+          </w:p>
+        </w:tc>
+        <w:tc>
+          <w:tcPr/>
+          <w:p>
+            <w:pPr>
+              <w:pStyle w:val="Compact"/>
+            </w:pPr>
+            <w:r>
+              <w:t xml:space="preserve">0.996</w:t>
+            </w:r>
+          </w:p>
+        </w:tc>
+        <w:tc>
+          <w:tcPr/>
+          <w:p>
+            <w:pPr>
+              <w:pStyle w:val="Compact"/>
+            </w:pPr>
+            <w:r>
+              <w:t xml:space="preserve">9.16</w:t>
+            </w:r>
+          </w:p>
+        </w:tc>
+        <w:tc>
+          <w:tcPr/>
+          <w:p>
+            <w:pPr>
+              <w:pStyle w:val="Compact"/>
+            </w:pPr>
+            <w:r>
+              <w:t xml:space="preserve">3</w:t>
+            </w:r>
+          </w:p>
+        </w:tc>
+        <w:tc>
+          <w:tcPr/>
+          <w:p>
+            <w:pPr>
+              <w:pStyle w:val="Compact"/>
+            </w:pPr>
+            <w:r>
+              <w:t xml:space="preserve">0.30</w:t>
+            </w:r>
+          </w:p>
+        </w:tc>
+        <w:tc>
+          <w:tcPr/>
+          <w:p>
+            <w:pPr>
+              <w:pStyle w:val="Compact"/>
+            </w:pPr>
+            <w:r>
+              <w:t xml:space="preserve">2095</w:t>
+            </w:r>
+          </w:p>
+        </w:tc>
+        <w:tc>
+          <w:tcPr/>
+          <w:p>
+            <w:pPr>
+              <w:pStyle w:val="Compact"/>
+            </w:pPr>
+            <w:r>
+              <w:t xml:space="preserve">4399</w:t>
+            </w:r>
+          </w:p>
+        </w:tc>
+        <w:tc>
+          <w:tcPr/>
+          <w:p>
+            <w:pPr>
+              <w:pStyle w:val="Compact"/>
+            </w:pPr>
+            <w:r>
+              <w:t xml:space="preserve">4251</w:t>
+            </w:r>
+          </w:p>
+        </w:tc>
+        <w:tc>
+          <w:tcPr/>
+          <w:p>
+            <w:pPr>
+              <w:pStyle w:val="Compact"/>
+            </w:pPr>
+            <w:r>
+              <w:t xml:space="preserve">+9.6</w:t>
+            </w:r>
+          </w:p>
+        </w:tc>
+        <w:tc>
+          <w:tcPr/>
+          <w:p>
+            <w:pPr>
+              <w:pStyle w:val="Compact"/>
+            </w:pPr>
+            <w:r>
+              <w:t xml:space="preserve">54.7</w:t>
+            </w:r>
+          </w:p>
+        </w:tc>
+        <w:tc>
+          <w:tcPr/>
+          <w:p>
+            <w:pPr>
+              <w:pStyle w:val="Compact"/>
+            </w:pPr>
+            <w:r>
+              <w:t xml:space="preserve">383</w:t>
+            </w:r>
+          </w:p>
+        </w:tc>
+      </w:tr>
+      <w:tr>
+        <w:tc>
+          <w:tcPr/>
+          <w:p>
+            <w:pPr>
+              <w:pStyle w:val="Compact"/>
+            </w:pPr>
+            <w:r>
+              <w:t xml:space="preserve">+10</w:t>
+            </w:r>
+          </w:p>
+        </w:tc>
+        <w:tc>
+          <w:tcPr/>
+          <w:p>
+            <w:pPr>
+              <w:pStyle w:val="Compact"/>
+            </w:pPr>
+            <w:r>
+              <w:t xml:space="preserve">0.982</w:t>
+            </w:r>
+          </w:p>
+        </w:tc>
+        <w:tc>
+          <w:tcPr/>
+          <w:p>
+            <w:pPr>
+              <w:pStyle w:val="Compact"/>
+            </w:pPr>
+            <w:r>
+              <w:t xml:space="preserve">9.03</w:t>
+            </w:r>
+          </w:p>
+        </w:tc>
+        <w:tc>
+          <w:tcPr/>
+          <w:p>
+            <w:pPr>
+              <w:pStyle w:val="Compact"/>
+            </w:pPr>
+            <w:r>
+              <w:t xml:space="preserve">14</w:t>
+            </w:r>
+          </w:p>
+        </w:tc>
+        <w:tc>
+          <w:tcPr/>
+          <w:p>
+            <w:pPr>
+              <w:pStyle w:val="Compact"/>
+            </w:pPr>
+            <w:r>
+              <w:t xml:space="preserve">0.61</w:t>
+            </w:r>
+          </w:p>
+        </w:tc>
+        <w:tc>
+          <w:tcPr/>
+          <w:p>
+            <w:pPr>
+              <w:pStyle w:val="Compact"/>
+            </w:pPr>
+            <w:r>
+              <w:t xml:space="preserve">4077</w:t>
+            </w:r>
+          </w:p>
+        </w:tc>
+        <w:tc>
+          <w:tcPr/>
+          <w:p>
+            <w:pPr>
+              <w:pStyle w:val="Compact"/>
+            </w:pPr>
+            <w:r>
+              <w:t xml:space="preserve">8562</w:t>
+            </w:r>
+          </w:p>
+        </w:tc>
+        <w:tc>
+          <w:tcPr/>
+          <w:p>
+            <w:pPr>
+              <w:pStyle w:val="Compact"/>
+            </w:pPr>
+            <w:r>
+              <w:t xml:space="preserve">8414</w:t>
+            </w:r>
+          </w:p>
+        </w:tc>
+        <w:tc>
+          <w:tcPr/>
+          <w:p>
+            <w:pPr>
+              <w:pStyle w:val="Compact"/>
+            </w:pPr>
+            <w:r>
+              <w:t xml:space="preserve">+19.2</w:t>
+            </w:r>
+          </w:p>
+        </w:tc>
+        <w:tc>
+          <w:tcPr/>
+          <w:p>
+            <w:pPr>
+              <w:pStyle w:val="Compact"/>
+            </w:pPr>
+            <w:r>
+              <w:t xml:space="preserve">27.0</w:t>
+            </w:r>
+          </w:p>
+        </w:tc>
+        <w:tc>
+          <w:tcPr/>
+          <w:p>
+            <w:pPr>
+              <w:pStyle w:val="Compact"/>
+            </w:pPr>
+            <w:r>
+              <w:t xml:space="preserve">757</w:t>
+            </w:r>
+          </w:p>
+        </w:tc>
+      </w:tr>
+      <w:tr>
+        <w:tc>
+          <w:tcPr/>
+          <w:p>
+            <w:pPr>
+              <w:pStyle w:val="Compact"/>
+            </w:pPr>
+            <w:r>
+              <w:t xml:space="preserve">+20</w:t>
+            </w:r>
+          </w:p>
+        </w:tc>
+        <w:tc>
+          <w:tcPr/>
+          <w:p>
+            <w:pPr>
+              <w:pStyle w:val="Compact"/>
+            </w:pPr>
+            <w:r>
+              <w:t xml:space="preserve">0.928</w:t>
+            </w:r>
+          </w:p>
+        </w:tc>
+        <w:tc>
+          <w:tcPr/>
+          <w:p>
+            <w:pPr>
+              <w:pStyle w:val="Compact"/>
+            </w:pPr>
+            <w:r>
+              <w:t xml:space="preserve">8.54</w:t>
+            </w:r>
+          </w:p>
+        </w:tc>
+        <w:tc>
+          <w:tcPr/>
+          <w:p>
+            <w:pPr>
+              <w:pStyle w:val="Compact"/>
+            </w:pPr>
+            <w:r>
+              <w:t xml:space="preserve">55</w:t>
+            </w:r>
+          </w:p>
+        </w:tc>
+        <w:tc>
+          <w:tcPr/>
+          <w:p>
+            <w:pPr>
+              <w:pStyle w:val="Compact"/>
+            </w:pPr>
+            <w:r>
+              <w:t xml:space="preserve">1.20</w:t>
+            </w:r>
+          </w:p>
+        </w:tc>
+        <w:tc>
+          <w:tcPr/>
+          <w:p>
+            <w:pPr>
+              <w:pStyle w:val="Compact"/>
+            </w:pPr>
+            <w:r>
+              <w:t xml:space="preserve">7175</w:t>
+            </w:r>
+          </w:p>
+        </w:tc>
+        <w:tc>
+          <w:tcPr/>
+          <w:p>
+            <w:pPr>
+              <w:pStyle w:val="Compact"/>
+            </w:pPr>
+            <w:r>
+              <w:t xml:space="preserve">15067</w:t>
+            </w:r>
+          </w:p>
+        </w:tc>
+        <w:tc>
+          <w:tcPr/>
+          <w:p>
+            <w:pPr>
+              <w:pStyle w:val="Compact"/>
+            </w:pPr>
+            <w:r>
+              <w:t xml:space="preserve">14919</w:t>
+            </w:r>
+          </w:p>
+        </w:tc>
+        <w:tc>
+          <w:tcPr/>
+          <w:p>
+            <w:pPr>
+              <w:pStyle w:val="Compact"/>
+            </w:pPr>
+            <w:r>
+              <w:t xml:space="preserve">+36.0</w:t>
+            </w:r>
+          </w:p>
+        </w:tc>
+        <w:tc>
+          <w:tcPr/>
+          <w:p>
+            <w:pPr>
+              <w:pStyle w:val="Compact"/>
+            </w:pPr>
+            <w:r>
+              <w:t xml:space="preserve">13.6</w:t>
+            </w:r>
+          </w:p>
+        </w:tc>
+        <w:tc>
+          <w:tcPr/>
+          <w:p>
+            <w:pPr>
+              <w:pStyle w:val="Compact"/>
+            </w:pPr>
+            <w:r>
+              <w:t xml:space="preserve">1342</w:t>
+            </w:r>
+          </w:p>
+        </w:tc>
+      </w:tr>
+      <w:tr>
+        <w:tc>
+          <w:tcPr/>
+          <w:p>
+            <w:pPr>
+              <w:pStyle w:val="Compact"/>
+            </w:pPr>
+            <w:r>
+              <w:t xml:space="preserve">+35</w:t>
+            </w:r>
+          </w:p>
+        </w:tc>
+        <w:tc>
+          <w:tcPr/>
+          <w:p>
+            <w:pPr>
+              <w:pStyle w:val="Compact"/>
+            </w:pPr>
+            <w:r>
+              <w:t xml:space="preserve">0.780</w:t>
+            </w:r>
+          </w:p>
+        </w:tc>
+        <w:tc>
+          <w:tcPr/>
+          <w:p>
+            <w:pPr>
+              <w:pStyle w:val="Compact"/>
+            </w:pPr>
+            <w:r>
+              <w:t xml:space="preserve">7.18</w:t>
+            </w:r>
+          </w:p>
+        </w:tc>
+        <w:tc>
+          <w:tcPr/>
+          <w:p>
+            <w:pPr>
+              <w:pStyle w:val="Compact"/>
+            </w:pPr>
+            <w:r>
+              <w:t xml:space="preserve">169</w:t>
+            </w:r>
+          </w:p>
+        </w:tc>
+        <w:tc>
+          <w:tcPr/>
+          <w:p>
+            <w:pPr>
+              <w:pStyle w:val="Compact"/>
+            </w:pPr>
+            <w:r>
+              <w:t xml:space="preserve">1.20</w:t>
+            </w:r>
+          </w:p>
+        </w:tc>
+        <w:tc>
+          <w:tcPr/>
+          <w:p>
+            <w:pPr>
+              <w:pStyle w:val="Compact"/>
+            </w:pPr>
+            <w:r>
+              <w:t xml:space="preserve">5067</w:t>
+            </w:r>
+          </w:p>
+        </w:tc>
+        <w:tc>
+          <w:tcPr/>
+          <w:p>
+            <w:pPr>
+              <w:pStyle w:val="Compact"/>
+            </w:pPr>
+            <w:r>
+              <w:t xml:space="preserve">10641</w:t>
+            </w:r>
+          </w:p>
+        </w:tc>
+        <w:tc>
+          <w:tcPr/>
+          <w:p>
+            <w:pPr>
+              <w:pStyle w:val="Compact"/>
+            </w:pPr>
+            <w:r>
+              <w:t xml:space="preserve">10493</w:t>
+            </w:r>
+          </w:p>
+        </w:tc>
+        <w:tc>
+          <w:tcPr/>
+          <w:p>
+            <w:pPr>
+              <w:pStyle w:val="Compact"/>
+            </w:pPr>
+            <w:r>
+              <w:t xml:space="preserve">+50.9</w:t>
+            </w:r>
+          </w:p>
+        </w:tc>
+        <w:tc>
+          <w:tcPr/>
+          <w:p>
+            <w:pPr>
+              <w:pStyle w:val="Compact"/>
+            </w:pPr>
+            <w:r>
+              <w:t xml:space="preserve">8.1</w:t>
+            </w:r>
+          </w:p>
+        </w:tc>
+        <w:tc>
+          <w:tcPr/>
+          <w:p>
+            <w:pPr>
+              <w:pStyle w:val="Compact"/>
+            </w:pPr>
+            <w:r>
+              <w:t xml:space="preserve">1594</w:t>
+            </w:r>
+          </w:p>
+        </w:tc>
+      </w:tr>
+    </w:tbl>
+    <w:p>
+      <w:pPr>
+        <w:pStyle w:val="BodyText"/>
+      </w:pPr>
+      <w:r>
+        <w:t xml:space="preserve">Dümen momenti, orsaya kaçma momentinden (−148 N·m) çok büyüktür; bu yüzden düz seyirde 0.2°’lik bir dümen yeter, manevrada ise birkaç derece tekneyi hızla döndürür. ≈ 20°’nin üzerinde dümen palası stall’a girer (</w:t>
+      </w:r>
+      <m:oMath>
+        <m:sSub>
+          <m:e>
+            <m:r>
+              <m:t>C</m:t>
+            </m:r>
+          </m:e>
+          <m:sub>
+            <m:r>
+              <m:t>L</m:t>
+            </m:r>
+          </m:sub>
+        </m:sSub>
+      </m:oMath>
+      <w:r>
+        <w:t xml:space="preserve"> </w:t>
+      </w:r>
+      <w:r>
+        <w:t xml:space="preserve">= 1.2’de sınırlanır) ve hız da düştüğü için kuvvet azalır. Kinematik dönüş modeli bu stall’u içermez (bkz. Bölüm 8).</w:t>
+      </w:r>
+    </w:p>
+    <w:bookmarkEnd w:id="29"/>
+    <w:bookmarkStart w:id="30" w:name="X0718455ab7531de93feffa7aa342aeceb9082c9"/>
+    <w:p>
+      <w:pPr>
+        <w:pStyle w:val="Heading4"/>
+      </w:pPr>
+      <w:r>
+        <w:t xml:space="preserve">Örnek hesap (adım adım, tam apaz, δs = 46°, δr = +10°, U = 8 m/s)</w:t>
+      </w:r>
+    </w:p>
+    <w:p>
+      <w:pPr>
+        <w:pStyle w:val="Compact"/>
+        <w:numPr>
+          <w:ilvl w:val="0"/>
+          <w:numId w:val="1002"/>
+        </w:numPr>
+      </w:pPr>
+      <w:r>
+        <w:t xml:space="preserve">Polar ve verim:</w:t>
+      </w:r>
+      <w:r>
+        <w:t xml:space="preserve"> </w:t>
+      </w:r>
+      <m:oMath>
+        <m:r>
+          <m:t>ρ</m:t>
+        </m:r>
+        <m:r>
+          <m:rPr>
+            <m:sty m:val="p"/>
+          </m:rPr>
+          <m:t>=</m:t>
+        </m:r>
+        <m:r>
+          <m:t>1.15</m:t>
+        </m:r>
+      </m:oMath>
+      <w:r>
+        <w:t xml:space="preserve">,</w:t>
+      </w:r>
+      <w:r>
+        <w:t xml:space="preserve"> </w:t>
+      </w:r>
+      <m:oMath>
+        <m:r>
+          <m:t>η</m:t>
+        </m:r>
+        <m:r>
+          <m:rPr>
+            <m:sty m:val="p"/>
+          </m:rPr>
+          <m:t>=</m:t>
+        </m:r>
+        <m:r>
+          <m:t>1</m:t>
+        </m:r>
+      </m:oMath>
+      <w:r>
+        <w:t xml:space="preserve">,</w:t>
+      </w:r>
+      <w:r>
+        <w:t xml:space="preserve"> </w:t>
+      </w:r>
+      <m:oMath>
+        <m:r>
+          <m:t>κ</m:t>
+        </m:r>
+        <m:r>
+          <m:rPr>
+            <m:sty m:val="p"/>
+          </m:rPr>
+          <m:t>=</m:t>
+        </m:r>
+        <m:r>
+          <m:t>1</m:t>
+        </m:r>
+        <m:r>
+          <m:rPr>
+            <m:sty m:val="p"/>
+          </m:rPr>
+          <m:t>−</m:t>
+        </m:r>
+        <m:r>
+          <m:t>0.22</m:t>
+        </m:r>
+        <m:r>
+          <m:t> </m:t>
+        </m:r>
+        <m:r>
+          <m:rPr>
+            <m:sty m:val="p"/>
+          </m:rPr>
+          <m:t>(</m:t>
+        </m:r>
+        <m:r>
+          <m:t>10</m:t>
+        </m:r>
+        <m:r>
+          <m:rPr>
+            <m:sty m:val="p"/>
+          </m:rPr>
+          <m:t>/</m:t>
+        </m:r>
+        <m:r>
+          <m:t>35</m:t>
+        </m:r>
+        <m:sSup>
+          <m:e>
+            <m:r>
+              <m:rPr>
+                <m:sty m:val="p"/>
+              </m:rPr>
+              <m:t>)</m:t>
+            </m:r>
+          </m:e>
+          <m:sup>
+            <m:r>
+              <m:t>2</m:t>
+            </m:r>
+          </m:sup>
+        </m:sSup>
+        <m:r>
+          <m:rPr>
+            <m:sty m:val="p"/>
+          </m:rPr>
+          <m:t>=</m:t>
+        </m:r>
+        <m:r>
+          <m:t>0.982</m:t>
+        </m:r>
+      </m:oMath>
+      <w:r>
+        <w:t xml:space="preserve"> </w:t>
+      </w:r>
+      <w:r>
+        <w:t xml:space="preserve">→</w:t>
+      </w:r>
+      <w:r>
+        <w:t xml:space="preserve"> </w:t>
+      </w:r>
+      <m:oMath>
+        <m:sSup>
+          <m:e>
+            <m:r>
+              <m:t>V</m:t>
+            </m:r>
+          </m:e>
+          <m:sup>
+            <m:r>
+              <m:rPr>
+                <m:sty m:val="p"/>
+              </m:rPr>
+              <m:t>*</m:t>
+            </m:r>
+          </m:sup>
+        </m:sSup>
+        <m:r>
+          <m:rPr>
+            <m:sty m:val="p"/>
+          </m:rPr>
+          <m:t>=</m:t>
+        </m:r>
+        <m:r>
+          <m:t>8</m:t>
+        </m:r>
+        <m:r>
+          <m:rPr>
+            <m:sty m:val="p"/>
+          </m:rPr>
+          <m:t>×</m:t>
+        </m:r>
+        <m:r>
+          <m:t>1.15</m:t>
+        </m:r>
+        <m:r>
+          <m:rPr>
+            <m:sty m:val="p"/>
+          </m:rPr>
+          <m:t>×</m:t>
+        </m:r>
+        <m:r>
+          <m:t>1</m:t>
+        </m:r>
+        <m:r>
+          <m:rPr>
+            <m:sty m:val="p"/>
+          </m:rPr>
+          <m:t>×</m:t>
+        </m:r>
+        <m:r>
+          <m:t>0.982</m:t>
+        </m:r>
+        <m:r>
+          <m:rPr>
+            <m:sty m:val="p"/>
+          </m:rPr>
+          <m:t>=</m:t>
+        </m:r>
+        <m:r>
+          <m:t>9.03</m:t>
+        </m:r>
+      </m:oMath>
+      <w:r>
+        <w:t xml:space="preserve"> </w:t>
+      </w:r>
+      <w:r>
+        <w:t xml:space="preserve">m/s.</w:t>
+      </w:r>
+    </w:p>
+    <w:p>
+      <w:pPr>
+        <w:pStyle w:val="Compact"/>
+        <w:numPr>
+          <w:ilvl w:val="0"/>
+          <w:numId w:val="1002"/>
+        </w:numPr>
+      </w:pPr>
+      <w:r>
+        <w:t xml:space="preserve">Yelken itkisi:</w:t>
+      </w:r>
+      <w:r>
+        <w:t xml:space="preserve"> </w:t>
+      </w:r>
+      <m:oMath>
+        <m:r>
+          <m:t>T</m:t>
+        </m:r>
+        <m:r>
+          <m:rPr>
+            <m:sty m:val="p"/>
+          </m:rPr>
+          <m:t>=</m:t>
+        </m:r>
+        <m:f>
+          <m:fPr>
+            <m:type m:val="bar"/>
+          </m:fPr>
+          <m:num>
+            <m:r>
+              <m:t>250</m:t>
+            </m:r>
+          </m:num>
+          <m:den>
+            <m:r>
+              <m:t>3</m:t>
+            </m:r>
+          </m:den>
+        </m:f>
+        <m:r>
+          <m:rPr>
+            <m:sty m:val="p"/>
+          </m:rPr>
+          <m:t>×</m:t>
+        </m:r>
+        <m:r>
+          <m:t>8</m:t>
+        </m:r>
+        <m:r>
+          <m:rPr>
+            <m:sty m:val="p"/>
+          </m:rPr>
+          <m:t>×</m:t>
+        </m:r>
+        <m:r>
+          <m:t>1.15</m:t>
+        </m:r>
+        <m:r>
+          <m:rPr>
+            <m:sty m:val="p"/>
+          </m:rPr>
+          <m:t>×</m:t>
+        </m:r>
+        <m:r>
+          <m:t>1</m:t>
+        </m:r>
+        <m:r>
+          <m:rPr>
+            <m:sty m:val="p"/>
+          </m:rPr>
+          <m:t>=</m:t>
+        </m:r>
+        <m:r>
+          <m:t>767</m:t>
+        </m:r>
+      </m:oMath>
+      <w:r>
+        <w:t xml:space="preserve"> </w:t>
+      </w:r>
+      <w:r>
+        <w:t xml:space="preserve">N.</w:t>
+      </w:r>
+    </w:p>
+    <w:p>
+      <w:pPr>
+        <w:pStyle w:val="Compact"/>
+        <w:numPr>
+          <w:ilvl w:val="0"/>
+          <w:numId w:val="1002"/>
+        </w:numPr>
+      </w:pPr>
+      <w:r>
+        <w:t xml:space="preserve">Dümen sürüklemesi:</w:t>
+      </w:r>
+      <w:r>
+        <w:t xml:space="preserve"> </w:t>
+      </w:r>
+      <m:oMath>
+        <m:sSub>
+          <m:e>
+            <m:r>
+              <m:t>D</m:t>
+            </m:r>
+          </m:e>
+          <m:sub>
+            <m:r>
+              <m:t>d</m:t>
+            </m:r>
+          </m:sub>
+        </m:sSub>
+        <m:r>
+          <m:rPr>
+            <m:sty m:val="p"/>
+          </m:rPr>
+          <m:t>=</m:t>
+        </m:r>
+        <m:r>
+          <m:t>767</m:t>
+        </m:r>
+        <m:r>
+          <m:rPr>
+            <m:sty m:val="p"/>
+          </m:rPr>
+          <m:t>×</m:t>
+        </m:r>
+        <m:r>
+          <m:rPr>
+            <m:sty m:val="p"/>
+          </m:rPr>
+          <m:t>(</m:t>
+        </m:r>
+        <m:r>
+          <m:t>1</m:t>
+        </m:r>
+        <m:r>
+          <m:rPr>
+            <m:sty m:val="p"/>
+          </m:rPr>
+          <m:t>−</m:t>
+        </m:r>
+        <m:r>
+          <m:t>0.982</m:t>
+        </m:r>
+        <m:r>
+          <m:rPr>
+            <m:sty m:val="p"/>
+          </m:rPr>
+          <m:t>)</m:t>
+        </m:r>
+        <m:r>
+          <m:rPr>
+            <m:sty m:val="p"/>
+          </m:rPr>
+          <m:t>=</m:t>
+        </m:r>
+        <m:r>
+          <m:t>14</m:t>
+        </m:r>
+      </m:oMath>
+      <w:r>
+        <w:t xml:space="preserve"> </w:t>
+      </w:r>
+      <w:r>
+        <w:t xml:space="preserve">N. Gövde direnci:</w:t>
+      </w:r>
+      <w:r>
+        <w:t xml:space="preserve"> </w:t>
+      </w:r>
+      <m:oMath>
+        <m:r>
+          <m:t>R</m:t>
+        </m:r>
+        <m:r>
+          <m:rPr>
+            <m:sty m:val="p"/>
+          </m:rPr>
+          <m:t>=</m:t>
+        </m:r>
+        <m:r>
+          <m:t>83.3</m:t>
+        </m:r>
+        <m:r>
+          <m:rPr>
+            <m:sty m:val="p"/>
+          </m:rPr>
+          <m:t>×</m:t>
+        </m:r>
+        <m:r>
+          <m:t>9.03</m:t>
+        </m:r>
+        <m:r>
+          <m:rPr>
+            <m:sty m:val="p"/>
+          </m:rPr>
+          <m:t>=</m:t>
+        </m:r>
+        <m:r>
+          <m:t>753</m:t>
+        </m:r>
+      </m:oMath>
+      <w:r>
+        <w:t xml:space="preserve"> </w:t>
+      </w:r>
+      <w:r>
+        <w:t xml:space="preserve">N. Toplam:</w:t>
+      </w:r>
+      <w:r>
+        <w:t xml:space="preserve"> </w:t>
+      </w:r>
+      <m:oMath>
+        <m:r>
+          <m:t>T</m:t>
+        </m:r>
+        <m:r>
+          <m:rPr>
+            <m:sty m:val="p"/>
+          </m:rPr>
+          <m:t>−</m:t>
+        </m:r>
+        <m:sSub>
+          <m:e>
+            <m:r>
+              <m:t>D</m:t>
+            </m:r>
+          </m:e>
+          <m:sub>
+            <m:r>
+              <m:t>d</m:t>
+            </m:r>
+          </m:sub>
+        </m:sSub>
+        <m:r>
+          <m:rPr>
+            <m:sty m:val="p"/>
+          </m:rPr>
+          <m:t>−</m:t>
+        </m:r>
+        <m:r>
+          <m:t>R</m:t>
+        </m:r>
+        <m:r>
+          <m:rPr>
+            <m:sty m:val="p"/>
+          </m:rPr>
+          <m:t>=</m:t>
+        </m:r>
+        <m:r>
+          <m:t>0</m:t>
+        </m:r>
+      </m:oMath>
+      <w:r>
+        <w:t xml:space="preserve"> </w:t>
+      </w:r>
+      <w:r>
+        <w:t xml:space="preserve">(kararlı hız).</w:t>
+      </w:r>
+    </w:p>
+    <w:p>
+      <w:pPr>
+        <w:pStyle w:val="Compact"/>
+        <w:numPr>
+          <w:ilvl w:val="0"/>
+          <w:numId w:val="1002"/>
+        </w:numPr>
+      </w:pPr>
+      <w:r>
+        <w:t xml:space="preserve">Yelken toplam kuvveti:</w:t>
+      </w:r>
+      <w:r>
+        <w:t xml:space="preserve"> </w:t>
+      </w:r>
+      <m:oMath>
+        <m:sSub>
+          <m:e>
+            <m:r>
+              <m:t>F</m:t>
+            </m:r>
+          </m:e>
+          <m:sub>
+            <m:r>
+              <m:t>N</m:t>
+            </m:r>
+          </m:sub>
+        </m:sSub>
+        <m:r>
+          <m:rPr>
+            <m:sty m:val="p"/>
+          </m:rPr>
+          <m:t>=</m:t>
+        </m:r>
+        <m:r>
+          <m:t>767</m:t>
+        </m:r>
+        <m:r>
+          <m:rPr>
+            <m:sty m:val="p"/>
+          </m:rPr>
+          <m:t>/</m:t>
+        </m:r>
+        <m:r>
+          <m:rPr>
+            <m:sty m:val="p"/>
+          </m:rPr>
+          <m:t>sin</m:t>
+        </m:r>
+        <m:r>
+          <m:t>46</m:t>
+        </m:r>
+        <m:r>
+          <m:rPr>
+            <m:sty m:val="p"/>
+          </m:rPr>
+          <m:t>°</m:t>
+        </m:r>
+        <m:r>
+          <m:rPr>
+            <m:sty m:val="p"/>
+          </m:rPr>
+          <m:t>=</m:t>
+        </m:r>
+        <m:r>
+          <m:t>1066</m:t>
+        </m:r>
+      </m:oMath>
+      <w:r>
+        <w:t xml:space="preserve"> </w:t>
+      </w:r>
+      <w:r>
+        <w:t xml:space="preserve">N; yan kuvvet</w:t>
+      </w:r>
+      <w:r>
+        <w:t xml:space="preserve"> </w:t>
+      </w:r>
+      <m:oMath>
+        <m:sSub>
+          <m:e>
+            <m:r>
+              <m:t>F</m:t>
+            </m:r>
+          </m:e>
+          <m:sub>
+            <m:r>
+              <m:t>y</m:t>
+            </m:r>
+            <m:r>
+              <m:t>a</m:t>
+            </m:r>
+            <m:r>
+              <m:t>n</m:t>
+            </m:r>
+          </m:sub>
+        </m:sSub>
+        <m:r>
+          <m:rPr>
+            <m:sty m:val="p"/>
+          </m:rPr>
+          <m:t>=</m:t>
+        </m:r>
+        <m:r>
+          <m:t>1066</m:t>
+        </m:r>
+        <m:r>
+          <m:rPr>
+            <m:sty m:val="p"/>
+          </m:rPr>
+          <m:t>cos</m:t>
+        </m:r>
+        <m:r>
+          <m:t>46</m:t>
+        </m:r>
+        <m:r>
+          <m:rPr>
+            <m:sty m:val="p"/>
+          </m:rPr>
+          <m:t>°</m:t>
+        </m:r>
+        <m:r>
+          <m:rPr>
+            <m:sty m:val="p"/>
+          </m:rPr>
+          <m:t>=</m:t>
+        </m:r>
+        <m:r>
+          <m:t>740</m:t>
+        </m:r>
+      </m:oMath>
+      <w:r>
+        <w:t xml:space="preserve"> </w:t>
+      </w:r>
+      <w:r>
+        <w:t xml:space="preserve">N (sancağa, rüzgar altına).</w:t>
+      </w:r>
+    </w:p>
+    <w:p>
+      <w:pPr>
+        <w:pStyle w:val="Compact"/>
+        <w:numPr>
+          <w:ilvl w:val="0"/>
+          <w:numId w:val="1002"/>
+        </w:numPr>
+      </w:pPr>
+      <w:r>
+        <w:t xml:space="preserve">Dümen:</w:t>
+      </w:r>
+      <w:r>
+        <w:t xml:space="preserve"> </w:t>
+      </w:r>
+      <m:oMath>
+        <m:sSub>
+          <m:e>
+            <m:r>
+              <m:t>C</m:t>
+            </m:r>
+          </m:e>
+          <m:sub>
+            <m:r>
+              <m:t>L</m:t>
+            </m:r>
+          </m:sub>
+        </m:sSub>
+        <m:r>
+          <m:rPr>
+            <m:sty m:val="p"/>
+          </m:rPr>
+          <m:t>=</m:t>
+        </m:r>
+        <m:r>
+          <m:t>3.49</m:t>
+        </m:r>
+        <m:r>
+          <m:rPr>
+            <m:sty m:val="p"/>
+          </m:rPr>
+          <m:t>×</m:t>
+        </m:r>
+        <m:r>
+          <m:t>0.1745</m:t>
+        </m:r>
+        <m:r>
+          <m:rPr>
+            <m:sty m:val="p"/>
+          </m:rPr>
+          <m:t>=</m:t>
+        </m:r>
+        <m:r>
+          <m:t>0.61</m:t>
+        </m:r>
+      </m:oMath>
+      <w:r>
+        <w:t xml:space="preserve">;</w:t>
+      </w:r>
+      <w:r>
+        <w:t xml:space="preserve"> </w:t>
+      </w:r>
+      <m:oMath>
+        <m:sSub>
+          <m:e>
+            <m:r>
+              <m:t>Y</m:t>
+            </m:r>
+          </m:e>
+          <m:sub>
+            <m:r>
+              <m:t>d</m:t>
+            </m:r>
+          </m:sub>
+        </m:sSub>
+        <m:r>
+          <m:rPr>
+            <m:sty m:val="p"/>
+          </m:rPr>
+          <m:t>=</m:t>
+        </m:r>
+        <m:f>
+          <m:fPr>
+            <m:type m:val="lin"/>
+          </m:fPr>
+          <m:num>
+            <m:r>
+              <m:t>1</m:t>
+            </m:r>
+          </m:num>
+          <m:den>
+            <m:r>
+              <m:t>2</m:t>
+            </m:r>
+          </m:den>
+        </m:f>
+        <m:r>
+          <m:rPr>
+            <m:sty m:val="p"/>
+          </m:rPr>
+          <m:t>×</m:t>
+        </m:r>
+        <m:r>
+          <m:t>1025</m:t>
+        </m:r>
+        <m:r>
+          <m:rPr>
+            <m:sty m:val="p"/>
+          </m:rPr>
+          <m:t>×</m:t>
+        </m:r>
+        <m:r>
+          <m:t>0.16</m:t>
+        </m:r>
+        <m:r>
+          <m:rPr>
+            <m:sty m:val="p"/>
+          </m:rPr>
+          <m:t>×</m:t>
+        </m:r>
+        <m:r>
+          <m:t>0.61</m:t>
+        </m:r>
+        <m:r>
+          <m:rPr>
+            <m:sty m:val="p"/>
+          </m:rPr>
+          <m:t>×</m:t>
+        </m:r>
+        <m:sSup>
+          <m:e>
+            <m:r>
+              <m:t>9.03</m:t>
+            </m:r>
+          </m:e>
+          <m:sup>
+            <m:r>
+              <m:t>2</m:t>
+            </m:r>
+          </m:sup>
+        </m:sSup>
+        <m:r>
+          <m:rPr>
+            <m:sty m:val="p"/>
+          </m:rPr>
+          <m:t>=</m:t>
+        </m:r>
+        <m:r>
+          <m:t>4077</m:t>
+        </m:r>
+      </m:oMath>
+      <w:r>
+        <w:t xml:space="preserve"> </w:t>
+      </w:r>
+      <w:r>
+        <w:t xml:space="preserve">N.</w:t>
+      </w:r>
+    </w:p>
+    <w:p>
+      <w:pPr>
+        <w:pStyle w:val="Compact"/>
+        <w:numPr>
+          <w:ilvl w:val="0"/>
+          <w:numId w:val="1002"/>
+        </w:numPr>
+      </w:pPr>
+      <w:r>
+        <w:t xml:space="preserve">Dümen momenti:</w:t>
+      </w:r>
+      <w:r>
+        <w:t xml:space="preserve"> </w:t>
+      </w:r>
+      <m:oMath>
+        <m:sSub>
+          <m:e>
+            <m:r>
+              <m:t>N</m:t>
+            </m:r>
+          </m:e>
+          <m:sub>
+            <m:r>
+              <m:t>d</m:t>
+            </m:r>
+          </m:sub>
+        </m:sSub>
+        <m:r>
+          <m:rPr>
+            <m:sty m:val="p"/>
+          </m:rPr>
+          <m:t>=</m:t>
+        </m:r>
+        <m:r>
+          <m:t>4077</m:t>
+        </m:r>
+        <m:r>
+          <m:rPr>
+            <m:sty m:val="p"/>
+          </m:rPr>
+          <m:t>×</m:t>
+        </m:r>
+        <m:r>
+          <m:t>2.1</m:t>
+        </m:r>
+        <m:r>
+          <m:rPr>
+            <m:sty m:val="p"/>
+          </m:rPr>
+          <m:t>=</m:t>
+        </m:r>
+        <m:r>
+          <m:t>8562</m:t>
+        </m:r>
+      </m:oMath>
+      <w:r>
+        <w:t xml:space="preserve"> </w:t>
+      </w:r>
+      <w:r>
+        <w:t xml:space="preserve">N·m (sancağa).</w:t>
+      </w:r>
+    </w:p>
+    <w:p>
+      <w:pPr>
+        <w:pStyle w:val="Compact"/>
+        <w:numPr>
+          <w:ilvl w:val="0"/>
+          <w:numId w:val="1002"/>
+        </w:numPr>
+      </w:pPr>
+      <w:r>
+        <w:t xml:space="preserve">Yelken momenti:</w:t>
+      </w:r>
+      <w:r>
+        <w:t xml:space="preserve"> </w:t>
+      </w:r>
+      <m:oMath>
+        <m:sSub>
+          <m:e>
+            <m:r>
+              <m:t>N</m:t>
+            </m:r>
+          </m:e>
+          <m:sub>
+            <m:r>
+              <m:t>y</m:t>
+            </m:r>
+          </m:sub>
+        </m:sSub>
+        <m:r>
+          <m:rPr>
+            <m:sty m:val="p"/>
+          </m:rPr>
+          <m:t>=</m:t>
+        </m:r>
+        <m:r>
+          <m:rPr>
+            <m:sty m:val="p"/>
+          </m:rPr>
+          <m:t>−</m:t>
+        </m:r>
+        <m:r>
+          <m:rPr>
+            <m:sty m:val="p"/>
+          </m:rPr>
+          <m:t>(</m:t>
+        </m:r>
+        <m:r>
+          <m:rPr>
+            <m:sty m:val="p"/>
+          </m:rPr>
+          <m:t>+</m:t>
+        </m:r>
+        <m:r>
+          <m:t>1</m:t>
+        </m:r>
+        <m:r>
+          <m:rPr>
+            <m:sty m:val="p"/>
+          </m:rPr>
+          <m:t>)</m:t>
+        </m:r>
+        <m:r>
+          <m:rPr>
+            <m:sty m:val="p"/>
+          </m:rPr>
+          <m:t>×</m:t>
+        </m:r>
+        <m:r>
+          <m:t>740</m:t>
+        </m:r>
+        <m:r>
+          <m:rPr>
+            <m:sty m:val="p"/>
+          </m:rPr>
+          <m:t>×</m:t>
+        </m:r>
+        <m:r>
+          <m:t>0.20</m:t>
+        </m:r>
+        <m:r>
+          <m:rPr>
+            <m:sty m:val="p"/>
+          </m:rPr>
+          <m:t>=</m:t>
+        </m:r>
+        <m:r>
+          <m:rPr>
+            <m:sty m:val="p"/>
+          </m:rPr>
+          <m:t>−</m:t>
+        </m:r>
+        <m:r>
+          <m:t>148</m:t>
+        </m:r>
+      </m:oMath>
+      <w:r>
+        <w:t xml:space="preserve"> </w:t>
+      </w:r>
+      <w:r>
+        <w:t xml:space="preserve">N·m (iskeleye, rüzgara doğru).</w:t>
+      </w:r>
+    </w:p>
+    <w:p>
+      <w:pPr>
+        <w:pStyle w:val="Compact"/>
+        <w:numPr>
+          <w:ilvl w:val="0"/>
+          <w:numId w:val="1002"/>
+        </w:numPr>
+      </w:pPr>
+      <w:r>
+        <w:t xml:space="preserve">Net moment:</w:t>
+      </w:r>
+      <w:r>
+        <w:t xml:space="preserve"> </w:t>
+      </w:r>
+      <m:oMath>
+        <m:r>
+          <m:t>8562</m:t>
+        </m:r>
+        <m:r>
+          <m:rPr>
+            <m:sty m:val="p"/>
+          </m:rPr>
+          <m:t>−</m:t>
+        </m:r>
+        <m:r>
+          <m:t>148</m:t>
+        </m:r>
+        <m:r>
+          <m:rPr>
+            <m:sty m:val="p"/>
+          </m:rPr>
+          <m:t>=</m:t>
+        </m:r>
+        <m:r>
+          <m:t>8414</m:t>
+        </m:r>
+      </m:oMath>
+      <w:r>
+        <w:t xml:space="preserve"> </w:t>
+      </w:r>
+      <w:r>
+        <w:t xml:space="preserve">N·m → tekne sancağa döner:</w:t>
+      </w:r>
+      <w:r>
+        <w:t xml:space="preserve"> </w:t>
+      </w:r>
+      <m:oMath>
+        <m:acc>
+          <m:accPr>
+            <m:chr m:val="̇"/>
+          </m:accPr>
+          <m:e>
+            <m:r>
+              <m:t>ψ</m:t>
+            </m:r>
+          </m:e>
+        </m:acc>
+        <m:r>
+          <m:rPr>
+            <m:sty m:val="p"/>
+          </m:rPr>
+          <m:t>=</m:t>
+        </m:r>
+        <m:f>
+          <m:fPr>
+            <m:type m:val="bar"/>
+          </m:fPr>
+          <m:num>
+            <m:r>
+              <m:t>9.03</m:t>
+            </m:r>
+          </m:num>
+          <m:den>
+            <m:r>
+              <m:t>4.6</m:t>
+            </m:r>
+          </m:den>
+        </m:f>
+        <m:r>
+          <m:rPr>
+            <m:sty m:val="p"/>
+          </m:rPr>
+          <m:t>sin</m:t>
+        </m:r>
+        <m:r>
+          <m:t>10</m:t>
+        </m:r>
+        <m:r>
+          <m:rPr>
+            <m:sty m:val="p"/>
+          </m:rPr>
+          <m:t>°</m:t>
+        </m:r>
+        <m:r>
+          <m:rPr>
+            <m:sty m:val="p"/>
+          </m:rPr>
+          <m:t>⋅</m:t>
+        </m:r>
+        <m:f>
+          <m:fPr>
+            <m:type m:val="bar"/>
+          </m:fPr>
+          <m:num>
+            <m:r>
+              <m:t>180</m:t>
+            </m:r>
+          </m:num>
+          <m:den>
+            <m:r>
+              <m:t>π</m:t>
+            </m:r>
+          </m:den>
+        </m:f>
+        <m:r>
+          <m:rPr>
+            <m:sty m:val="p"/>
+          </m:rPr>
+          <m:t>−</m:t>
+        </m:r>
+        <m:r>
+          <m:t>0.35</m:t>
+        </m:r>
+        <m:r>
+          <m:rPr>
+            <m:sty m:val="p"/>
+          </m:rPr>
+          <m:t>=</m:t>
+        </m:r>
+        <m:r>
+          <m:t>19.2</m:t>
+        </m:r>
+      </m:oMath>
+      <w:r>
+        <w:t xml:space="preserve"> </w:t>
+      </w:r>
+      <w:r>
+        <w:t xml:space="preserve">°/s,</w:t>
+      </w:r>
+      <w:r>
+        <w:t xml:space="preserve"> </w:t>
+      </w:r>
+      <m:oMath>
+        <m:r>
+          <m:t>R</m:t>
+        </m:r>
+        <m:r>
+          <m:rPr>
+            <m:sty m:val="p"/>
+          </m:rPr>
+          <m:t>=</m:t>
+        </m:r>
+        <m:r>
+          <m:t>27.0</m:t>
+        </m:r>
+      </m:oMath>
+      <w:r>
+        <w:t xml:space="preserve"> </w:t>
+      </w:r>
+      <w:r>
+        <w:t xml:space="preserve">m.</w:t>
+      </w:r>
+    </w:p>
+    <w:p>
+      <w:pPr>
+        <w:pStyle w:val="Compact"/>
+        <w:numPr>
+          <w:ilvl w:val="0"/>
+          <w:numId w:val="1002"/>
+        </w:numPr>
+      </w:pPr>
+      <w:r>
+        <w:t xml:space="preserve">Dönüş için gereken merkezcil kuvvet:</w:t>
+      </w:r>
+      <w:r>
+        <w:t xml:space="preserve"> </w:t>
+      </w:r>
+      <m:oMath>
+        <m:sSub>
+          <m:e>
+            <m:r>
+              <m:t>F</m:t>
+            </m:r>
+          </m:e>
+          <m:sub>
+            <m:r>
+              <m:t>c</m:t>
+            </m:r>
+          </m:sub>
+        </m:sSub>
+        <m:r>
+          <m:rPr>
+            <m:sty m:val="p"/>
+          </m:rPr>
+          <m:t>=</m:t>
+        </m:r>
+        <m:r>
+          <m:t>250</m:t>
+        </m:r>
+        <m:r>
+          <m:rPr>
+            <m:sty m:val="p"/>
+          </m:rPr>
+          <m:t>×</m:t>
+        </m:r>
+        <m:r>
+          <m:t>9.03</m:t>
+        </m:r>
+        <m:r>
+          <m:rPr>
+            <m:sty m:val="p"/>
+          </m:rPr>
+          <m:t>×</m:t>
+        </m:r>
+        <m:r>
+          <m:t>0.335</m:t>
+        </m:r>
+        <m:r>
+          <m:rPr>
+            <m:sty m:val="p"/>
+          </m:rPr>
+          <m:t>=</m:t>
+        </m:r>
+        <m:r>
+          <m:t>757</m:t>
+        </m:r>
+      </m:oMath>
+      <w:r>
+        <w:t xml:space="preserve"> </w:t>
+      </w:r>
+      <w:r>
+        <w:t xml:space="preserve">N.</w:t>
+      </w:r>
+    </w:p>
+    <w:p>
+      <w:r>
+        <w:pict>
+          <v:rect style="width:0;height:1.5pt" o:hralign="center" o:hrstd="t" o:hr="t"/>
+        </w:pict>
+      </w:r>
+    </w:p>
+    <w:bookmarkEnd w:id="30"/>
+    <w:bookmarkEnd w:id="31"/>
+    <w:bookmarkEnd w:id="32"/>
+    <w:bookmarkStart w:id="50" w:name="Xf1a393abb5ca784a752b0efb65be4f73b98534e"/>
+    <w:p>
+      <w:pPr>
+        <w:pStyle w:val="Heading2"/>
+      </w:pPr>
+      <w:r>
+        <w:t xml:space="preserve">4. Hedefe Navigasyon: Kumaş Yelkenle Hedefe Gidiş (adım adım)</w:t>
+      </w:r>
+    </w:p>
+    <w:p>
+      <w:pPr>
+        <w:pStyle w:val="FirstParagraph"/>
+      </w:pPr>
+      <w:r>
+        <w:t xml:space="preserve">Navigasyonda üç açıyı artık</w:t>
+      </w:r>
+      <w:r>
+        <w:t xml:space="preserve"> </w:t>
+      </w:r>
+      <w:r>
+        <w:rPr>
+          <w:b/>
+          <w:bCs/>
+        </w:rPr>
+        <w:t xml:space="preserve">sistem atar</w:t>
+      </w:r>
+      <w:r>
+        <w:t xml:space="preserve">: hedef pruva</w:t>
+      </w:r>
+      <w:r>
+        <w:t xml:space="preserve"> </w:t>
+      </w:r>
+      <m:oMath>
+        <m:sSup>
+          <m:e>
+            <m:r>
+              <m:t>ψ</m:t>
+            </m:r>
+          </m:e>
+          <m:sup>
+            <m:r>
+              <m:rPr>
+                <m:sty m:val="p"/>
+              </m:rPr>
+              <m:t>*</m:t>
+            </m:r>
+          </m:sup>
+        </m:sSup>
+      </m:oMath>
+      <w:r>
+        <w:t xml:space="preserve">, yelken açısı</w:t>
+      </w:r>
+      <w:r>
+        <w:t xml:space="preserve"> </w:t>
+      </w:r>
+      <m:oMath>
+        <m:sSub>
+          <m:e>
+            <m:r>
+              <m:t>δ</m:t>
+            </m:r>
+          </m:e>
+          <m:sub>
+            <m:r>
+              <m:t>s</m:t>
+            </m:r>
+          </m:sub>
+        </m:sSub>
+      </m:oMath>
+      <w:r>
+        <w:t xml:space="preserve"> </w:t>
+      </w:r>
+      <w:r>
+        <w:t xml:space="preserve">ve dümen açısı</w:t>
+      </w:r>
+      <w:r>
+        <w:t xml:space="preserve"> </w:t>
+      </w:r>
+      <m:oMath>
+        <m:sSub>
+          <m:e>
+            <m:r>
+              <m:t>δ</m:t>
+            </m:r>
+          </m:e>
+          <m:sub>
+            <m:r>
+              <m:t>r</m:t>
+            </m:r>
+          </m:sub>
+        </m:sSub>
+      </m:oMath>
+      <w:r>
+        <w:t xml:space="preserve">. Rota, başlangıç (B), istenen sayıda ara durak (1, 2, …) ve hedeften (H) oluşan bacaklara bölünür;</w:t>
+      </w:r>
+      <w:r>
+        <w:t xml:space="preserve"> </w:t>
+      </w:r>
+      <w:r>
+        <w:rPr>
+          <w:b/>
+          <w:bCs/>
+        </w:rPr>
+        <w:t xml:space="preserve">her bacakta aynı algoritma</w:t>
+      </w:r>
+      <w:r>
+        <w:t xml:space="preserve"> </w:t>
+      </w:r>
+      <w:r>
+        <w:t xml:space="preserve">çalışır ve tekne bir sonraki bacağa önceki bacağın son pruvası ve hızıyla girer. Aşağıdaki adımlar her güdüm periyodunda (1 s) tekrarlanır.</w:t>
+      </w:r>
+    </w:p>
+    <w:bookmarkStart w:id="33" w:name="adım-1-hedefin-kerterizi"/>
+    <w:p>
+      <w:pPr>
+        <w:pStyle w:val="Heading3"/>
+      </w:pPr>
+      <w:r>
+        <w:t xml:space="preserve">Adım 1 — Hedefin kerterizi</w:t>
+      </w:r>
+    </w:p>
+    <w:p>
+      <w:pPr>
+        <w:pStyle w:val="FirstParagraph"/>
+      </w:pPr>
+      <w:r>
+        <w:t xml:space="preserve">Teknenin</w:t>
+      </w:r>
+      <w:r>
+        <w:t xml:space="preserve"> </w:t>
+      </w:r>
+      <m:oMath>
+        <m:r>
+          <m:rPr>
+            <m:sty m:val="p"/>
+          </m:rPr>
+          <m:t>(</m:t>
+        </m:r>
+        <m:r>
+          <m:t>x</m:t>
+        </m:r>
+        <m:r>
+          <m:rPr>
+            <m:sty m:val="p"/>
+          </m:rPr>
+          <m:t>,</m:t>
+        </m:r>
+        <m:r>
+          <m:t>y</m:t>
+        </m:r>
+        <m:r>
+          <m:rPr>
+            <m:sty m:val="p"/>
+          </m:rPr>
+          <m:t>)</m:t>
+        </m:r>
+      </m:oMath>
+      <w:r>
+        <w:t xml:space="preserve"> </w:t>
+      </w:r>
+      <w:r>
+        <w:t xml:space="preserve">konumundan bacağın hedef noktasına</w:t>
+      </w:r>
+      <w:r>
+        <w:t xml:space="preserve"> </w:t>
+      </w:r>
+      <m:oMath>
+        <m:r>
+          <m:rPr>
+            <m:sty m:val="p"/>
+          </m:rPr>
+          <m:t>(</m:t>
+        </m:r>
+        <m:sSub>
+          <m:e>
+            <m:r>
+              <m:t>x</m:t>
+            </m:r>
+          </m:e>
+          <m:sub>
+            <m:r>
+              <m:t>h</m:t>
+            </m:r>
+          </m:sub>
+        </m:sSub>
+        <m:r>
+          <m:rPr>
+            <m:sty m:val="p"/>
+          </m:rPr>
+          <m:t>,</m:t>
+        </m:r>
+        <m:sSub>
+          <m:e>
+            <m:r>
+              <m:t>y</m:t>
+            </m:r>
+          </m:e>
+          <m:sub>
+            <m:r>
+              <m:t>h</m:t>
+            </m:r>
+          </m:sub>
+        </m:sSub>
+        <m:r>
+          <m:rPr>
+            <m:sty m:val="p"/>
+          </m:rPr>
+          <m:t>)</m:t>
+        </m:r>
+      </m:oMath>
+      <w:r>
+        <w:t xml:space="preserve"> </w:t>
+      </w:r>
+      <w:r>
+        <w:t xml:space="preserve">pusula açısı:</w:t>
+      </w:r>
+    </w:p>
+    <w:p>
+      <w:pPr>
+        <w:pStyle w:val="BodyText"/>
+      </w:pPr>
+      <m:oMathPara>
+        <m:oMathParaPr>
+          <m:jc m:val="center"/>
+        </m:oMathParaPr>
+        <m:oMath>
+          <m:r>
             <m:t>β</m:t>
           </m:r>
           <m:r>
@@ -6645,8 +12748,8 @@
         </m:oMath>
       </m:oMathPara>
     </w:p>
-    <w:bookmarkEnd w:id="27"/>
-    <w:bookmarkStart w:id="28" w:name="adım-2-ölü-açı-kontrolü"/>
+    <w:bookmarkEnd w:id="33"/>
+    <w:bookmarkStart w:id="34" w:name="adım-2-ölü-açı-kontrolü"/>
     <w:p>
       <w:pPr>
         <w:pStyle w:val="Heading3"/>
@@ -6756,8 +12859,8 @@
         <w:t xml:space="preserve">).</w:t>
       </w:r>
     </w:p>
-    <w:bookmarkEnd w:id="28"/>
-    <w:bookmarkStart w:id="29" w:name="X39adbf6bf0c28e3d65688b9f130a042d1f322f7"/>
+    <w:bookmarkEnd w:id="34"/>
+    <w:bookmarkStart w:id="35" w:name="X39adbf6bf0c28e3d65688b9f130a042d1f322f7"/>
     <w:p>
       <w:pPr>
         <w:pStyle w:val="Heading3"/>
@@ -7787,8 +13890,8 @@
         <w:t xml:space="preserve">) daha yavaştır, bu yüzden rüzgar altına da zikzakla (gybe ile) gidilir.</w:t>
       </w:r>
     </w:p>
-    <w:bookmarkEnd w:id="29"/>
-    <w:bookmarkStart w:id="30" w:name="X764bdef1bedbdb7c8d565c2ad21cdc41c46292d"/>
+    <w:bookmarkEnd w:id="35"/>
+    <w:bookmarkStart w:id="36" w:name="X764bdef1bedbdb7c8d565c2ad21cdc41c46292d"/>
     <w:p>
       <w:pPr>
         <w:pStyle w:val="Heading3"/>
@@ -7810,7 +13913,7 @@
         <w:pStyle w:val="Compact"/>
         <w:numPr>
           <w:ilvl w:val="0"/>
-          <w:numId w:val="1002"/>
+          <w:numId w:val="1003"/>
         </w:numPr>
       </w:pPr>
       <w:r>
@@ -7849,7 +13952,7 @@
         <w:pStyle w:val="Compact"/>
         <w:numPr>
           <w:ilvl w:val="0"/>
-          <w:numId w:val="1002"/>
+          <w:numId w:val="1003"/>
         </w:numPr>
       </w:pPr>
       <w:r>
@@ -7920,7 +14023,7 @@
         <w:pStyle w:val="Compact"/>
         <w:numPr>
           <w:ilvl w:val="0"/>
-          <w:numId w:val="1002"/>
+          <w:numId w:val="1003"/>
         </w:numPr>
       </w:pPr>
       <w:r>
@@ -7974,8 +14077,8 @@
         <w:t xml:space="preserve">Gereksiz manevrayı önlemek için iki kontra değişimi arasında en az 10 s geçmelidir.</w:t>
       </w:r>
     </w:p>
-    <w:bookmarkEnd w:id="30"/>
-    <w:bookmarkStart w:id="31" w:name="adım-5-manevra-türü-tack-mı-gybe-mi"/>
+    <w:bookmarkEnd w:id="36"/>
+    <w:bookmarkStart w:id="37" w:name="adım-5-manevra-türü-tack-mı-gybe-mi"/>
     <w:p>
       <w:pPr>
         <w:pStyle w:val="Heading3"/>
@@ -8374,7 +14477,7 @@
         <w:pStyle w:val="Compact"/>
         <w:numPr>
           <w:ilvl w:val="0"/>
-          <w:numId w:val="1003"/>
+          <w:numId w:val="1004"/>
         </w:numPr>
       </w:pPr>
       <w:r>
@@ -8459,7 +14562,7 @@
         <w:pStyle w:val="Compact"/>
         <w:numPr>
           <w:ilvl w:val="0"/>
-          <w:numId w:val="1003"/>
+          <w:numId w:val="1004"/>
         </w:numPr>
       </w:pPr>
       <w:r>
@@ -8579,8 +14682,8 @@
         <w:t xml:space="preserve">kontra değiştirir; bu durumda değişim, manevra sonrasında hedefin hâlâ tutulabildiği ileri simülasyonla doğrulanınca yapılır.</w:t>
       </w:r>
     </w:p>
-    <w:bookmarkEnd w:id="31"/>
-    <w:bookmarkStart w:id="32" w:name="Xabaaaac16d553330322a08675775b7e45055782"/>
+    <w:bookmarkEnd w:id="37"/>
+    <w:bookmarkStart w:id="38" w:name="Xabaaaac16d553330322a08675775b7e45055782"/>
     <w:p>
       <w:pPr>
         <w:pStyle w:val="Heading3"/>
@@ -8918,8 +15021,8 @@
         <w:t xml:space="preserve">(yelken yapraklar), tack bitince bom karşı bordaya geçer.</w:t>
       </w:r>
     </w:p>
-    <w:bookmarkEnd w:id="32"/>
-    <w:bookmarkStart w:id="33" w:name="X4c92b678a2a6340fa07ebcb301344d35d51054c"/>
+    <w:bookmarkEnd w:id="38"/>
+    <w:bookmarkStart w:id="39" w:name="X4c92b678a2a6340fa07ebcb301344d35d51054c"/>
     <w:p>
       <w:pPr>
         <w:pStyle w:val="Heading3"/>
@@ -9280,7 +15383,7 @@
         <w:pStyle w:val="Compact"/>
         <w:numPr>
           <w:ilvl w:val="0"/>
-          <w:numId w:val="1004"/>
+          <w:numId w:val="1005"/>
         </w:numPr>
       </w:pPr>
       <w:r>
@@ -9343,234 +15446,6 @@
       </w:r>
       <w:r>
         <w:t xml:space="preserve">olarak söner.</w:t>
-      </w:r>
-    </w:p>
-    <w:p>
-      <w:pPr>
-        <w:pStyle w:val="Compact"/>
-        <w:numPr>
-          <w:ilvl w:val="0"/>
-          <w:numId w:val="1004"/>
-        </w:numPr>
-      </w:pPr>
-      <m:oMath>
-        <m:r>
-          <m:t>s</m:t>
-        </m:r>
-        <m:r>
-          <m:t> </m:t>
-        </m:r>
-        <m:sSub>
-          <m:e>
-            <m:r>
-              <m:t>ω</m:t>
-            </m:r>
-          </m:e>
-          <m:sub>
-            <m:r>
-              <m:t>w</m:t>
-            </m:r>
-            <m:r>
-              <m:t>h</m:t>
-            </m:r>
-          </m:sub>
-        </m:sSub>
-      </m:oMath>
-      <w:r>
-        <w:t xml:space="preserve"> </w:t>
-      </w:r>
-      <w:r>
-        <w:t xml:space="preserve">terimi orsaya kaçmayı önceden karşılar; bu yüzden düz seyirde dümen sıfır değil, küçük bir sabit açıdır:</w:t>
-      </w:r>
-      <w:r>
-        <w:t xml:space="preserve"> </w:t>
-      </w:r>
-      <m:oMath>
-        <m:sSub>
-          <m:e>
-            <m:r>
-              <m:t>δ</m:t>
-            </m:r>
-          </m:e>
-          <m:sub>
-            <m:r>
-              <m:t>r</m:t>
-            </m:r>
-            <m:r>
-              <m:rPr>
-                <m:sty m:val="p"/>
-              </m:rPr>
-              <m:t>,</m:t>
-            </m:r>
-            <m:r>
-              <m:t>s</m:t>
-            </m:r>
-            <m:r>
-              <m:t>s</m:t>
-            </m:r>
-          </m:sub>
-        </m:sSub>
-        <m:r>
-          <m:rPr>
-            <m:sty m:val="p"/>
-          </m:rPr>
-          <m:t>=</m:t>
-        </m:r>
-        <m:r>
-          <m:rPr>
-            <m:sty m:val="p"/>
-          </m:rPr>
-          <m:t>arcsin</m:t>
-        </m:r>
-        <m:r>
-          <m:rPr>
-            <m:sty m:val="p"/>
-          </m:rPr>
-          <m:t>(</m:t>
-        </m:r>
-        <m:r>
-          <m:t>s</m:t>
-        </m:r>
-        <m:r>
-          <m:t> </m:t>
-        </m:r>
-        <m:sSub>
-          <m:e>
-            <m:r>
-              <m:t>ω</m:t>
-            </m:r>
-          </m:e>
-          <m:sub>
-            <m:r>
-              <m:t>w</m:t>
-            </m:r>
-            <m:r>
-              <m:t>h</m:t>
-            </m:r>
-          </m:sub>
-        </m:sSub>
-        <m:r>
-          <m:t>L</m:t>
-        </m:r>
-        <m:r>
-          <m:rPr>
-            <m:sty m:val="p"/>
-          </m:rPr>
-          <m:t>/</m:t>
-        </m:r>
-        <m:r>
-          <m:t>v</m:t>
-        </m:r>
-        <m:r>
-          <m:rPr>
-            <m:sty m:val="p"/>
-          </m:rPr>
-          <m:t>)</m:t>
-        </m:r>
-      </m:oMath>
-      <w:r>
-        <w:t xml:space="preserve">. Örn.</w:t>
-      </w:r>
-      <w:r>
-        <w:t xml:space="preserve"> </w:t>
-      </w:r>
-      <m:oMath>
-        <m:r>
-          <m:t>v</m:t>
-        </m:r>
-        <m:r>
-          <m:rPr>
-            <m:sty m:val="p"/>
-          </m:rPr>
-          <m:t>=</m:t>
-        </m:r>
-        <m:r>
-          <m:t>6.8</m:t>
-        </m:r>
-      </m:oMath>
-      <w:r>
-        <w:t xml:space="preserve"> </w:t>
-      </w:r>
-      <w:r>
-        <w:t xml:space="preserve">m/s’de</w:t>
-      </w:r>
-      <w:r>
-        <w:t xml:space="preserve"> </w:t>
-      </w:r>
-      <m:oMath>
-        <m:sSub>
-          <m:e>
-            <m:r>
-              <m:t>δ</m:t>
-            </m:r>
-          </m:e>
-          <m:sub>
-            <m:r>
-              <m:t>r</m:t>
-            </m:r>
-            <m:r>
-              <m:rPr>
-                <m:sty m:val="p"/>
-              </m:rPr>
-              <m:t>,</m:t>
-            </m:r>
-            <m:r>
-              <m:t>s</m:t>
-            </m:r>
-            <m:r>
-              <m:t>s</m:t>
-            </m:r>
-          </m:sub>
-        </m:sSub>
-        <m:r>
-          <m:rPr>
-            <m:sty m:val="p"/>
-          </m:rPr>
-          <m:t>=</m:t>
-        </m:r>
-        <m:r>
-          <m:rPr>
-            <m:sty m:val="p"/>
-          </m:rPr>
-          <m:t>+</m:t>
-        </m:r>
-        <m:r>
-          <m:t>0.24</m:t>
-        </m:r>
-        <m:r>
-          <m:rPr>
-            <m:sty m:val="p"/>
-          </m:rPr>
-          <m:t>°</m:t>
-        </m:r>
-      </m:oMath>
-      <w:r>
-        <w:t xml:space="preserve"> </w:t>
-      </w:r>
-      <w:r>
-        <w:t xml:space="preserve">(iskele kontra).</w:t>
-      </w:r>
-    </w:p>
-    <w:p>
-      <w:pPr>
-        <w:pStyle w:val="Compact"/>
-        <w:numPr>
-          <w:ilvl w:val="0"/>
-          <w:numId w:val="1004"/>
-        </w:numPr>
-      </w:pPr>
-      <w:r>
-        <w:t xml:space="preserve">Tack/gybe sırasında hata büyük olduğundan dümen ±35° sınırına dayanır.</w:t>
-      </w:r>
-    </w:p>
-    <w:bookmarkEnd w:id="33"/>
-    <w:bookmarkStart w:id="34" w:name="adım-8-varış-ve-başarısızlık"/>
-    <w:p>
-      <w:pPr>
-        <w:pStyle w:val="Heading3"/>
-      </w:pPr>
-      <w:r>
-        <w:t xml:space="preserve">Adım 8 — Varış ve başarısızlık</w:t>
       </w:r>
     </w:p>
     <w:p>
@@ -9579,6 +15454,234 @@
         <w:numPr>
           <w:ilvl w:val="0"/>
           <w:numId w:val="1005"/>
+        </w:numPr>
+      </w:pPr>
+      <m:oMath>
+        <m:r>
+          <m:t>s</m:t>
+        </m:r>
+        <m:r>
+          <m:t> </m:t>
+        </m:r>
+        <m:sSub>
+          <m:e>
+            <m:r>
+              <m:t>ω</m:t>
+            </m:r>
+          </m:e>
+          <m:sub>
+            <m:r>
+              <m:t>w</m:t>
+            </m:r>
+            <m:r>
+              <m:t>h</m:t>
+            </m:r>
+          </m:sub>
+        </m:sSub>
+      </m:oMath>
+      <w:r>
+        <w:t xml:space="preserve"> </w:t>
+      </w:r>
+      <w:r>
+        <w:t xml:space="preserve">terimi orsaya kaçmayı önceden karşılar; bu yüzden düz seyirde dümen sıfır değil, küçük bir sabit açıdır:</w:t>
+      </w:r>
+      <w:r>
+        <w:t xml:space="preserve"> </w:t>
+      </w:r>
+      <m:oMath>
+        <m:sSub>
+          <m:e>
+            <m:r>
+              <m:t>δ</m:t>
+            </m:r>
+          </m:e>
+          <m:sub>
+            <m:r>
+              <m:t>r</m:t>
+            </m:r>
+            <m:r>
+              <m:rPr>
+                <m:sty m:val="p"/>
+              </m:rPr>
+              <m:t>,</m:t>
+            </m:r>
+            <m:r>
+              <m:t>s</m:t>
+            </m:r>
+            <m:r>
+              <m:t>s</m:t>
+            </m:r>
+          </m:sub>
+        </m:sSub>
+        <m:r>
+          <m:rPr>
+            <m:sty m:val="p"/>
+          </m:rPr>
+          <m:t>=</m:t>
+        </m:r>
+        <m:r>
+          <m:rPr>
+            <m:sty m:val="p"/>
+          </m:rPr>
+          <m:t>arcsin</m:t>
+        </m:r>
+        <m:r>
+          <m:rPr>
+            <m:sty m:val="p"/>
+          </m:rPr>
+          <m:t>(</m:t>
+        </m:r>
+        <m:r>
+          <m:t>s</m:t>
+        </m:r>
+        <m:r>
+          <m:t> </m:t>
+        </m:r>
+        <m:sSub>
+          <m:e>
+            <m:r>
+              <m:t>ω</m:t>
+            </m:r>
+          </m:e>
+          <m:sub>
+            <m:r>
+              <m:t>w</m:t>
+            </m:r>
+            <m:r>
+              <m:t>h</m:t>
+            </m:r>
+          </m:sub>
+        </m:sSub>
+        <m:r>
+          <m:t>L</m:t>
+        </m:r>
+        <m:r>
+          <m:rPr>
+            <m:sty m:val="p"/>
+          </m:rPr>
+          <m:t>/</m:t>
+        </m:r>
+        <m:r>
+          <m:t>v</m:t>
+        </m:r>
+        <m:r>
+          <m:rPr>
+            <m:sty m:val="p"/>
+          </m:rPr>
+          <m:t>)</m:t>
+        </m:r>
+      </m:oMath>
+      <w:r>
+        <w:t xml:space="preserve">. Örn.</w:t>
+      </w:r>
+      <w:r>
+        <w:t xml:space="preserve"> </w:t>
+      </w:r>
+      <m:oMath>
+        <m:r>
+          <m:t>v</m:t>
+        </m:r>
+        <m:r>
+          <m:rPr>
+            <m:sty m:val="p"/>
+          </m:rPr>
+          <m:t>=</m:t>
+        </m:r>
+        <m:r>
+          <m:t>6.8</m:t>
+        </m:r>
+      </m:oMath>
+      <w:r>
+        <w:t xml:space="preserve"> </w:t>
+      </w:r>
+      <w:r>
+        <w:t xml:space="preserve">m/s’de</w:t>
+      </w:r>
+      <w:r>
+        <w:t xml:space="preserve"> </w:t>
+      </w:r>
+      <m:oMath>
+        <m:sSub>
+          <m:e>
+            <m:r>
+              <m:t>δ</m:t>
+            </m:r>
+          </m:e>
+          <m:sub>
+            <m:r>
+              <m:t>r</m:t>
+            </m:r>
+            <m:r>
+              <m:rPr>
+                <m:sty m:val="p"/>
+              </m:rPr>
+              <m:t>,</m:t>
+            </m:r>
+            <m:r>
+              <m:t>s</m:t>
+            </m:r>
+            <m:r>
+              <m:t>s</m:t>
+            </m:r>
+          </m:sub>
+        </m:sSub>
+        <m:r>
+          <m:rPr>
+            <m:sty m:val="p"/>
+          </m:rPr>
+          <m:t>=</m:t>
+        </m:r>
+        <m:r>
+          <m:rPr>
+            <m:sty m:val="p"/>
+          </m:rPr>
+          <m:t>+</m:t>
+        </m:r>
+        <m:r>
+          <m:t>0.24</m:t>
+        </m:r>
+        <m:r>
+          <m:rPr>
+            <m:sty m:val="p"/>
+          </m:rPr>
+          <m:t>°</m:t>
+        </m:r>
+      </m:oMath>
+      <w:r>
+        <w:t xml:space="preserve"> </w:t>
+      </w:r>
+      <w:r>
+        <w:t xml:space="preserve">(iskele kontra).</w:t>
+      </w:r>
+    </w:p>
+    <w:p>
+      <w:pPr>
+        <w:pStyle w:val="Compact"/>
+        <w:numPr>
+          <w:ilvl w:val="0"/>
+          <w:numId w:val="1005"/>
+        </w:numPr>
+      </w:pPr>
+      <w:r>
+        <w:t xml:space="preserve">Tack/gybe sırasında hata büyük olduğundan dümen ±35° sınırına dayanır.</w:t>
+      </w:r>
+    </w:p>
+    <w:bookmarkEnd w:id="39"/>
+    <w:bookmarkStart w:id="40" w:name="adım-8-varış-ve-başarısızlık"/>
+    <w:p>
+      <w:pPr>
+        <w:pStyle w:val="Heading3"/>
+      </w:pPr>
+      <w:r>
+        <w:t xml:space="preserve">Adım 8 — Varış ve başarısızlık</w:t>
+      </w:r>
+    </w:p>
+    <w:p>
+      <w:pPr>
+        <w:pStyle w:val="Compact"/>
+        <w:numPr>
+          <w:ilvl w:val="0"/>
+          <w:numId w:val="1006"/>
         </w:numPr>
       </w:pPr>
       <w:r>
@@ -9666,7 +15769,7 @@
         <w:pStyle w:val="Compact"/>
         <w:numPr>
           <w:ilvl w:val="0"/>
-          <w:numId w:val="1005"/>
+          <w:numId w:val="1006"/>
         </w:numPr>
       </w:pPr>
       <w:r>
@@ -9706,8 +15809,8 @@
         <w:t xml:space="preserve">m/s ile 20 s kalırsa.</w:t>
       </w:r>
     </w:p>
-    <w:bookmarkEnd w:id="34"/>
-    <w:bookmarkStart w:id="35" w:name="akış-özeti"/>
+    <w:bookmarkEnd w:id="40"/>
+    <w:bookmarkStart w:id="41" w:name="akış-özeti"/>
     <w:p>
       <w:pPr>
         <w:pStyle w:val="Heading3"/>
@@ -9808,8 +15911,8 @@
         <w:t xml:space="preserve">  varış / başarısızlık kontrolü                          (Adım 8)</w:t>
       </w:r>
     </w:p>
-    <w:bookmarkEnd w:id="35"/>
-    <w:bookmarkStart w:id="39" w:name="Xf9baeb174bfc62e622fd4dbc145342705666765"/>
+    <w:bookmarkEnd w:id="41"/>
+    <w:bookmarkStart w:id="45" w:name="Xf9baeb174bfc62e622fd4dbc145342705666765"/>
     <w:p>
       <w:pPr>
         <w:pStyle w:val="Heading3"/>
@@ -11127,6 +17230,1163 @@
     </w:p>
     <w:p>
       <w:pPr>
+        <w:pStyle w:val="BodyText"/>
+      </w:pPr>
+      <w:r>
+        <w:rPr>
+          <w:b/>
+          <w:bCs/>
+        </w:rPr>
+        <w:t xml:space="preserve">Bu testte atanan açılarda kuvvetler ve momentler</w:t>
+      </w:r>
+      <w:r>
+        <w:t xml:space="preserve"> </w:t>
+      </w:r>
+      <w:r>
+        <w:t xml:space="preserve">(Bölüm 3.1 formülleri; yelken değerleri ψ*’daki kararlı hızda, dümen değerleri manevradaki en büyük dümen açısı ve bölüm ortalama hızıyla):</w:t>
+      </w:r>
+    </w:p>
+    <w:tbl>
+      <w:tblPr>
+        <w:tblStyle w:val="Table"/>
+        <w:tblW w:type="pct" w:w="5000"/>
+        <w:tblLayout w:type="fixed"/>
+        <w:tblLook w:firstRow="1" w:lastRow="0" w:firstColumn="0" w:lastColumn="0" w:noHBand="0" w:noVBand="0" w:val="0020"/>
+      </w:tblPr>
+      <w:tblGrid>
+        <w:gridCol w:w="719"/>
+        <w:gridCol w:w="719"/>
+        <w:gridCol w:w="719"/>
+        <w:gridCol w:w="719"/>
+        <w:gridCol w:w="719"/>
+        <w:gridCol w:w="719"/>
+        <w:gridCol w:w="719"/>
+        <w:gridCol w:w="719"/>
+        <w:gridCol w:w="719"/>
+        <w:gridCol w:w="719"/>
+        <w:gridCol w:w="719"/>
+      </w:tblGrid>
+      <w:tr>
+        <w:trPr>
+          <w:tblHeader w:val="on"/>
+        </w:trPr>
+        <w:tc>
+          <w:tcPr/>
+          <w:p>
+            <w:pPr>
+              <w:pStyle w:val="Compact"/>
+            </w:pPr>
+            <w:r>
+              <w:t xml:space="preserve">#</w:t>
+            </w:r>
+          </w:p>
+        </w:tc>
+        <w:tc>
+          <w:tcPr/>
+          <w:p>
+            <w:pPr>
+              <w:pStyle w:val="Compact"/>
+            </w:pPr>
+            <w:r>
+              <w:t xml:space="preserve">Olay</w:t>
+            </w:r>
+          </w:p>
+        </w:tc>
+        <w:tc>
+          <w:tcPr/>
+          <w:p>
+            <w:pPr>
+              <w:pStyle w:val="Compact"/>
+            </w:pPr>
+            <w:r>
+              <w:t xml:space="preserve">ψ* (°)</w:t>
+            </w:r>
+          </w:p>
+        </w:tc>
+        <w:tc>
+          <w:tcPr/>
+          <w:p>
+            <w:pPr>
+              <w:pStyle w:val="Compact"/>
+            </w:pPr>
+            <w:r>
+              <w:t xml:space="preserve">δs (°)</w:t>
+            </w:r>
+          </w:p>
+        </w:tc>
+        <w:tc>
+          <w:tcPr/>
+          <w:p>
+            <w:pPr>
+              <w:pStyle w:val="Compact"/>
+            </w:pPr>
+            <w:r>
+              <w:t xml:space="preserve">T itki (N)</w:t>
+            </w:r>
+          </w:p>
+        </w:tc>
+        <w:tc>
+          <w:tcPr/>
+          <w:p>
+            <w:pPr>
+              <w:pStyle w:val="Compact"/>
+            </w:pPr>
+            <w:r>
+              <w:t xml:space="preserve">F_yan (N)</w:t>
+            </w:r>
+          </w:p>
+        </w:tc>
+        <w:tc>
+          <w:tcPr/>
+          <w:p>
+            <w:pPr>
+              <w:pStyle w:val="Compact"/>
+            </w:pPr>
+            <w:r>
+              <w:t xml:space="preserve">N_yelken (N·m)</w:t>
+            </w:r>
+          </w:p>
+        </w:tc>
+        <w:tc>
+          <w:tcPr/>
+          <w:p>
+            <w:pPr>
+              <w:pStyle w:val="Compact"/>
+            </w:pPr>
+            <w:r>
+              <w:t xml:space="preserve">δr maks (°)</w:t>
+            </w:r>
+          </w:p>
+        </w:tc>
+        <w:tc>
+          <w:tcPr/>
+          <w:p>
+            <w:pPr>
+              <w:pStyle w:val="Compact"/>
+            </w:pPr>
+            <w:r>
+              <w:t xml:space="preserve">v̄ (m/s)</w:t>
+            </w:r>
+          </w:p>
+        </w:tc>
+        <w:tc>
+          <w:tcPr/>
+          <w:p>
+            <w:pPr>
+              <w:pStyle w:val="Compact"/>
+            </w:pPr>
+            <w:r>
+              <w:t xml:space="preserve">Y_dümen (N)</w:t>
+            </w:r>
+          </w:p>
+        </w:tc>
+        <w:tc>
+          <w:tcPr/>
+          <w:p>
+            <w:pPr>
+              <w:pStyle w:val="Compact"/>
+            </w:pPr>
+            <w:r>
+              <w:t xml:space="preserve">N_dümen (N·m)</w:t>
+            </w:r>
+          </w:p>
+        </w:tc>
+      </w:tr>
+      <w:tr>
+        <w:tc>
+          <w:tcPr/>
+          <w:p>
+            <w:pPr>
+              <w:pStyle w:val="Compact"/>
+            </w:pPr>
+            <w:r>
+              <w:t xml:space="preserve">1</w:t>
+            </w:r>
+          </w:p>
+        </w:tc>
+        <w:tc>
+          <w:tcPr/>
+          <w:p>
+            <w:pPr>
+              <w:pStyle w:val="Compact"/>
+            </w:pPr>
+            <w:r>
+              <w:t xml:space="preserve">Başlangıç</w:t>
+            </w:r>
+          </w:p>
+        </w:tc>
+        <w:tc>
+          <w:tcPr/>
+          <w:p>
+            <w:pPr>
+              <w:pStyle w:val="Compact"/>
+            </w:pPr>
+            <w:r>
+              <w:t xml:space="preserve">50.5</w:t>
+            </w:r>
+          </w:p>
+        </w:tc>
+        <w:tc>
+          <w:tcPr/>
+          <w:p>
+            <w:pPr>
+              <w:pStyle w:val="Compact"/>
+            </w:pPr>
+            <w:r>
+              <w:t xml:space="preserve">+32</w:t>
+            </w:r>
+          </w:p>
+        </w:tc>
+        <w:tc>
+          <w:tcPr/>
+          <w:p>
+            <w:pPr>
+              <w:pStyle w:val="Compact"/>
+            </w:pPr>
+            <w:r>
+              <w:t xml:space="preserve">567</w:t>
+            </w:r>
+          </w:p>
+        </w:tc>
+        <w:tc>
+          <w:tcPr/>
+          <w:p>
+            <w:pPr>
+              <w:pStyle w:val="Compact"/>
+            </w:pPr>
+            <w:r>
+              <w:t xml:space="preserve">907</w:t>
+            </w:r>
+          </w:p>
+        </w:tc>
+        <w:tc>
+          <w:tcPr/>
+          <w:p>
+            <w:pPr>
+              <w:pStyle w:val="Compact"/>
+            </w:pPr>
+            <w:r>
+              <w:t xml:space="preserve">−181</w:t>
+            </w:r>
+          </w:p>
+        </w:tc>
+        <w:tc>
+          <w:tcPr/>
+          <w:p>
+            <w:pPr>
+              <w:pStyle w:val="Compact"/>
+            </w:pPr>
+            <w:r>
+              <w:t xml:space="preserve">0.0</w:t>
+            </w:r>
+          </w:p>
+        </w:tc>
+        <w:tc>
+          <w:tcPr/>
+          <w:p>
+            <w:pPr>
+              <w:pStyle w:val="Compact"/>
+            </w:pPr>
+            <w:r>
+              <w:t xml:space="preserve">6.80</w:t>
+            </w:r>
+          </w:p>
+        </w:tc>
+        <w:tc>
+          <w:tcPr/>
+          <w:p>
+            <w:pPr>
+              <w:pStyle w:val="Compact"/>
+            </w:pPr>
+            <w:r>
+              <w:t xml:space="preserve">0</w:t>
+            </w:r>
+          </w:p>
+        </w:tc>
+        <w:tc>
+          <w:tcPr/>
+          <w:p>
+            <w:pPr>
+              <w:pStyle w:val="Compact"/>
+            </w:pPr>
+            <w:r>
+              <w:t xml:space="preserve">0</w:t>
+            </w:r>
+          </w:p>
+        </w:tc>
+      </w:tr>
+      <w:tr>
+        <w:tc>
+          <w:tcPr/>
+          <w:p>
+            <w:pPr>
+              <w:pStyle w:val="Compact"/>
+            </w:pPr>
+            <w:r>
+              <w:t xml:space="preserve">2</w:t>
+            </w:r>
+          </w:p>
+        </w:tc>
+        <w:tc>
+          <w:tcPr/>
+          <w:p>
+            <w:pPr>
+              <w:pStyle w:val="Compact"/>
+            </w:pPr>
+            <w:r>
+              <w:t xml:space="preserve">Rota düzeltme</w:t>
+            </w:r>
+          </w:p>
+        </w:tc>
+        <w:tc>
+          <w:tcPr/>
+          <w:p>
+            <w:pPr>
+              <w:pStyle w:val="Compact"/>
+            </w:pPr>
+            <w:r>
+              <w:t xml:space="preserve">35.5</w:t>
+            </w:r>
+          </w:p>
+        </w:tc>
+        <w:tc>
+          <w:tcPr/>
+          <w:p>
+            <w:pPr>
+              <w:pStyle w:val="Compact"/>
+            </w:pPr>
+            <w:r>
+              <w:t xml:space="preserve">+16</w:t>
+            </w:r>
+          </w:p>
+        </w:tc>
+        <w:tc>
+          <w:tcPr/>
+          <w:p>
+            <w:pPr>
+              <w:pStyle w:val="Compact"/>
+            </w:pPr>
+            <w:r>
+              <w:t xml:space="preserve">413</w:t>
+            </w:r>
+          </w:p>
+        </w:tc>
+        <w:tc>
+          <w:tcPr/>
+          <w:p>
+            <w:pPr>
+              <w:pStyle w:val="Compact"/>
+            </w:pPr>
+            <w:r>
+              <w:t xml:space="preserve">1441</w:t>
+            </w:r>
+          </w:p>
+        </w:tc>
+        <w:tc>
+          <w:tcPr/>
+          <w:p>
+            <w:pPr>
+              <w:pStyle w:val="Compact"/>
+            </w:pPr>
+            <w:r>
+              <w:t xml:space="preserve">−288</w:t>
+            </w:r>
+          </w:p>
+        </w:tc>
+        <w:tc>
+          <w:tcPr/>
+          <w:p>
+            <w:pPr>
+              <w:pStyle w:val="Compact"/>
+            </w:pPr>
+            <w:r>
+              <w:t xml:space="preserve">−4.8</w:t>
+            </w:r>
+          </w:p>
+        </w:tc>
+        <w:tc>
+          <w:tcPr/>
+          <w:p>
+            <w:pPr>
+              <w:pStyle w:val="Compact"/>
+            </w:pPr>
+            <w:r>
+              <w:t xml:space="preserve">5.16</w:t>
+            </w:r>
+          </w:p>
+        </w:tc>
+        <w:tc>
+          <w:tcPr/>
+          <w:p>
+            <w:pPr>
+              <w:pStyle w:val="Compact"/>
+            </w:pPr>
+            <w:r>
+              <w:t xml:space="preserve">−645</w:t>
+            </w:r>
+          </w:p>
+        </w:tc>
+        <w:tc>
+          <w:tcPr/>
+          <w:p>
+            <w:pPr>
+              <w:pStyle w:val="Compact"/>
+            </w:pPr>
+            <w:r>
+              <w:t xml:space="preserve">−1355</w:t>
+            </w:r>
+          </w:p>
+        </w:tc>
+      </w:tr>
+      <w:tr>
+        <w:tc>
+          <w:tcPr/>
+          <w:p>
+            <w:pPr>
+              <w:pStyle w:val="Compact"/>
+            </w:pPr>
+            <w:r>
+              <w:t xml:space="preserve">3</w:t>
+            </w:r>
+          </w:p>
+        </w:tc>
+        <w:tc>
+          <w:tcPr/>
+          <w:p>
+            <w:pPr>
+              <w:pStyle w:val="Compact"/>
+            </w:pPr>
+            <w:r>
+              <w:t xml:space="preserve">Tack</w:t>
+            </w:r>
+          </w:p>
+        </w:tc>
+        <w:tc>
+          <w:tcPr/>
+          <w:p>
+            <w:pPr>
+              <w:pStyle w:val="Compact"/>
+            </w:pPr>
+            <w:r>
+              <w:t xml:space="preserve">309.5</w:t>
+            </w:r>
+          </w:p>
+        </w:tc>
+        <w:tc>
+          <w:tcPr/>
+          <w:p>
+            <w:pPr>
+              <w:pStyle w:val="Compact"/>
+            </w:pPr>
+            <w:r>
+              <w:t xml:space="preserve">−32</w:t>
+            </w:r>
+          </w:p>
+        </w:tc>
+        <w:tc>
+          <w:tcPr/>
+          <w:p>
+            <w:pPr>
+              <w:pStyle w:val="Compact"/>
+            </w:pPr>
+            <w:r>
+              <w:t xml:space="preserve">567</w:t>
+            </w:r>
+          </w:p>
+        </w:tc>
+        <w:tc>
+          <w:tcPr/>
+          <w:p>
+            <w:pPr>
+              <w:pStyle w:val="Compact"/>
+            </w:pPr>
+            <w:r>
+              <w:t xml:space="preserve">907</w:t>
+            </w:r>
+          </w:p>
+        </w:tc>
+        <w:tc>
+          <w:tcPr/>
+          <w:p>
+            <w:pPr>
+              <w:pStyle w:val="Compact"/>
+            </w:pPr>
+            <w:r>
+              <w:t xml:space="preserve">+181</w:t>
+            </w:r>
+          </w:p>
+        </w:tc>
+        <w:tc>
+          <w:tcPr/>
+          <w:p>
+            <w:pPr>
+              <w:pStyle w:val="Compact"/>
+            </w:pPr>
+            <w:r>
+              <w:t xml:space="preserve">−35.0</w:t>
+            </w:r>
+          </w:p>
+        </w:tc>
+        <w:tc>
+          <w:tcPr/>
+          <w:p>
+            <w:pPr>
+              <w:pStyle w:val="Compact"/>
+            </w:pPr>
+            <w:r>
+              <w:t xml:space="preserve">6.14</w:t>
+            </w:r>
+          </w:p>
+        </w:tc>
+        <w:tc>
+          <w:tcPr/>
+          <w:p>
+            <w:pPr>
+              <w:pStyle w:val="Compact"/>
+            </w:pPr>
+            <w:r>
+              <w:t xml:space="preserve">−3705</w:t>
+            </w:r>
+          </w:p>
+        </w:tc>
+        <w:tc>
+          <w:tcPr/>
+          <w:p>
+            <w:pPr>
+              <w:pStyle w:val="Compact"/>
+            </w:pPr>
+            <w:r>
+              <w:t xml:space="preserve">−7780</w:t>
+            </w:r>
+          </w:p>
+        </w:tc>
+      </w:tr>
+      <w:tr>
+        <w:tc>
+          <w:tcPr/>
+          <w:p>
+            <w:pPr>
+              <w:pStyle w:val="Compact"/>
+            </w:pPr>
+            <w:r>
+              <w:t xml:space="preserve">4</w:t>
+            </w:r>
+          </w:p>
+        </w:tc>
+        <w:tc>
+          <w:tcPr/>
+          <w:p>
+            <w:pPr>
+              <w:pStyle w:val="Compact"/>
+            </w:pPr>
+            <w:r>
+              <w:t xml:space="preserve">Rota düzeltme</w:t>
+            </w:r>
+          </w:p>
+        </w:tc>
+        <w:tc>
+          <w:tcPr/>
+          <w:p>
+            <w:pPr>
+              <w:pStyle w:val="Compact"/>
+            </w:pPr>
+            <w:r>
+              <w:t xml:space="preserve">324.5</w:t>
+            </w:r>
+          </w:p>
+        </w:tc>
+        <w:tc>
+          <w:tcPr/>
+          <w:p>
+            <w:pPr>
+              <w:pStyle w:val="Compact"/>
+            </w:pPr>
+            <w:r>
+              <w:t xml:space="preserve">−16</w:t>
+            </w:r>
+          </w:p>
+        </w:tc>
+        <w:tc>
+          <w:tcPr/>
+          <w:p>
+            <w:pPr>
+              <w:pStyle w:val="Compact"/>
+            </w:pPr>
+            <w:r>
+              <w:t xml:space="preserve">413</w:t>
+            </w:r>
+          </w:p>
+        </w:tc>
+        <w:tc>
+          <w:tcPr/>
+          <w:p>
+            <w:pPr>
+              <w:pStyle w:val="Compact"/>
+            </w:pPr>
+            <w:r>
+              <w:t xml:space="preserve">1441</w:t>
+            </w:r>
+          </w:p>
+        </w:tc>
+        <w:tc>
+          <w:tcPr/>
+          <w:p>
+            <w:pPr>
+              <w:pStyle w:val="Compact"/>
+            </w:pPr>
+            <w:r>
+              <w:t xml:space="preserve">+288</w:t>
+            </w:r>
+          </w:p>
+        </w:tc>
+        <w:tc>
+          <w:tcPr/>
+          <w:p>
+            <w:pPr>
+              <w:pStyle w:val="Compact"/>
+            </w:pPr>
+            <w:r>
+              <w:t xml:space="preserve">+4.8</w:t>
+            </w:r>
+          </w:p>
+        </w:tc>
+        <w:tc>
+          <w:tcPr/>
+          <w:p>
+            <w:pPr>
+              <w:pStyle w:val="Compact"/>
+            </w:pPr>
+            <w:r>
+              <w:t xml:space="preserve">5.09</w:t>
+            </w:r>
+          </w:p>
+        </w:tc>
+        <w:tc>
+          <w:tcPr/>
+          <w:p>
+            <w:pPr>
+              <w:pStyle w:val="Compact"/>
+            </w:pPr>
+            <w:r>
+              <w:t xml:space="preserve">627</w:t>
+            </w:r>
+          </w:p>
+        </w:tc>
+        <w:tc>
+          <w:tcPr/>
+          <w:p>
+            <w:pPr>
+              <w:pStyle w:val="Compact"/>
+            </w:pPr>
+            <w:r>
+              <w:t xml:space="preserve">1316</w:t>
+            </w:r>
+          </w:p>
+        </w:tc>
+      </w:tr>
+      <w:tr>
+        <w:tc>
+          <w:tcPr/>
+          <w:p>
+            <w:pPr>
+              <w:pStyle w:val="Compact"/>
+            </w:pPr>
+            <w:r>
+              <w:t xml:space="preserve">5</w:t>
+            </w:r>
+          </w:p>
+        </w:tc>
+        <w:tc>
+          <w:tcPr/>
+          <w:p>
+            <w:pPr>
+              <w:pStyle w:val="Compact"/>
+            </w:pPr>
+            <w:r>
+              <w:t xml:space="preserve">Tack</w:t>
+            </w:r>
+          </w:p>
+        </w:tc>
+        <w:tc>
+          <w:tcPr/>
+          <w:p>
+            <w:pPr>
+              <w:pStyle w:val="Compact"/>
+            </w:pPr>
+            <w:r>
+              <w:t xml:space="preserve">50.5</w:t>
+            </w:r>
+          </w:p>
+        </w:tc>
+        <w:tc>
+          <w:tcPr/>
+          <w:p>
+            <w:pPr>
+              <w:pStyle w:val="Compact"/>
+            </w:pPr>
+            <w:r>
+              <w:t xml:space="preserve">+32</w:t>
+            </w:r>
+          </w:p>
+        </w:tc>
+        <w:tc>
+          <w:tcPr/>
+          <w:p>
+            <w:pPr>
+              <w:pStyle w:val="Compact"/>
+            </w:pPr>
+            <w:r>
+              <w:t xml:space="preserve">567</w:t>
+            </w:r>
+          </w:p>
+        </w:tc>
+        <w:tc>
+          <w:tcPr/>
+          <w:p>
+            <w:pPr>
+              <w:pStyle w:val="Compact"/>
+            </w:pPr>
+            <w:r>
+              <w:t xml:space="preserve">907</w:t>
+            </w:r>
+          </w:p>
+        </w:tc>
+        <w:tc>
+          <w:tcPr/>
+          <w:p>
+            <w:pPr>
+              <w:pStyle w:val="Compact"/>
+            </w:pPr>
+            <w:r>
+              <w:t xml:space="preserve">−181</w:t>
+            </w:r>
+          </w:p>
+        </w:tc>
+        <w:tc>
+          <w:tcPr/>
+          <w:p>
+            <w:pPr>
+              <w:pStyle w:val="Compact"/>
+            </w:pPr>
+            <w:r>
+              <w:t xml:space="preserve">+35.0</w:t>
+            </w:r>
+          </w:p>
+        </w:tc>
+        <w:tc>
+          <w:tcPr/>
+          <w:p>
+            <w:pPr>
+              <w:pStyle w:val="Compact"/>
+            </w:pPr>
+            <w:r>
+              <w:t xml:space="preserve">6.02</w:t>
+            </w:r>
+          </w:p>
+        </w:tc>
+        <w:tc>
+          <w:tcPr/>
+          <w:p>
+            <w:pPr>
+              <w:pStyle w:val="Compact"/>
+            </w:pPr>
+            <w:r>
+              <w:t xml:space="preserve">3562</w:t>
+            </w:r>
+          </w:p>
+        </w:tc>
+        <w:tc>
+          <w:tcPr/>
+          <w:p>
+            <w:pPr>
+              <w:pStyle w:val="Compact"/>
+            </w:pPr>
+            <w:r>
+              <w:t xml:space="preserve">7480</w:t>
+            </w:r>
+          </w:p>
+        </w:tc>
+      </w:tr>
+      <w:tr>
+        <w:tc>
+          <w:tcPr/>
+          <w:p>
+            <w:pPr>
+              <w:pStyle w:val="Compact"/>
+            </w:pPr>
+            <w:r>
+              <w:t xml:space="preserve">6</w:t>
+            </w:r>
+          </w:p>
+        </w:tc>
+        <w:tc>
+          <w:tcPr/>
+          <w:p>
+            <w:pPr>
+              <w:pStyle w:val="Compact"/>
+            </w:pPr>
+            <w:r>
+              <w:t xml:space="preserve">Rota düzeltme</w:t>
+            </w:r>
+          </w:p>
+        </w:tc>
+        <w:tc>
+          <w:tcPr/>
+          <w:p>
+            <w:pPr>
+              <w:pStyle w:val="Compact"/>
+            </w:pPr>
+            <w:r>
+              <w:t xml:space="preserve">35.5</w:t>
+            </w:r>
+          </w:p>
+        </w:tc>
+        <w:tc>
+          <w:tcPr/>
+          <w:p>
+            <w:pPr>
+              <w:pStyle w:val="Compact"/>
+            </w:pPr>
+            <w:r>
+              <w:t xml:space="preserve">+16</w:t>
+            </w:r>
+          </w:p>
+        </w:tc>
+        <w:tc>
+          <w:tcPr/>
+          <w:p>
+            <w:pPr>
+              <w:pStyle w:val="Compact"/>
+            </w:pPr>
+            <w:r>
+              <w:t xml:space="preserve">413</w:t>
+            </w:r>
+          </w:p>
+        </w:tc>
+        <w:tc>
+          <w:tcPr/>
+          <w:p>
+            <w:pPr>
+              <w:pStyle w:val="Compact"/>
+            </w:pPr>
+            <w:r>
+              <w:t xml:space="preserve">1441</w:t>
+            </w:r>
+          </w:p>
+        </w:tc>
+        <w:tc>
+          <w:tcPr/>
+          <w:p>
+            <w:pPr>
+              <w:pStyle w:val="Compact"/>
+            </w:pPr>
+            <w:r>
+              <w:t xml:space="preserve">−288</w:t>
+            </w:r>
+          </w:p>
+        </w:tc>
+        <w:tc>
+          <w:tcPr/>
+          <w:p>
+            <w:pPr>
+              <w:pStyle w:val="Compact"/>
+            </w:pPr>
+            <w:r>
+              <w:t xml:space="preserve">−4.8</w:t>
+            </w:r>
+          </w:p>
+        </w:tc>
+        <w:tc>
+          <w:tcPr/>
+          <w:p>
+            <w:pPr>
+              <w:pStyle w:val="Compact"/>
+            </w:pPr>
+            <w:r>
+              <w:t xml:space="preserve">5.18</w:t>
+            </w:r>
+          </w:p>
+        </w:tc>
+        <w:tc>
+          <w:tcPr/>
+          <w:p>
+            <w:pPr>
+              <w:pStyle w:val="Compact"/>
+            </w:pPr>
+            <w:r>
+              <w:t xml:space="preserve">−649</w:t>
+            </w:r>
+          </w:p>
+        </w:tc>
+        <w:tc>
+          <w:tcPr/>
+          <w:p>
+            <w:pPr>
+              <w:pStyle w:val="Compact"/>
+            </w:pPr>
+            <w:r>
+              <w:t xml:space="preserve">−1363</w:t>
+            </w:r>
+          </w:p>
+        </w:tc>
+      </w:tr>
+      <w:tr>
+        <w:tc>
+          <w:tcPr/>
+          <w:p>
+            <w:pPr>
+              <w:pStyle w:val="Compact"/>
+            </w:pPr>
+            <w:r>
+              <w:t xml:space="preserve">7</w:t>
+            </w:r>
+          </w:p>
+        </w:tc>
+        <w:tc>
+          <w:tcPr/>
+          <w:p>
+            <w:pPr>
+              <w:pStyle w:val="Compact"/>
+            </w:pPr>
+            <w:r>
+              <w:t xml:space="preserve">Tack</w:t>
+            </w:r>
+          </w:p>
+        </w:tc>
+        <w:tc>
+          <w:tcPr/>
+          <w:p>
+            <w:pPr>
+              <w:pStyle w:val="Compact"/>
+            </w:pPr>
+            <w:r>
+              <w:t xml:space="preserve">279.5</w:t>
+            </w:r>
+          </w:p>
+        </w:tc>
+        <w:tc>
+          <w:tcPr/>
+          <w:p>
+            <w:pPr>
+              <w:pStyle w:val="Compact"/>
+            </w:pPr>
+            <w:r>
+              <w:t xml:space="preserve">−46</w:t>
+            </w:r>
+          </w:p>
+        </w:tc>
+        <w:tc>
+          <w:tcPr/>
+          <w:p>
+            <w:pPr>
+              <w:pStyle w:val="Compact"/>
+            </w:pPr>
+            <w:r>
+              <w:t xml:space="preserve">767</w:t>
+            </w:r>
+          </w:p>
+        </w:tc>
+        <w:tc>
+          <w:tcPr/>
+          <w:p>
+            <w:pPr>
+              <w:pStyle w:val="Compact"/>
+            </w:pPr>
+            <w:r>
+              <w:t xml:space="preserve">740</w:t>
+            </w:r>
+          </w:p>
+        </w:tc>
+        <w:tc>
+          <w:tcPr/>
+          <w:p>
+            <w:pPr>
+              <w:pStyle w:val="Compact"/>
+            </w:pPr>
+            <w:r>
+              <w:t xml:space="preserve">+148</w:t>
+            </w:r>
+          </w:p>
+        </w:tc>
+        <w:tc>
+          <w:tcPr/>
+          <w:p>
+            <w:pPr>
+              <w:pStyle w:val="Compact"/>
+            </w:pPr>
+            <w:r>
+              <w:t xml:space="preserve">−35.0</w:t>
+            </w:r>
+          </w:p>
+        </w:tc>
+        <w:tc>
+          <w:tcPr/>
+          <w:p>
+            <w:pPr>
+              <w:pStyle w:val="Compact"/>
+            </w:pPr>
+            <w:r>
+              <w:t xml:space="preserve">5.32</w:t>
+            </w:r>
+          </w:p>
+        </w:tc>
+        <w:tc>
+          <w:tcPr/>
+          <w:p>
+            <w:pPr>
+              <w:pStyle w:val="Compact"/>
+            </w:pPr>
+            <w:r>
+              <w:t xml:space="preserve">−2786</w:t>
+            </w:r>
+          </w:p>
+        </w:tc>
+        <w:tc>
+          <w:tcPr/>
+          <w:p>
+            <w:pPr>
+              <w:pStyle w:val="Compact"/>
+            </w:pPr>
+            <w:r>
+              <w:t xml:space="preserve">−5850</w:t>
+            </w:r>
+          </w:p>
+        </w:tc>
+      </w:tr>
+      <w:tr>
+        <w:tc>
+          <w:tcPr/>
+          <w:p>
+            <w:pPr>
+              <w:pStyle w:val="Compact"/>
+            </w:pPr>
+            <w:r>
+              <w:t xml:space="preserve">8</w:t>
+            </w:r>
+          </w:p>
+        </w:tc>
+        <w:tc>
+          <w:tcPr/>
+          <w:p>
+            <w:pPr>
+              <w:pStyle w:val="Compact"/>
+            </w:pPr>
+            <w:r>
+              <w:t xml:space="preserve">Rota düzeltme</w:t>
+            </w:r>
+          </w:p>
+        </w:tc>
+        <w:tc>
+          <w:tcPr/>
+          <w:p>
+            <w:pPr>
+              <w:pStyle w:val="Compact"/>
+            </w:pPr>
+            <w:r>
+              <w:t xml:space="preserve">309.5</w:t>
+            </w:r>
+          </w:p>
+        </w:tc>
+        <w:tc>
+          <w:tcPr/>
+          <w:p>
+            <w:pPr>
+              <w:pStyle w:val="Compact"/>
+            </w:pPr>
+            <w:r>
+              <w:t xml:space="preserve">−32</w:t>
+            </w:r>
+          </w:p>
+        </w:tc>
+        <w:tc>
+          <w:tcPr/>
+          <w:p>
+            <w:pPr>
+              <w:pStyle w:val="Compact"/>
+            </w:pPr>
+            <w:r>
+              <w:t xml:space="preserve">567</w:t>
+            </w:r>
+          </w:p>
+        </w:tc>
+        <w:tc>
+          <w:tcPr/>
+          <w:p>
+            <w:pPr>
+              <w:pStyle w:val="Compact"/>
+            </w:pPr>
+            <w:r>
+              <w:t xml:space="preserve">907</w:t>
+            </w:r>
+          </w:p>
+        </w:tc>
+        <w:tc>
+          <w:tcPr/>
+          <w:p>
+            <w:pPr>
+              <w:pStyle w:val="Compact"/>
+            </w:pPr>
+            <w:r>
+              <w:t xml:space="preserve">+181</w:t>
+            </w:r>
+          </w:p>
+        </w:tc>
+        <w:tc>
+          <w:tcPr/>
+          <w:p>
+            <w:pPr>
+              <w:pStyle w:val="Compact"/>
+            </w:pPr>
+            <w:r>
+              <w:t xml:space="preserve">+7.9</w:t>
+            </w:r>
+          </w:p>
+        </w:tc>
+        <w:tc>
+          <w:tcPr/>
+          <w:p>
+            <w:pPr>
+              <w:pStyle w:val="Compact"/>
+            </w:pPr>
+            <w:r>
+              <w:t xml:space="preserve">5.85</w:t>
+            </w:r>
+          </w:p>
+        </w:tc>
+        <w:tc>
+          <w:tcPr/>
+          <w:p>
+            <w:pPr>
+              <w:pStyle w:val="Compact"/>
+            </w:pPr>
+            <w:r>
+              <w:t xml:space="preserve">1351</w:t>
+            </w:r>
+          </w:p>
+        </w:tc>
+        <w:tc>
+          <w:tcPr/>
+          <w:p>
+            <w:pPr>
+              <w:pStyle w:val="Compact"/>
+            </w:pPr>
+            <w:r>
+              <w:t xml:space="preserve">2837</w:t>
+            </w:r>
+          </w:p>
+        </w:tc>
+      </w:tr>
+    </w:tbl>
+    <w:p>
+      <w:pPr>
+        <w:pStyle w:val="BodyText"/>
+      </w:pPr>
+      <w:r>
+        <w:t xml:space="preserve">Tack’lerde dümen 5.9–7.8 kN·m’lik bir moment üretir; bu, yelkenin orsaya kaçma momentinin (≈ 150–290 N·m) 25–50 katıdır ve tekneyi ölü açının içinden geçirir. Orsaya çıkıldığında (ψ* = 35.5°) itki 567 N’den 413 N’ye düşer, yan kuvvet 907 N’den 1441 N’ye çıkar: tekne rüzgara daha dik gider ama daha yavaştır.</w:t>
+      </w:r>
+    </w:p>
+    <w:p>
+      <w:pPr>
         <w:pStyle w:val="CaptionedFigure"/>
       </w:pPr>
       <w:r>
@@ -11134,18 +18394,18 @@
           <wp:inline>
             <wp:extent cx="5334000" cy="4533899"/>
             <wp:effectExtent b="0" l="0" r="0" t="0"/>
-            <wp:docPr descr="S4 zaman serileri: pruva, yelken, dümen, hız" title="" id="37" name="Picture"/>
+            <wp:docPr descr="S4 zaman serileri: pruva, yelken, dümen, hız" title="" id="43" name="Picture"/>
             <a:graphic>
               <a:graphicData uri="http://schemas.openxmlformats.org/drawingml/2006/picture">
                 <pic:pic>
                   <pic:nvPicPr>
-                    <pic:cNvPr descr="docs/figures/timeseries_S4_U8.png" id="38" name="Picture"/>
+                    <pic:cNvPr descr="docs/figures/timeseries_S4_U8.png" id="44" name="Picture"/>
                     <pic:cNvPicPr>
                       <a:picLocks noChangeArrowheads="1" noChangeAspect="1"/>
                     </pic:cNvPicPr>
                   </pic:nvPicPr>
                   <pic:blipFill>
-                    <a:blip r:embed="rId36"/>
+                    <a:blip r:embed="rId42"/>
                     <a:stretch>
                       <a:fillRect/>
                     </a:stretch>
@@ -11180,8 +18440,8 @@
         <w:t xml:space="preserve">S4 zaman serileri: pruva, yelken, dümen, hız</w:t>
       </w:r>
     </w:p>
-    <w:bookmarkEnd w:id="39"/>
-    <w:bookmarkStart w:id="43" w:name="Xb000da6d1b2a8c2316d613c19cabcfd735ad0bb"/>
+    <w:bookmarkEnd w:id="45"/>
+    <w:bookmarkStart w:id="49" w:name="Xb000da6d1b2a8c2316d613c19cabcfd735ad0bb"/>
     <w:p>
       <w:pPr>
         <w:pStyle w:val="Heading3"/>
@@ -12974,18 +20234,18 @@
           <wp:inline>
             <wp:extent cx="5334000" cy="5334000"/>
             <wp:effectExtent b="0" l="0" r="0" t="0"/>
-            <wp:docPr descr="Kare rota" title="" id="41" name="Picture"/>
+            <wp:docPr descr="Kare rota" title="" id="47" name="Picture"/>
             <a:graphic>
               <a:graphicData uri="http://schemas.openxmlformats.org/drawingml/2006/picture">
                 <pic:pic>
                   <pic:nvPicPr>
-                    <pic:cNvPr descr="docs/figures/waypoint_square_U8.png" id="42" name="Picture"/>
+                    <pic:cNvPr descr="docs/figures/waypoint_square_U8.png" id="48" name="Picture"/>
                     <pic:cNvPicPr>
                       <a:picLocks noChangeArrowheads="1" noChangeAspect="1"/>
                     </pic:cNvPicPr>
                   </pic:nvPicPr>
                   <pic:blipFill>
-                    <a:blip r:embed="rId40"/>
+                    <a:blip r:embed="rId46"/>
                     <a:stretch>
                       <a:fillRect/>
                     </a:stretch>
@@ -13027,9 +20287,9 @@
         </w:pict>
       </w:r>
     </w:p>
-    <w:bookmarkEnd w:id="43"/>
-    <w:bookmarkEnd w:id="44"/>
-    <w:bookmarkStart w:id="45" w:name="arayüz-hedefe-navigasyon-ekranı"/>
+    <w:bookmarkEnd w:id="49"/>
+    <w:bookmarkEnd w:id="50"/>
+    <w:bookmarkStart w:id="51" w:name="arayüz-hedefe-navigasyon-ekranı"/>
     <w:p>
       <w:pPr>
         <w:pStyle w:val="Heading2"/>
@@ -13260,6 +20520,30 @@
               <w:pStyle w:val="Compact"/>
             </w:pPr>
             <w:r>
+              <w:t xml:space="preserve">Kuvvet ve moment paneli</w:t>
+            </w:r>
+          </w:p>
+        </w:tc>
+        <w:tc>
+          <w:tcPr/>
+          <w:p>
+            <w:pPr>
+              <w:pStyle w:val="Compact"/>
+            </w:pPr>
+            <w:r>
+              <w:t xml:space="preserve">Serbest Seyir ekranında girilen pruva, yelken ve dümen açısı için itki, yan kuvvet, direnç, dümen kuvveti ve momentler formülleriyle birlikte canlı hesaplanır.</w:t>
+            </w:r>
+          </w:p>
+        </w:tc>
+      </w:tr>
+      <w:tr>
+        <w:tc>
+          <w:tcPr/>
+          <w:p>
+            <w:pPr>
+              <w:pStyle w:val="Compact"/>
+            </w:pPr>
+            <w:r>
               <w:t xml:space="preserve">Katamaran animasyonu</w:t>
             </w:r>
           </w:p>
@@ -13331,8 +20615,8 @@
         </w:pict>
       </w:r>
     </w:p>
-    <w:bookmarkEnd w:id="45"/>
-    <w:bookmarkStart w:id="62" w:name="testler-ve-sonuçlar"/>
+    <w:bookmarkEnd w:id="51"/>
+    <w:bookmarkStart w:id="68" w:name="testler-ve-sonuçlar"/>
     <w:p>
       <w:pPr>
         <w:pStyle w:val="Heading2"/>
@@ -13341,13 +20625,13 @@
         <w:t xml:space="preserve">6. Testler ve sonuçlar</w:t>
       </w:r>
     </w:p>
-    <w:bookmarkStart w:id="46" w:name="birim-testleri-93-93"/>
+    <w:bookmarkStart w:id="52" w:name="birim-testleri-102-102"/>
     <w:p>
       <w:pPr>
         <w:pStyle w:val="Heading3"/>
       </w:pPr>
       <w:r>
-        <w:t xml:space="preserve">6.1 Birim testleri (93 / 93 ✔)</w:t>
+        <w:t xml:space="preserve">6.1 Birim testleri (102 / 102 ✔)</w:t>
       </w:r>
     </w:p>
     <w:p>
@@ -13364,7 +20648,7 @@
         <w:t xml:space="preserve"> </w:t>
       </w:r>
       <w:r>
-        <w:t xml:space="preserve">— ölü açıda itki sıfır; iskele/sancak simetrisi; kontra adlandırması; trim verimi tepe değeri ve sınırları; dümen cezası; düz seyirde yol = hız × süre; telemetri hızı = dinamik hız; pozitif dümen → sancağa dönüş; orsaya kaçma yönü; ölü açıda başlayan tekne hareketsiz; surge yakınsaması; auto-trim’in dönüş boyunca yeniden trim yapması.</w:t>
+        <w:t xml:space="preserve">— ölü açıda itki sıfır; iskele/sancak simetrisi; kontra adlandırması; trim verimi tepe değeri ve sınırları; dümen cezası; düz seyirde yol = hız × süre; telemetri hızı = dinamik hız; pozitif dümen → sancağa dönüş; orsaya kaçma yönü; ölü açıda başlayan tekne hareketsiz; surge yakınsaması; auto-trim’in dönüş boyunca yeniden trim yapması; **kararlı hızda kuvvet dengesi (T = D_d + R), net kuvvetin m(V*−v)/τ olması, yelken kuvveti bileşenleri, moment işaretleri ve dengeleyici dümen açısı, ölü açıda kuvvetlerin sıfır olması.**</w:t>
       </w:r>
     </w:p>
     <w:p>
@@ -13394,8 +20678,8 @@
         <w:t xml:space="preserve">ara duraklı rotada tüm durakların ziyareti; rota süre sınırı; yelken açısının rüzgar altı bordasında olması; açı takip tablosunun tack ve ara durakları kaydetmesi.</w:t>
       </w:r>
     </w:p>
-    <w:bookmarkEnd w:id="46"/>
-    <w:bookmarkStart w:id="54" w:name="senaryo-matrisi-24-24"/>
+    <w:bookmarkEnd w:id="52"/>
+    <w:bookmarkStart w:id="60" w:name="senaryo-matrisi-24-24"/>
     <w:p>
       <w:pPr>
         <w:pStyle w:val="Heading3"/>
@@ -13831,7 +21115,7 @@
         <w:pStyle w:val="Compact"/>
         <w:numPr>
           <w:ilvl w:val="0"/>
-          <w:numId w:val="1006"/>
+          <w:numId w:val="1007"/>
         </w:numPr>
       </w:pPr>
       <w:r>
@@ -13850,7 +21134,7 @@
         <w:pStyle w:val="Compact"/>
         <w:numPr>
           <w:ilvl w:val="0"/>
-          <w:numId w:val="1006"/>
+          <w:numId w:val="1007"/>
         </w:numPr>
       </w:pPr>
       <w:r>
@@ -13862,7 +21146,7 @@
         <w:pStyle w:val="Compact"/>
         <w:numPr>
           <w:ilvl w:val="0"/>
-          <w:numId w:val="1006"/>
+          <w:numId w:val="1007"/>
         </w:numPr>
       </w:pPr>
       <w:r>
@@ -13871,7 +21155,7 @@
       <w:r>
         <w:t xml:space="preserve"> </w:t>
       </w:r>
-      <w:hyperlink r:id="rId47">
+      <w:hyperlink r:id="rId53">
         <w:r>
           <w:rPr>
             <w:rStyle w:val="Hyperlink"/>
@@ -13892,18 +21176,18 @@
           <wp:inline>
             <wp:extent cx="5334000" cy="3429000"/>
             <wp:effectExtent b="0" l="0" r="0" t="0"/>
-            <wp:docPr descr="Rotalar, U = 8 m/s" title="" id="49" name="Picture"/>
+            <wp:docPr descr="Rotalar, U = 8 m/s" title="" id="55" name="Picture"/>
             <a:graphic>
               <a:graphicData uri="http://schemas.openxmlformats.org/drawingml/2006/picture">
                 <pic:pic>
                   <pic:nvPicPr>
-                    <pic:cNvPr descr="docs/figures/trajectories_U8.png" id="50" name="Picture"/>
+                    <pic:cNvPr descr="docs/figures/trajectories_U8.png" id="56" name="Picture"/>
                     <pic:cNvPicPr>
                       <a:picLocks noChangeArrowheads="1" noChangeAspect="1"/>
                     </pic:cNvPicPr>
                   </pic:nvPicPr>
                   <pic:blipFill>
-                    <a:blip r:embed="rId48"/>
+                    <a:blip r:embed="rId54"/>
                     <a:stretch>
                       <a:fillRect/>
                     </a:stretch>
@@ -13947,18 +21231,18 @@
           <wp:inline>
             <wp:extent cx="5334000" cy="2909454"/>
             <wp:effectExtent b="0" l="0" r="0" t="0"/>
-            <wp:docPr descr="Hafif ve kuvvetli rüzgarda tam rüzgar üstü" title="" id="52" name="Picture"/>
+            <wp:docPr descr="Hafif ve kuvvetli rüzgarda tam rüzgar üstü" title="" id="58" name="Picture"/>
             <a:graphic>
               <a:graphicData uri="http://schemas.openxmlformats.org/drawingml/2006/picture">
                 <pic:pic>
                   <pic:nvPicPr>
-                    <pic:cNvPr descr="docs/figures/upwind_light_vs_strong.png" id="53" name="Picture"/>
+                    <pic:cNvPr descr="docs/figures/upwind_light_vs_strong.png" id="59" name="Picture"/>
                     <pic:cNvPicPr>
                       <a:picLocks noChangeArrowheads="1" noChangeAspect="1"/>
                     </pic:cNvPicPr>
                   </pic:nvPicPr>
                   <pic:blipFill>
-                    <a:blip r:embed="rId51"/>
+                    <a:blip r:embed="rId57"/>
                     <a:stretch>
                       <a:fillRect/>
                     </a:stretch>
@@ -13993,8 +21277,8 @@
         <w:t xml:space="preserve">Hafif ve kuvvetli rüzgarda tam rüzgar üstü</w:t>
       </w:r>
     </w:p>
-    <w:bookmarkEnd w:id="54"/>
-    <w:bookmarkStart w:id="59" w:name="erişilebilirlik-48-48"/>
+    <w:bookmarkEnd w:id="60"/>
+    <w:bookmarkStart w:id="65" w:name="erişilebilirlik-48-48"/>
     <w:p>
       <w:pPr>
         <w:pStyle w:val="Heading3"/>
@@ -14025,7 +21309,7 @@
       <w:r>
         <w:t xml:space="preserve"> </w:t>
       </w:r>
-      <w:hyperlink r:id="rId55">
+      <w:hyperlink r:id="rId61">
         <w:r>
           <w:rPr>
             <w:rStyle w:val="Hyperlink"/>
@@ -14046,18 +21330,18 @@
           <wp:inline>
             <wp:extent cx="5334000" cy="2667000"/>
             <wp:effectExtent b="0" l="0" r="0" t="0"/>
-            <wp:docPr descr="Erişilebilirlik" title="" id="57" name="Picture"/>
+            <wp:docPr descr="Erişilebilirlik" title="" id="63" name="Picture"/>
             <a:graphic>
               <a:graphicData uri="http://schemas.openxmlformats.org/drawingml/2006/picture">
                 <pic:pic>
                   <pic:nvPicPr>
-                    <pic:cNvPr descr="docs/figures/reachability.png" id="58" name="Picture"/>
+                    <pic:cNvPr descr="docs/figures/reachability.png" id="64" name="Picture"/>
                     <pic:cNvPicPr>
                       <a:picLocks noChangeArrowheads="1" noChangeAspect="1"/>
                     </pic:cNvPicPr>
                   </pic:nvPicPr>
                   <pic:blipFill>
-                    <a:blip r:embed="rId56"/>
+                    <a:blip r:embed="rId62"/>
                     <a:stretch>
                       <a:fillRect/>
                     </a:stretch>
@@ -14092,8 +21376,8 @@
         <w:t xml:space="preserve">Erişilebilirlik</w:t>
       </w:r>
     </w:p>
-    <w:bookmarkEnd w:id="59"/>
-    <w:bookmarkStart w:id="60" w:name="uç-durumlar-u-8-ms-aksi-belirtilmedikçe"/>
+    <w:bookmarkEnd w:id="65"/>
+    <w:bookmarkStart w:id="66" w:name="uç-durumlar-u-8-ms-aksi-belirtilmedikçe"/>
     <w:p>
       <w:pPr>
         <w:pStyle w:val="Heading3"/>
@@ -14801,8 +22085,8 @@
         </w:tc>
       </w:tr>
     </w:tbl>
-    <w:bookmarkEnd w:id="60"/>
-    <w:bookmarkStart w:id="61" w:name="Xbedcf99fa05b0cabe52377846490038ba7c1a93"/>
+    <w:bookmarkEnd w:id="66"/>
+    <w:bookmarkStart w:id="67" w:name="Xbedcf99fa05b0cabe52377846490038ba7c1a93"/>
     <w:p>
       <w:pPr>
         <w:pStyle w:val="Heading3"/>
@@ -15299,9 +22583,9 @@
         </w:pict>
       </w:r>
     </w:p>
-    <w:bookmarkEnd w:id="61"/>
-    <w:bookmarkEnd w:id="62"/>
-    <w:bookmarkStart w:id="63" w:name="sonuç"/>
+    <w:bookmarkEnd w:id="67"/>
+    <w:bookmarkEnd w:id="68"/>
+    <w:bookmarkStart w:id="69" w:name="sonuç"/>
     <w:p>
       <w:pPr>
         <w:pStyle w:val="Heading2"/>
@@ -15333,8 +22617,8 @@
         </w:pict>
       </w:r>
     </w:p>
-    <w:bookmarkEnd w:id="63"/>
-    <w:bookmarkStart w:id="64" w:name="model-sınırlamaları"/>
+    <w:bookmarkEnd w:id="69"/>
+    <w:bookmarkStart w:id="70" w:name="model-sınırlamaları"/>
     <w:p>
       <w:pPr>
         <w:pStyle w:val="Heading2"/>
@@ -15690,6 +22974,134 @@
             <w:pPr>
               <w:pStyle w:val="Compact"/>
             </w:pPr>
+            <w:r>
+              <w:t xml:space="preserve">Rüzgar altı polar hız oranları iyimser</w:t>
+            </w:r>
+          </w:p>
+        </w:tc>
+        <w:tc>
+          <w:tcPr/>
+          <w:p>
+            <w:pPr>
+              <w:pStyle w:val="Compact"/>
+            </w:pPr>
+            <w:r>
+              <w:t xml:space="preserve">Kuvvet kontrolünde geniş apaz/pupada</w:t>
+            </w:r>
+            <w:r>
+              <w:t xml:space="preserve"> </w:t>
+            </w:r>
+            <m:oMath>
+              <m:sSub>
+                <m:e>
+                  <m:r>
+                    <m:t>C</m:t>
+                  </m:r>
+                </m:e>
+                <m:sub>
+                  <m:r>
+                    <m:t>N</m:t>
+                  </m:r>
+                </m:sub>
+              </m:sSub>
+            </m:oMath>
+            <w:r>
+              <w:t xml:space="preserve"> </w:t>
+            </w:r>
+            <w:r>
+              <w:t xml:space="preserve">&gt; 1.5 (Bölüm 3.1)</w:t>
+            </w:r>
+          </w:p>
+        </w:tc>
+        <w:tc>
+          <w:tcPr/>
+          <w:p>
+            <w:pPr>
+              <w:pStyle w:val="Compact"/>
+            </w:pPr>
+            <w:r>
+              <w:t xml:space="preserve">Poları görünür rüzgara göre yeniden kalibre etmek</w:t>
+            </w:r>
+          </w:p>
+        </w:tc>
+      </w:tr>
+      <w:tr>
+        <w:tc>
+          <w:tcPr/>
+          <w:p>
+            <w:pPr>
+              <w:pStyle w:val="Compact"/>
+            </w:pPr>
+            <w:r>
+              <w:t xml:space="preserve">Fiziksel parametreler (m, A_y, A_d, e) varsayımdır; gövde direnci doğrusal</w:t>
+            </w:r>
+          </w:p>
+        </w:tc>
+        <w:tc>
+          <w:tcPr/>
+          <w:p>
+            <w:pPr>
+              <w:pStyle w:val="Compact"/>
+            </w:pPr>
+            <w:r>
+              <w:t xml:space="preserve">Kuvvetlerin mutlak değeri bu parametrelere bağlıdır</w:t>
+            </w:r>
+          </w:p>
+        </w:tc>
+        <w:tc>
+          <w:tcPr/>
+          <w:p>
+            <w:pPr>
+              <w:pStyle w:val="Compact"/>
+            </w:pPr>
+            <w:r>
+              <w:t xml:space="preserve">Tekne ölçüleri ve deney verisiyle güncellemek</w:t>
+            </w:r>
+          </w:p>
+        </w:tc>
+      </w:tr>
+      <w:tr>
+        <w:tc>
+          <w:tcPr/>
+          <w:p>
+            <w:pPr>
+              <w:pStyle w:val="Compact"/>
+            </w:pPr>
+            <w:r>
+              <w:t xml:space="preserve">Kinematik dönüş dümen stall’unu içermez</w:t>
+            </w:r>
+          </w:p>
+        </w:tc>
+        <w:tc>
+          <w:tcPr/>
+          <w:p>
+            <w:pPr>
+              <w:pStyle w:val="Compact"/>
+            </w:pPr>
+            <w:r>
+              <w:t xml:space="preserve">20°’nin üzerinde dönüş hızı fazla tahmin edilir</w:t>
+            </w:r>
+          </w:p>
+        </w:tc>
+        <w:tc>
+          <w:tcPr/>
+          <w:p>
+            <w:pPr>
+              <w:pStyle w:val="Compact"/>
+            </w:pPr>
+            <w:r>
+              <w:t xml:space="preserve">Dümen kuvvetine dayalı yaw dinamiği</w:t>
+            </w:r>
+          </w:p>
+        </w:tc>
+      </w:tr>
+      <w:tr>
+        <w:tc>
+          <w:tcPr/>
+          <w:p>
+            <w:pPr>
+              <w:pStyle w:val="Compact"/>
+            </w:pPr>
             <m:oMath>
               <m:r>
                 <m:t>τ</m:t>
@@ -15784,8 +23196,8 @@
         </w:pict>
       </w:r>
     </w:p>
-    <w:bookmarkEnd w:id="64"/>
-    <w:bookmarkStart w:id="65" w:name="yeniden-üretme"/>
+    <w:bookmarkEnd w:id="70"/>
+    <w:bookmarkStart w:id="71" w:name="yeniden-üretme"/>
     <w:p>
       <w:pPr>
         <w:pStyle w:val="Heading2"/>
@@ -15958,8 +23370,8 @@
         </w:pict>
       </w:r>
     </w:p>
-    <w:bookmarkEnd w:id="65"/>
-    <w:bookmarkStart w:id="67" w:name="Xa00fb9bb2c669d4642a3b03f6d535b180a709e6"/>
+    <w:bookmarkEnd w:id="71"/>
+    <w:bookmarkStart w:id="73" w:name="Xa00fb9bb2c669d4642a3b03f6d535b180a709e6"/>
     <w:p>
       <w:pPr>
         <w:pStyle w:val="Heading2"/>
@@ -15978,7 +23390,7 @@
       <w:r>
         <w:t xml:space="preserve"> </w:t>
       </w:r>
-      <w:hyperlink r:id="rId66">
+      <w:hyperlink r:id="rId72">
         <w:r>
           <w:rPr>
             <w:rStyle w:val="Hyperlink"/>
@@ -16403,8 +23815,8 @@
         </w:tc>
       </w:tr>
     </w:tbl>
-    <w:bookmarkEnd w:id="67"/>
-    <w:bookmarkEnd w:id="68"/>
+    <w:bookmarkEnd w:id="73"/>
+    <w:bookmarkEnd w:id="74"/>
     <w:sectPr>
       <w:footnotePr>
         <w:numRestart w:val="eachSect"/>
@@ -16740,7 +24152,34 @@
     </w:lvlOverride>
   </w:num>
   <w:num w:numId="1003">
-    <w:abstractNumId w:val="991"/>
+    <w:abstractNumId w:val="99411"/>
+    <w:lvlOverride w:ilvl="0">
+      <w:startOverride w:val="1"/>
+    </w:lvlOverride>
+    <w:lvlOverride w:ilvl="1">
+      <w:startOverride w:val="1"/>
+    </w:lvlOverride>
+    <w:lvlOverride w:ilvl="2">
+      <w:startOverride w:val="1"/>
+    </w:lvlOverride>
+    <w:lvlOverride w:ilvl="3">
+      <w:startOverride w:val="1"/>
+    </w:lvlOverride>
+    <w:lvlOverride w:ilvl="4">
+      <w:startOverride w:val="1"/>
+    </w:lvlOverride>
+    <w:lvlOverride w:ilvl="5">
+      <w:startOverride w:val="1"/>
+    </w:lvlOverride>
+    <w:lvlOverride w:ilvl="6">
+      <w:startOverride w:val="1"/>
+    </w:lvlOverride>
+    <w:lvlOverride w:ilvl="7">
+      <w:startOverride w:val="1"/>
+    </w:lvlOverride>
+    <w:lvlOverride w:ilvl="8">
+      <w:startOverride w:val="1"/>
+    </w:lvlOverride>
   </w:num>
   <w:num w:numId="1004">
     <w:abstractNumId w:val="991"/>
@@ -16749,6 +24188,9 @@
     <w:abstractNumId w:val="991"/>
   </w:num>
   <w:num w:numId="1006">
+    <w:abstractNumId w:val="991"/>
+  </w:num>
+  <w:num w:numId="1007">
     <w:abstractNumId w:val="991"/>
   </w:num>
 </w:numbering>
